--- a/SDC project omschrijving.docx
+++ b/SDC project omschrijving.docx
@@ -128,7 +128,7 @@
                               <w:txbxContent>
                                 <w:p>
                                   <w:pPr>
-                                    <w:pStyle w:val="699"/>
+                                    <w:pStyle w:val="887"/>
                                     <w:pBdr/>
                                     <w:spacing/>
                                     <w:ind/>
@@ -145,6 +145,13 @@
                                       <w:szCs w:val="96"/>
                                     </w:rPr>
                                     <w:t xml:space="preserve">Project 7/8</w:t>
+                                  </w:r>
+                                  <w:r>
+                                    <w:rPr>
+                                      <w:color w:val="ffffff" w:themeColor="background1"/>
+                                      <w:sz w:val="96"/>
+                                      <w:szCs w:val="96"/>
+                                    </w:rPr>
                                   </w:r>
                                   <w:r>
                                     <w:rPr>
@@ -179,7 +186,7 @@
                               <w:txbxContent>
                                 <w:p>
                                   <w:pPr>
-                                    <w:pStyle w:val="699"/>
+                                    <w:pStyle w:val="887"/>
                                     <w:pBdr/>
                                     <w:spacing w:line="276" w:lineRule="auto"/>
                                     <w:ind/>
@@ -210,10 +217,19 @@
                                       <w:szCs w:val="24"/>
                                     </w:rPr>
                                   </w:r>
+                                  <w:r>
+                                    <w:rPr>
+                                      <w:b/>
+                                      <w:bCs/>
+                                      <w:color w:val="ffffff" w:themeColor="background1"/>
+                                      <w:sz w:val="24"/>
+                                      <w:szCs w:val="24"/>
+                                    </w:rPr>
+                                  </w:r>
                                 </w:p>
                                 <w:p>
                                   <w:pPr>
-                                    <w:pStyle w:val="699"/>
+                                    <w:pStyle w:val="887"/>
                                     <w:pBdr/>
                                     <w:spacing w:line="276" w:lineRule="auto"/>
                                     <w:ind/>
@@ -254,10 +270,19 @@
                                       <w:szCs w:val="24"/>
                                     </w:rPr>
                                   </w:r>
+                                  <w:r>
+                                    <w:rPr>
+                                      <w:b/>
+                                      <w:bCs/>
+                                      <w:color w:val="ffffff" w:themeColor="background1"/>
+                                      <w:sz w:val="24"/>
+                                      <w:szCs w:val="24"/>
+                                    </w:rPr>
+                                  </w:r>
                                 </w:p>
                                 <w:p>
                                   <w:pPr>
-                                    <w:pStyle w:val="699"/>
+                                    <w:pStyle w:val="887"/>
                                     <w:pBdr/>
                                     <w:spacing w:line="276" w:lineRule="auto"/>
                                     <w:ind/>
@@ -298,10 +323,19 @@
                                       <w:szCs w:val="24"/>
                                     </w:rPr>
                                   </w:r>
+                                  <w:r>
+                                    <w:rPr>
+                                      <w:b/>
+                                      <w:bCs/>
+                                      <w:color w:val="ffffff" w:themeColor="background1"/>
+                                      <w:sz w:val="24"/>
+                                      <w:szCs w:val="24"/>
+                                    </w:rPr>
+                                  </w:r>
                                 </w:p>
                                 <w:p>
                                   <w:pPr>
-                                    <w:pStyle w:val="699"/>
+                                    <w:pStyle w:val="887"/>
                                     <w:pBdr/>
                                     <w:spacing w:line="276" w:lineRule="auto"/>
                                     <w:ind/>
@@ -342,10 +376,19 @@
                                       <w:szCs w:val="24"/>
                                     </w:rPr>
                                   </w:r>
+                                  <w:r>
+                                    <w:rPr>
+                                      <w:b/>
+                                      <w:bCs/>
+                                      <w:color w:val="ffffff" w:themeColor="background1"/>
+                                      <w:sz w:val="24"/>
+                                      <w:szCs w:val="24"/>
+                                    </w:rPr>
+                                  </w:r>
                                 </w:p>
                                 <w:p>
                                   <w:pPr>
-                                    <w:pStyle w:val="699"/>
+                                    <w:pStyle w:val="887"/>
                                     <w:pBdr/>
                                     <w:spacing w:line="276" w:lineRule="auto"/>
                                     <w:ind/>
@@ -374,23 +417,10 @@
                                       <w:color w:val="ffffff" w:themeColor="background1"/>
                                       <w:sz w:val="24"/>
                                       <w:szCs w:val="24"/>
+                                      <w:lang w:val="en-US"/>
                                     </w:rPr>
+                                    <w:t xml:space="preserve"> (1079471)</w:t>
                                   </w:r>
-                                </w:p>
-                                <w:p>
-                                  <w:pPr>
-                                    <w:pStyle w:val="699"/>
-                                    <w:pBdr/>
-                                    <w:spacing w:line="276" w:lineRule="auto"/>
-                                    <w:ind/>
-                                    <w:rPr>
-                                      <w:b/>
-                                      <w:bCs/>
-                                      <w:color w:val="ffffff" w:themeColor="background1"/>
-                                      <w:sz w:val="24"/>
-                                      <w:szCs w:val="24"/>
-                                    </w:rPr>
-                                  </w:pPr>
                                   <w:r>
                                     <w:rPr>
                                       <w:b/>
@@ -399,7 +429,6 @@
                                       <w:sz w:val="24"/>
                                       <w:szCs w:val="24"/>
                                     </w:rPr>
-                                    <w:t xml:space="preserve">RDW test centrum Lelystand</w:t>
                                   </w:r>
                                   <w:r>
                                     <w:rPr>
@@ -413,11 +442,12 @@
                                 </w:p>
                                 <w:p>
                                   <w:pPr>
-                                    <w:pStyle w:val="699"/>
+                                    <w:pStyle w:val="887"/>
                                     <w:pBdr/>
                                     <w:spacing w:line="276" w:lineRule="auto"/>
                                     <w:ind/>
                                     <w:rPr>
+                                      <w:rFonts w:ascii="Aptos" w:hAnsi="Aptos"/>
                                       <w:b/>
                                       <w:bCs/>
                                       <w:color w:val="ffffff" w:themeColor="background1"/>
@@ -427,16 +457,231 @@
                                   </w:pPr>
                                   <w:r>
                                     <w:rPr>
+                                      <w:rFonts w:ascii="Aptos" w:hAnsi="Aptos"/>
                                       <w:b/>
                                       <w:bCs/>
                                       <w:color w:val="ffffff" w:themeColor="background1"/>
                                       <w:sz w:val="24"/>
                                       <w:szCs w:val="24"/>
                                     </w:rPr>
-                                    <w:t xml:space="preserve">13/02/2026</w:t>
+                                    <w:t xml:space="preserve">Sandra </w:t>
                                   </w:r>
                                   <w:r>
                                     <w:rPr>
+                                      <w:rFonts w:ascii="Aptos" w:hAnsi="Aptos"/>
+                                      <w:b/>
+                                      <w:bCs/>
+                                      <w:color w:val="ffffff" w:themeColor="background1"/>
+                                      <w:sz w:val="24"/>
+                                      <w:szCs w:val="24"/>
+                                    </w:rPr>
+                                    <w:t xml:space="preserve">Hekkelman</w:t>
+                                  </w:r>
+                                  <w:r>
+                                    <w:rPr>
+                                      <w:rFonts w:ascii="Aptos" w:hAnsi="Aptos"/>
+                                      <w:b/>
+                                      <w:bCs/>
+                                      <w:color w:val="ffffff" w:themeColor="background1"/>
+                                      <w:sz w:val="24"/>
+                                      <w:szCs w:val="24"/>
+                                    </w:rPr>
+                                    <w:t xml:space="preserve"> &amp;</w:t>
+                                  </w:r>
+                                  <w:r>
+                                    <w:rPr>
+                                      <w:rFonts w:ascii="Aptos" w:hAnsi="Aptos"/>
+                                      <w:b/>
+                                      <w:bCs/>
+                                      <w:color w:val="ffffff" w:themeColor="background1"/>
+                                      <w:sz w:val="24"/>
+                                      <w:szCs w:val="24"/>
+                                    </w:rPr>
+                                  </w:r>
+                                  <w:r>
+                                    <w:rPr>
+                                      <w:rFonts w:ascii="Aptos" w:hAnsi="Aptos"/>
+                                      <w:b/>
+                                      <w:bCs/>
+                                      <w:color w:val="ffffff" w:themeColor="background1"/>
+                                      <w:sz w:val="24"/>
+                                      <w:szCs w:val="24"/>
+                                    </w:rPr>
+                                  </w:r>
+                                </w:p>
+                                <w:p>
+                                  <w:pPr>
+                                    <w:pStyle w:val="887"/>
+                                    <w:pBdr>
+                                      <w:bottom w:val="single" w:color="000000" w:sz="6" w:space="0"/>
+                                    </w:pBdr>
+                                    <w:spacing w:line="276" w:lineRule="auto"/>
+                                    <w:ind/>
+                                    <w:rPr>
+                                      <w:rFonts w:ascii="Aptos" w:hAnsi="Aptos"/>
+                                      <w:b/>
+                                      <w:bCs/>
+                                      <w:color w:val="ffffff" w:themeColor="background1"/>
+                                      <w:sz w:val="24"/>
+                                      <w:szCs w:val="24"/>
+                                    </w:rPr>
+                                  </w:pPr>
+                                  <w:r>
+                                    <w:rPr>
+                                      <w:rFonts w:ascii="Aptos" w:hAnsi="Aptos"/>
+                                      <w:b/>
+                                      <w:bCs/>
+                                      <w:color w:val="ffffff" w:themeColor="background1"/>
+                                      <w:sz w:val="24"/>
+                                      <w:szCs w:val="24"/>
+                                    </w:rPr>
+                                    <w:t xml:space="preserve">Wouter Volders</w:t>
+                                  </w:r>
+                                  <w:r>
+                                    <w:rPr>
+                                      <w:rFonts w:ascii="Aptos" w:hAnsi="Aptos"/>
+                                      <w:b/>
+                                      <w:bCs/>
+                                      <w:color w:val="ffffff" w:themeColor="background1"/>
+                                      <w:sz w:val="24"/>
+                                      <w:szCs w:val="24"/>
+                                    </w:rPr>
+                                  </w:r>
+                                  <w:r>
+                                    <w:rPr>
+                                      <w:rFonts w:ascii="Aptos" w:hAnsi="Aptos"/>
+                                      <w:b/>
+                                      <w:bCs/>
+                                      <w:color w:val="ffffff" w:themeColor="background1"/>
+                                      <w:sz w:val="24"/>
+                                      <w:szCs w:val="24"/>
+                                    </w:rPr>
+                                  </w:r>
+                                </w:p>
+                                <w:p>
+                                  <w:pPr>
+                                    <w:pStyle w:val="887"/>
+                                    <w:pBdr/>
+                                    <w:spacing w:line="276" w:lineRule="auto"/>
+                                    <w:ind/>
+                                    <w:rPr>
+                                      <w:rFonts w:ascii="Aptos" w:hAnsi="Aptos"/>
+                                      <w:b/>
+                                      <w:bCs/>
+                                      <w:color w:val="ffffff" w:themeColor="background1"/>
+                                      <w:sz w:val="24"/>
+                                      <w:szCs w:val="24"/>
+                                    </w:rPr>
+                                  </w:pPr>
+                                  <w:r>
+                                    <w:rPr>
+                                      <w:rFonts w:ascii="Aptos" w:hAnsi="Aptos"/>
+                                      <w:b/>
+                                      <w:bCs/>
+                                      <w:color w:val="ffffff" w:themeColor="background1"/>
+                                      <w:sz w:val="24"/>
+                                      <w:szCs w:val="24"/>
+                                    </w:rPr>
+                                    <w:t xml:space="preserve">Eerste gelegenheid</w:t>
+                                  </w:r>
+                                  <w:r>
+                                    <w:rPr>
+                                      <w:rFonts w:ascii="Aptos" w:hAnsi="Aptos"/>
+                                      <w:b/>
+                                      <w:bCs/>
+                                      <w:color w:val="ffffff" w:themeColor="background1"/>
+                                      <w:sz w:val="24"/>
+                                      <w:szCs w:val="24"/>
+                                    </w:rPr>
+                                  </w:r>
+                                  <w:r>
+                                    <w:rPr>
+                                      <w:rFonts w:ascii="Aptos" w:hAnsi="Aptos"/>
+                                      <w:b/>
+                                      <w:bCs/>
+                                      <w:color w:val="ffffff" w:themeColor="background1"/>
+                                      <w:sz w:val="24"/>
+                                      <w:szCs w:val="24"/>
+                                    </w:rPr>
+                                  </w:r>
+                                </w:p>
+                                <w:p>
+                                  <w:pPr>
+                                    <w:pStyle w:val="887"/>
+                                    <w:pBdr/>
+                                    <w:tabs>
+                                      <w:tab w:val="center" w:leader="none" w:pos="2001"/>
+                                    </w:tabs>
+                                    <w:spacing w:line="276" w:lineRule="auto"/>
+                                    <w:ind/>
+                                    <w:rPr>
+                                      <w:rFonts w:ascii="Aptos" w:hAnsi="Aptos"/>
+                                      <w:b/>
+                                      <w:bCs/>
+                                      <w:color w:val="ffffff" w:themeColor="background1"/>
+                                      <w:sz w:val="24"/>
+                                      <w:szCs w:val="24"/>
+                                    </w:rPr>
+                                  </w:pPr>
+                                  <w:r>
+                                    <w:rPr>
+                                      <w:rFonts w:ascii="Aptos" w:hAnsi="Aptos"/>
+                                      <w:b/>
+                                      <w:bCs/>
+                                      <w:color w:val="ffffff" w:themeColor="background1"/>
+                                      <w:sz w:val="24"/>
+                                      <w:szCs w:val="24"/>
+                                      <w:lang w:val="en-US"/>
+                                    </w:rPr>
+                                    <w:t xml:space="preserve">21</w:t>
+                                  </w:r>
+                                  <w:r>
+                                    <w:rPr>
+                                      <w:rFonts w:ascii="Aptos" w:hAnsi="Aptos"/>
+                                      <w:b/>
+                                      <w:bCs/>
+                                      <w:color w:val="ffffff" w:themeColor="background1"/>
+                                      <w:sz w:val="24"/>
+                                      <w:szCs w:val="24"/>
+                                    </w:rPr>
+                                    <w:t xml:space="preserve">/6/2026</w:t>
+                                  </w:r>
+                                  <w:r>
+                                    <w:rPr>
+                                      <w:rFonts w:ascii="Aptos" w:hAnsi="Aptos"/>
+                                      <w:b/>
+                                      <w:bCs/>
+                                      <w:color w:val="ffffff" w:themeColor="background1"/>
+                                      <w:sz w:val="24"/>
+                                      <w:szCs w:val="24"/>
+                                    </w:rPr>
+                                    <w:tab/>
+                                  </w:r>
+                                  <w:r>
+                                    <w:rPr>
+                                      <w:rFonts w:ascii="Aptos" w:hAnsi="Aptos"/>
+                                      <w:b/>
+                                      <w:bCs/>
+                                      <w:color w:val="ffffff" w:themeColor="background1"/>
+                                      <w:sz w:val="24"/>
+                                      <w:szCs w:val="24"/>
+                                    </w:rPr>
+                                  </w:r>
+                                  <w:r>
+                                    <w:rPr>
+                                      <w:rFonts w:ascii="Aptos" w:hAnsi="Aptos"/>
+                                      <w:b/>
+                                      <w:bCs/>
+                                      <w:color w:val="ffffff" w:themeColor="background1"/>
+                                      <w:sz w:val="24"/>
+                                      <w:szCs w:val="24"/>
+                                    </w:rPr>
+                                  </w:r>
+                                  <w:r/>
+                                  <w:r/>
+                                  <w:r>
+                                    <w:rPr>
+                                      <w:rFonts w:ascii="Aptos" w:hAnsi="Aptos"/>
                                       <w:b/>
                                       <w:bCs/>
                                       <w:color w:val="ffffff" w:themeColor="background1"/>
@@ -473,7 +718,7 @@
                         <w:txbxContent>
                           <w:p>
                             <w:pPr>
-                              <w:pStyle w:val="699"/>
+                              <w:pStyle w:val="887"/>
                               <w:pBdr/>
                               <w:spacing/>
                               <w:ind/>
@@ -498,6 +743,13 @@
                                 <w:szCs w:val="96"/>
                               </w:rPr>
                             </w:r>
+                            <w:r>
+                              <w:rPr>
+                                <w:color w:val="ffffff" w:themeColor="background1"/>
+                                <w:sz w:val="96"/>
+                                <w:szCs w:val="96"/>
+                              </w:rPr>
+                            </w:r>
                           </w:p>
                         </w:txbxContent>
                       </v:textbox>
@@ -507,7 +759,7 @@
                         <w:txbxContent>
                           <w:p>
                             <w:pPr>
-                              <w:pStyle w:val="699"/>
+                              <w:pStyle w:val="887"/>
                               <w:pBdr/>
                               <w:spacing w:line="276" w:lineRule="auto"/>
                               <w:ind/>
@@ -538,10 +790,19 @@
                                 <w:szCs w:val="24"/>
                               </w:rPr>
                             </w:r>
+                            <w:r>
+                              <w:rPr>
+                                <w:b/>
+                                <w:bCs/>
+                                <w:color w:val="ffffff" w:themeColor="background1"/>
+                                <w:sz w:val="24"/>
+                                <w:szCs w:val="24"/>
+                              </w:rPr>
+                            </w:r>
                           </w:p>
                           <w:p>
                             <w:pPr>
-                              <w:pStyle w:val="699"/>
+                              <w:pStyle w:val="887"/>
                               <w:pBdr/>
                               <w:spacing w:line="276" w:lineRule="auto"/>
                               <w:ind/>
@@ -582,10 +843,19 @@
                                 <w:szCs w:val="24"/>
                               </w:rPr>
                             </w:r>
+                            <w:r>
+                              <w:rPr>
+                                <w:b/>
+                                <w:bCs/>
+                                <w:color w:val="ffffff" w:themeColor="background1"/>
+                                <w:sz w:val="24"/>
+                                <w:szCs w:val="24"/>
+                              </w:rPr>
+                            </w:r>
                           </w:p>
                           <w:p>
                             <w:pPr>
-                              <w:pStyle w:val="699"/>
+                              <w:pStyle w:val="887"/>
                               <w:pBdr/>
                               <w:spacing w:line="276" w:lineRule="auto"/>
                               <w:ind/>
@@ -626,10 +896,19 @@
                                 <w:szCs w:val="24"/>
                               </w:rPr>
                             </w:r>
+                            <w:r>
+                              <w:rPr>
+                                <w:b/>
+                                <w:bCs/>
+                                <w:color w:val="ffffff" w:themeColor="background1"/>
+                                <w:sz w:val="24"/>
+                                <w:szCs w:val="24"/>
+                              </w:rPr>
+                            </w:r>
                           </w:p>
                           <w:p>
                             <w:pPr>
-                              <w:pStyle w:val="699"/>
+                              <w:pStyle w:val="887"/>
                               <w:pBdr/>
                               <w:spacing w:line="276" w:lineRule="auto"/>
                               <w:ind/>
@@ -670,10 +949,19 @@
                                 <w:szCs w:val="24"/>
                               </w:rPr>
                             </w:r>
+                            <w:r>
+                              <w:rPr>
+                                <w:b/>
+                                <w:bCs/>
+                                <w:color w:val="ffffff" w:themeColor="background1"/>
+                                <w:sz w:val="24"/>
+                                <w:szCs w:val="24"/>
+                              </w:rPr>
+                            </w:r>
                           </w:p>
                           <w:p>
                             <w:pPr>
-                              <w:pStyle w:val="699"/>
+                              <w:pStyle w:val="887"/>
                               <w:pBdr/>
                               <w:spacing w:line="276" w:lineRule="auto"/>
                               <w:ind/>
@@ -702,23 +990,10 @@
                                 <w:color w:val="ffffff" w:themeColor="background1"/>
                                 <w:sz w:val="24"/>
                                 <w:szCs w:val="24"/>
+                                <w:lang w:val="en-US"/>
                               </w:rPr>
+                              <w:t xml:space="preserve"> (1079471)</w:t>
                             </w:r>
-                          </w:p>
-                          <w:p>
-                            <w:pPr>
-                              <w:pStyle w:val="699"/>
-                              <w:pBdr/>
-                              <w:spacing w:line="276" w:lineRule="auto"/>
-                              <w:ind/>
-                              <w:rPr>
-                                <w:b/>
-                                <w:bCs/>
-                                <w:color w:val="ffffff" w:themeColor="background1"/>
-                                <w:sz w:val="24"/>
-                                <w:szCs w:val="24"/>
-                              </w:rPr>
-                            </w:pPr>
                             <w:r>
                               <w:rPr>
                                 <w:b/>
@@ -727,7 +1002,6 @@
                                 <w:sz w:val="24"/>
                                 <w:szCs w:val="24"/>
                               </w:rPr>
-                              <w:t xml:space="preserve">RDW test centrum Lelystand</w:t>
                             </w:r>
                             <w:r>
                               <w:rPr>
@@ -741,11 +1015,12 @@
                           </w:p>
                           <w:p>
                             <w:pPr>
-                              <w:pStyle w:val="699"/>
+                              <w:pStyle w:val="887"/>
                               <w:pBdr/>
                               <w:spacing w:line="276" w:lineRule="auto"/>
                               <w:ind/>
                               <w:rPr>
+                                <w:rFonts w:ascii="Aptos" w:hAnsi="Aptos"/>
                                 <w:b/>
                                 <w:bCs/>
                                 <w:color w:val="ffffff" w:themeColor="background1"/>
@@ -755,16 +1030,231 @@
                             </w:pPr>
                             <w:r>
                               <w:rPr>
+                                <w:rFonts w:ascii="Aptos" w:hAnsi="Aptos"/>
                                 <w:b/>
                                 <w:bCs/>
                                 <w:color w:val="ffffff" w:themeColor="background1"/>
                                 <w:sz w:val="24"/>
                                 <w:szCs w:val="24"/>
                               </w:rPr>
-                              <w:t xml:space="preserve">13/02/2026</w:t>
+                              <w:t xml:space="preserve">Sandra </w:t>
                             </w:r>
                             <w:r>
                               <w:rPr>
+                                <w:rFonts w:ascii="Aptos" w:hAnsi="Aptos"/>
+                                <w:b/>
+                                <w:bCs/>
+                                <w:color w:val="ffffff" w:themeColor="background1"/>
+                                <w:sz w:val="24"/>
+                                <w:szCs w:val="24"/>
+                              </w:rPr>
+                              <w:t xml:space="preserve">Hekkelman</w:t>
+                            </w:r>
+                            <w:r>
+                              <w:rPr>
+                                <w:rFonts w:ascii="Aptos" w:hAnsi="Aptos"/>
+                                <w:b/>
+                                <w:bCs/>
+                                <w:color w:val="ffffff" w:themeColor="background1"/>
+                                <w:sz w:val="24"/>
+                                <w:szCs w:val="24"/>
+                              </w:rPr>
+                              <w:t xml:space="preserve"> &amp;</w:t>
+                            </w:r>
+                            <w:r>
+                              <w:rPr>
+                                <w:rFonts w:ascii="Aptos" w:hAnsi="Aptos"/>
+                                <w:b/>
+                                <w:bCs/>
+                                <w:color w:val="ffffff" w:themeColor="background1"/>
+                                <w:sz w:val="24"/>
+                                <w:szCs w:val="24"/>
+                              </w:rPr>
+                            </w:r>
+                            <w:r>
+                              <w:rPr>
+                                <w:rFonts w:ascii="Aptos" w:hAnsi="Aptos"/>
+                                <w:b/>
+                                <w:bCs/>
+                                <w:color w:val="ffffff" w:themeColor="background1"/>
+                                <w:sz w:val="24"/>
+                                <w:szCs w:val="24"/>
+                              </w:rPr>
+                            </w:r>
+                          </w:p>
+                          <w:p>
+                            <w:pPr>
+                              <w:pStyle w:val="887"/>
+                              <w:pBdr>
+                                <w:bottom w:val="single" w:color="000000" w:sz="6" w:space="0"/>
+                              </w:pBdr>
+                              <w:spacing w:line="276" w:lineRule="auto"/>
+                              <w:ind/>
+                              <w:rPr>
+                                <w:rFonts w:ascii="Aptos" w:hAnsi="Aptos"/>
+                                <w:b/>
+                                <w:bCs/>
+                                <w:color w:val="ffffff" w:themeColor="background1"/>
+                                <w:sz w:val="24"/>
+                                <w:szCs w:val="24"/>
+                              </w:rPr>
+                            </w:pPr>
+                            <w:r>
+                              <w:rPr>
+                                <w:rFonts w:ascii="Aptos" w:hAnsi="Aptos"/>
+                                <w:b/>
+                                <w:bCs/>
+                                <w:color w:val="ffffff" w:themeColor="background1"/>
+                                <w:sz w:val="24"/>
+                                <w:szCs w:val="24"/>
+                              </w:rPr>
+                              <w:t xml:space="preserve">Wouter Volders</w:t>
+                            </w:r>
+                            <w:r>
+                              <w:rPr>
+                                <w:rFonts w:ascii="Aptos" w:hAnsi="Aptos"/>
+                                <w:b/>
+                                <w:bCs/>
+                                <w:color w:val="ffffff" w:themeColor="background1"/>
+                                <w:sz w:val="24"/>
+                                <w:szCs w:val="24"/>
+                              </w:rPr>
+                            </w:r>
+                            <w:r>
+                              <w:rPr>
+                                <w:rFonts w:ascii="Aptos" w:hAnsi="Aptos"/>
+                                <w:b/>
+                                <w:bCs/>
+                                <w:color w:val="ffffff" w:themeColor="background1"/>
+                                <w:sz w:val="24"/>
+                                <w:szCs w:val="24"/>
+                              </w:rPr>
+                            </w:r>
+                          </w:p>
+                          <w:p>
+                            <w:pPr>
+                              <w:pStyle w:val="887"/>
+                              <w:pBdr/>
+                              <w:spacing w:line="276" w:lineRule="auto"/>
+                              <w:ind/>
+                              <w:rPr>
+                                <w:rFonts w:ascii="Aptos" w:hAnsi="Aptos"/>
+                                <w:b/>
+                                <w:bCs/>
+                                <w:color w:val="ffffff" w:themeColor="background1"/>
+                                <w:sz w:val="24"/>
+                                <w:szCs w:val="24"/>
+                              </w:rPr>
+                            </w:pPr>
+                            <w:r>
+                              <w:rPr>
+                                <w:rFonts w:ascii="Aptos" w:hAnsi="Aptos"/>
+                                <w:b/>
+                                <w:bCs/>
+                                <w:color w:val="ffffff" w:themeColor="background1"/>
+                                <w:sz w:val="24"/>
+                                <w:szCs w:val="24"/>
+                              </w:rPr>
+                              <w:t xml:space="preserve">Eerste gelegenheid</w:t>
+                            </w:r>
+                            <w:r>
+                              <w:rPr>
+                                <w:rFonts w:ascii="Aptos" w:hAnsi="Aptos"/>
+                                <w:b/>
+                                <w:bCs/>
+                                <w:color w:val="ffffff" w:themeColor="background1"/>
+                                <w:sz w:val="24"/>
+                                <w:szCs w:val="24"/>
+                              </w:rPr>
+                            </w:r>
+                            <w:r>
+                              <w:rPr>
+                                <w:rFonts w:ascii="Aptos" w:hAnsi="Aptos"/>
+                                <w:b/>
+                                <w:bCs/>
+                                <w:color w:val="ffffff" w:themeColor="background1"/>
+                                <w:sz w:val="24"/>
+                                <w:szCs w:val="24"/>
+                              </w:rPr>
+                            </w:r>
+                          </w:p>
+                          <w:p>
+                            <w:pPr>
+                              <w:pStyle w:val="887"/>
+                              <w:pBdr/>
+                              <w:tabs>
+                                <w:tab w:val="center" w:leader="none" w:pos="2001"/>
+                              </w:tabs>
+                              <w:spacing w:line="276" w:lineRule="auto"/>
+                              <w:ind/>
+                              <w:rPr>
+                                <w:rFonts w:ascii="Aptos" w:hAnsi="Aptos"/>
+                                <w:b/>
+                                <w:bCs/>
+                                <w:color w:val="ffffff" w:themeColor="background1"/>
+                                <w:sz w:val="24"/>
+                                <w:szCs w:val="24"/>
+                              </w:rPr>
+                            </w:pPr>
+                            <w:r>
+                              <w:rPr>
+                                <w:rFonts w:ascii="Aptos" w:hAnsi="Aptos"/>
+                                <w:b/>
+                                <w:bCs/>
+                                <w:color w:val="ffffff" w:themeColor="background1"/>
+                                <w:sz w:val="24"/>
+                                <w:szCs w:val="24"/>
+                                <w:lang w:val="en-US"/>
+                              </w:rPr>
+                              <w:t xml:space="preserve">21</w:t>
+                            </w:r>
+                            <w:r>
+                              <w:rPr>
+                                <w:rFonts w:ascii="Aptos" w:hAnsi="Aptos"/>
+                                <w:b/>
+                                <w:bCs/>
+                                <w:color w:val="ffffff" w:themeColor="background1"/>
+                                <w:sz w:val="24"/>
+                                <w:szCs w:val="24"/>
+                              </w:rPr>
+                              <w:t xml:space="preserve">/6/2026</w:t>
+                            </w:r>
+                            <w:r>
+                              <w:rPr>
+                                <w:rFonts w:ascii="Aptos" w:hAnsi="Aptos"/>
+                                <w:b/>
+                                <w:bCs/>
+                                <w:color w:val="ffffff" w:themeColor="background1"/>
+                                <w:sz w:val="24"/>
+                                <w:szCs w:val="24"/>
+                              </w:rPr>
+                              <w:tab/>
+                            </w:r>
+                            <w:r>
+                              <w:rPr>
+                                <w:rFonts w:ascii="Aptos" w:hAnsi="Aptos"/>
+                                <w:b/>
+                                <w:bCs/>
+                                <w:color w:val="ffffff" w:themeColor="background1"/>
+                                <w:sz w:val="24"/>
+                                <w:szCs w:val="24"/>
+                              </w:rPr>
+                            </w:r>
+                            <w:r>
+                              <w:rPr>
+                                <w:rFonts w:ascii="Aptos" w:hAnsi="Aptos"/>
+                                <w:b/>
+                                <w:bCs/>
+                                <w:color w:val="ffffff" w:themeColor="background1"/>
+                                <w:sz w:val="24"/>
+                                <w:szCs w:val="24"/>
+                              </w:rPr>
+                            </w:r>
+                            <w:r/>
+                            <w:r/>
+                            <w:r>
+                              <w:rPr>
+                                <w:rFonts w:ascii="Aptos" w:hAnsi="Aptos"/>
                                 <w:b/>
                                 <w:bCs/>
                                 <w:color w:val="ffffff" w:themeColor="background1"/>
@@ -780,6 +1270,11 @@
                 </w:pict>
               </mc:Fallback>
             </mc:AlternateContent>
+          </w:r>
+          <w:r>
+            <w:rPr>
+              <w:lang w:val="nl-NL"/>
+            </w:rPr>
           </w:r>
           <w:r>
             <w:rPr>
@@ -847,7 +1342,7 @@
                             <w:txbxContent>
                               <w:p>
                                 <w:pPr>
-                                  <w:pStyle w:val="699"/>
+                                  <w:pStyle w:val="887"/>
                                   <w:pBdr/>
                                   <w:spacing/>
                                   <w:ind/>
@@ -867,6 +1362,13 @@
                                   <w:t xml:space="preserve">SDC omschrijving</w:t>
                                 </w:r>
                                 <w:bookmarkEnd w:id="0"/>
+                                <w:r>
+                                  <w:rPr>
+                                    <w:color w:val="ffffff" w:themeColor="background1"/>
+                                    <w:sz w:val="72"/>
+                                    <w:szCs w:val="72"/>
+                                  </w:rPr>
+                                </w:r>
                                 <w:r>
                                   <w:rPr>
                                     <w:color w:val="ffffff" w:themeColor="background1"/>
@@ -899,7 +1401,7 @@
                       <w:txbxContent>
                         <w:p>
                           <w:pPr>
-                            <w:pStyle w:val="699"/>
+                            <w:pStyle w:val="887"/>
                             <w:pBdr/>
                             <w:spacing/>
                             <w:ind/>
@@ -926,6 +1428,13 @@
                               <w:szCs w:val="72"/>
                             </w:rPr>
                           </w:r>
+                          <w:r>
+                            <w:rPr>
+                              <w:color w:val="ffffff" w:themeColor="background1"/>
+                              <w:sz w:val="72"/>
+                              <w:szCs w:val="72"/>
+                            </w:rPr>
+                          </w:r>
                         </w:p>
                       </w:txbxContent>
                     </v:textbox>
@@ -939,6 +1448,11 @@
               <w:lang w:val="nl-NL"/>
             </w:rPr>
             <w:br w:type="page" w:clear="all"/>
+          </w:r>
+          <w:r>
+            <w:rPr>
+              <w:lang w:val="nl-NL"/>
+            </w:rPr>
           </w:r>
           <w:r>
             <w:rPr>
@@ -968,7 +1482,7 @@
       <w:sdtContent>
         <w:p>
           <w:pPr>
-            <w:pStyle w:val="702"/>
+            <w:pStyle w:val="890"/>
             <w:pBdr/>
             <w:spacing/>
             <w:ind/>
@@ -987,10 +1501,15 @@
               <w:lang w:val="nl-NL"/>
             </w:rPr>
           </w:r>
+          <w:r>
+            <w:rPr>
+              <w:lang w:val="nl-NL"/>
+            </w:rPr>
+          </w:r>
         </w:p>
         <w:p>
           <w:pPr>
-            <w:pStyle w:val="703"/>
+            <w:pStyle w:val="891"/>
             <w:pBdr/>
             <w:tabs>
               <w:tab w:val="right" w:leader="dot" w:pos="9062"/>
@@ -1027,40 +1546,40 @@
           <w:hyperlink w:tooltip="#_Toc1" w:anchor="_Toc1" w:history="1">
             <w:r>
               <w:rPr>
-                <w:rStyle w:val="701"/>
+                <w:rStyle w:val="889"/>
               </w:rPr>
             </w:r>
             <w:r>
               <w:rPr>
-                <w:rStyle w:val="701"/>
+                <w:rStyle w:val="889"/>
                 <w:lang w:val="nl-NL"/>
               </w:rPr>
               <w:t xml:space="preserve">Self</w:t>
             </w:r>
             <w:r>
               <w:rPr>
-                <w:rStyle w:val="701"/>
+                <w:rStyle w:val="889"/>
                 <w:lang w:val="nl-NL"/>
               </w:rPr>
               <w:t xml:space="preserve"> </w:t>
             </w:r>
             <w:r>
               <w:rPr>
-                <w:rStyle w:val="701"/>
+                <w:rStyle w:val="889"/>
                 <w:lang w:val="nl-NL"/>
               </w:rPr>
               <w:t xml:space="preserve">Driving</w:t>
             </w:r>
             <w:r>
               <w:rPr>
-                <w:rStyle w:val="701"/>
+                <w:rStyle w:val="889"/>
                 <w:lang w:val="nl-NL"/>
               </w:rPr>
               <w:t xml:space="preserve"> Challenge</w:t>
             </w:r>
             <w:r>
               <w:rPr>
-                <w:rStyle w:val="701"/>
+                <w:rStyle w:val="889"/>
                 <w:lang w:val="nl-NL"/>
               </w:rPr>
             </w:r>
@@ -1080,10 +1599,11 @@
               <w:lang w:val="nl-NL"/>
             </w:rPr>
           </w:r>
+          <w:r/>
         </w:p>
         <w:p>
           <w:pPr>
-            <w:pStyle w:val="705"/>
+            <w:pStyle w:val="893"/>
             <w:pBdr/>
             <w:tabs>
               <w:tab w:val="right" w:leader="dot" w:pos="9062"/>
@@ -1092,29 +1612,30 @@
             <w:ind/>
             <w:rPr/>
           </w:pPr>
+          <w:r/>
           <w:hyperlink w:tooltip="#_Toc2" w:anchor="_Toc2" w:history="1">
             <w:r>
               <w:rPr>
-                <w:rStyle w:val="701"/>
+                <w:rStyle w:val="889"/>
               </w:rPr>
             </w:r>
             <w:r>
               <w:rPr>
-                <w:rStyle w:val="701"/>
+                <w:rStyle w:val="889"/>
                 <w:lang w:val="nl-NL"/>
               </w:rPr>
               <w:t xml:space="preserve">Omschrijving</w:t>
             </w:r>
             <w:r>
               <w:rPr>
-                <w:rStyle w:val="701"/>
+                <w:rStyle w:val="889"/>
                 <w:lang w:val="nl-NL"/>
               </w:rPr>
               <w:t xml:space="preserve"> </w:t>
             </w:r>
             <w:r>
               <w:rPr>
-                <w:rStyle w:val="701"/>
+                <w:rStyle w:val="889"/>
                 <w:lang w:val="nl-NL"/>
               </w:rPr>
             </w:r>
@@ -1134,10 +1655,11 @@
               <w:lang w:val="nl-NL"/>
             </w:rPr>
           </w:r>
+          <w:r/>
         </w:p>
         <w:p>
           <w:pPr>
-            <w:pStyle w:val="705"/>
+            <w:pStyle w:val="893"/>
             <w:pBdr/>
             <w:tabs>
               <w:tab w:val="right" w:leader="dot" w:pos="9062"/>
@@ -1146,22 +1668,23 @@
             <w:ind/>
             <w:rPr/>
           </w:pPr>
+          <w:r/>
           <w:hyperlink w:tooltip="#_Toc3" w:anchor="_Toc3" w:history="1">
             <w:r>
               <w:rPr>
-                <w:rStyle w:val="701"/>
+                <w:rStyle w:val="889"/>
               </w:rPr>
             </w:r>
             <w:r>
               <w:rPr>
-                <w:rStyle w:val="701"/>
+                <w:rStyle w:val="889"/>
                 <w:lang w:val="nl-NL"/>
               </w:rPr>
               <w:t xml:space="preserve">Track</w:t>
             </w:r>
             <w:r>
               <w:rPr>
-                <w:rStyle w:val="701"/>
+                <w:rStyle w:val="889"/>
                 <w:lang w:val="nl-NL"/>
               </w:rPr>
             </w:r>
@@ -1181,10 +1704,11 @@
               <w:lang w:val="nl-NL"/>
             </w:rPr>
           </w:r>
+          <w:r/>
         </w:p>
         <w:p>
           <w:pPr>
-            <w:pStyle w:val="705"/>
+            <w:pStyle w:val="893"/>
             <w:pBdr/>
             <w:tabs>
               <w:tab w:val="right" w:leader="dot" w:pos="9062"/>
@@ -1193,15 +1717,16 @@
             <w:ind/>
             <w:rPr/>
           </w:pPr>
+          <w:r/>
           <w:hyperlink w:tooltip="#_Toc4" w:anchor="_Toc4" w:history="1">
             <w:r>
               <w:rPr>
-                <w:rStyle w:val="701"/>
+                <w:rStyle w:val="889"/>
               </w:rPr>
             </w:r>
             <w:r>
               <w:rPr>
-                <w:rStyle w:val="701"/>
+                <w:rStyle w:val="889"/>
                 <w:highlight w:val="none"/>
                 <w:lang w:val="nl-NL"/>
               </w:rPr>
@@ -1209,7 +1734,7 @@
             </w:r>
             <w:r>
               <w:rPr>
-                <w:rStyle w:val="701"/>
+                <w:rStyle w:val="889"/>
                 <w:lang w:val="nl-NL"/>
               </w:rPr>
             </w:r>
@@ -1229,10 +1754,11 @@
               <w:lang w:val="nl-NL"/>
             </w:rPr>
           </w:r>
+          <w:r/>
         </w:p>
         <w:p>
           <w:pPr>
-            <w:pStyle w:val="703"/>
+            <w:pStyle w:val="891"/>
             <w:pBdr/>
             <w:tabs>
               <w:tab w:val="right" w:leader="dot" w:pos="9062"/>
@@ -1241,29 +1767,30 @@
             <w:ind/>
             <w:rPr/>
           </w:pPr>
+          <w:r/>
           <w:hyperlink w:tooltip="#_Toc5" w:anchor="_Toc5" w:history="1">
             <w:r>
               <w:rPr>
-                <w:rStyle w:val="701"/>
+                <w:rStyle w:val="889"/>
               </w:rPr>
             </w:r>
             <w:r>
               <w:rPr>
-                <w:rStyle w:val="701"/>
+                <w:rStyle w:val="889"/>
                 <w:lang w:val="nl-NL"/>
               </w:rPr>
               <w:t xml:space="preserve">Changelog</w:t>
             </w:r>
             <w:r>
               <w:rPr>
-                <w:rStyle w:val="701"/>
+                <w:rStyle w:val="889"/>
                 <w:lang w:val="nl-NL"/>
               </w:rPr>
               <w:t xml:space="preserve"> </w:t>
             </w:r>
             <w:r>
               <w:rPr>
-                <w:rStyle w:val="701"/>
+                <w:rStyle w:val="889"/>
                 <w:lang w:val="nl-NL"/>
               </w:rPr>
             </w:r>
@@ -1283,6 +1810,7 @@
               <w:lang w:val="nl-NL"/>
             </w:rPr>
           </w:r>
+          <w:r/>
         </w:p>
         <w:p>
           <w:pPr>
@@ -1308,8 +1836,13 @@
             </w:rPr>
             <w:fldChar w:fldCharType="end"/>
           </w:r>
-          <w:r/>
-          <w:r/>
+          <w:r>
+            <w:rPr>
+              <w:b/>
+              <w:bCs/>
+              <w:lang w:val="nl-NL"/>
+            </w:rPr>
+          </w:r>
         </w:p>
       </w:sdtContent>
     </w:sdt>
@@ -1332,10 +1865,15 @@
           <w:lang w:val="nl-NL"/>
         </w:rPr>
       </w:r>
+      <w:r>
+        <w:rPr>
+          <w:lang w:val="nl-NL"/>
+        </w:rPr>
+      </w:r>
     </w:p>
     <w:p>
       <w:pPr>
-        <w:pStyle w:val="667"/>
+        <w:pStyle w:val="855"/>
         <w:pBdr/>
         <w:spacing/>
         <w:ind/>
@@ -1369,9 +1907,12 @@
         </w:rPr>
         <w:t xml:space="preserve"> Challenge</w:t>
       </w:r>
-      <w:r/>
       <w:bookmarkEnd w:id="1"/>
-      <w:r/>
+      <w:r>
+        <w:rPr>
+          <w:lang w:val="nl-NL"/>
+        </w:rPr>
+      </w:r>
       <w:r>
         <w:rPr>
           <w:lang w:val="nl-NL"/>
@@ -1380,7 +1921,7 @@
     </w:p>
     <w:p>
       <w:pPr>
-        <w:pStyle w:val="668"/>
+        <w:pStyle w:val="856"/>
         <w:pBdr/>
         <w:spacing/>
         <w:ind/>
@@ -1390,7 +1931,6 @@
       </w:pPr>
       <w:r/>
       <w:bookmarkStart w:id="2" w:name="_Toc2"/>
-      <w:r/>
       <w:r>
         <w:rPr>
           <w:lang w:val="nl-NL"/>
@@ -1403,9 +1943,12 @@
         </w:rPr>
         <w:t xml:space="preserve"> </w:t>
       </w:r>
-      <w:r/>
       <w:bookmarkEnd w:id="2"/>
-      <w:r/>
+      <w:r>
+        <w:rPr>
+          <w:lang w:val="nl-NL"/>
+        </w:rPr>
+      </w:r>
       <w:r>
         <w:rPr>
           <w:lang w:val="nl-NL"/>
@@ -1582,6 +2125,11 @@
           <w:lang w:val="nl-NL"/>
         </w:rPr>
       </w:r>
+      <w:r>
+        <w:rPr>
+          <w:lang w:val="nl-NL"/>
+        </w:rPr>
+      </w:r>
     </w:p>
     <w:p>
       <w:pPr>
@@ -1603,10 +2151,15 @@
           <w:lang w:val="nl-NL"/>
         </w:rPr>
       </w:r>
+      <w:r>
+        <w:rPr>
+          <w:lang w:val="nl-NL"/>
+        </w:rPr>
+      </w:r>
     </w:p>
     <w:p>
       <w:pPr>
-        <w:pStyle w:val="694"/>
+        <w:pStyle w:val="882"/>
         <w:numPr>
           <w:ilvl w:val="0"/>
           <w:numId w:val="1"/>
@@ -1629,10 +2182,15 @@
           <w:lang w:val="nl-NL"/>
         </w:rPr>
       </w:r>
+      <w:r>
+        <w:rPr>
+          <w:lang w:val="nl-NL"/>
+        </w:rPr>
+      </w:r>
     </w:p>
     <w:p>
       <w:pPr>
-        <w:pStyle w:val="694"/>
+        <w:pStyle w:val="882"/>
         <w:numPr>
           <w:ilvl w:val="0"/>
           <w:numId w:val="1"/>
@@ -1655,10 +2213,15 @@
           <w:lang w:val="nl-NL"/>
         </w:rPr>
       </w:r>
+      <w:r>
+        <w:rPr>
+          <w:lang w:val="nl-NL"/>
+        </w:rPr>
+      </w:r>
     </w:p>
     <w:p>
       <w:pPr>
-        <w:pStyle w:val="694"/>
+        <w:pStyle w:val="882"/>
         <w:numPr>
           <w:ilvl w:val="0"/>
           <w:numId w:val="1"/>
@@ -1681,10 +2244,15 @@
           <w:lang w:val="nl-NL"/>
         </w:rPr>
       </w:r>
+      <w:r>
+        <w:rPr>
+          <w:lang w:val="nl-NL"/>
+        </w:rPr>
+      </w:r>
     </w:p>
     <w:p>
       <w:pPr>
-        <w:pStyle w:val="694"/>
+        <w:pStyle w:val="882"/>
         <w:numPr>
           <w:ilvl w:val="0"/>
           <w:numId w:val="1"/>
@@ -1707,10 +2275,15 @@
           <w:lang w:val="nl-NL"/>
         </w:rPr>
       </w:r>
+      <w:r>
+        <w:rPr>
+          <w:lang w:val="nl-NL"/>
+        </w:rPr>
+      </w:r>
     </w:p>
     <w:p>
       <w:pPr>
-        <w:pStyle w:val="694"/>
+        <w:pStyle w:val="882"/>
         <w:numPr>
           <w:ilvl w:val="1"/>
           <w:numId w:val="1"/>
@@ -1733,10 +2306,15 @@
           <w:lang w:val="nl-NL"/>
         </w:rPr>
       </w:r>
+      <w:r>
+        <w:rPr>
+          <w:lang w:val="nl-NL"/>
+        </w:rPr>
+      </w:r>
     </w:p>
     <w:p>
       <w:pPr>
-        <w:pStyle w:val="694"/>
+        <w:pStyle w:val="882"/>
         <w:numPr>
           <w:ilvl w:val="1"/>
           <w:numId w:val="1"/>
@@ -1759,10 +2337,15 @@
           <w:lang w:val="nl-NL"/>
         </w:rPr>
       </w:r>
+      <w:r>
+        <w:rPr>
+          <w:lang w:val="nl-NL"/>
+        </w:rPr>
+      </w:r>
     </w:p>
     <w:p>
       <w:pPr>
-        <w:pStyle w:val="694"/>
+        <w:pStyle w:val="882"/>
         <w:numPr>
           <w:ilvl w:val="1"/>
           <w:numId w:val="1"/>
@@ -1784,19 +2367,18 @@
       <w:r>
         <w:rPr>
           <w:highlight w:val="none"/>
-          <w:lang w:val="nl-NL" w:bidi="nl-NL"/>
+          <w:lang w:val="nl-NL"/>
         </w:rPr>
       </w:r>
       <w:r>
         <w:rPr>
-          <w:highlight w:val="none"/>
           <w:lang w:val="nl-NL"/>
         </w:rPr>
       </w:r>
     </w:p>
     <w:p>
       <w:pPr>
-        <w:pStyle w:val="694"/>
+        <w:pStyle w:val="882"/>
         <w:numPr>
           <w:ilvl w:val="1"/>
           <w:numId w:val="1"/>
@@ -1819,10 +2401,15 @@
           <w:lang w:val="nl-NL"/>
         </w:rPr>
       </w:r>
+      <w:r>
+        <w:rPr>
+          <w:lang w:val="nl-NL"/>
+        </w:rPr>
+      </w:r>
     </w:p>
     <w:p>
       <w:pPr>
-        <w:pStyle w:val="694"/>
+        <w:pStyle w:val="882"/>
         <w:numPr>
           <w:ilvl w:val="0"/>
           <w:numId w:val="1"/>
@@ -1845,10 +2432,15 @@
           <w:lang w:val="nl-NL"/>
         </w:rPr>
       </w:r>
+      <w:r>
+        <w:rPr>
+          <w:lang w:val="nl-NL"/>
+        </w:rPr>
+      </w:r>
     </w:p>
     <w:p>
       <w:pPr>
-        <w:pStyle w:val="694"/>
+        <w:pStyle w:val="882"/>
         <w:numPr>
           <w:ilvl w:val="0"/>
           <w:numId w:val="1"/>
@@ -1871,10 +2463,15 @@
           <w:lang w:val="nl-NL"/>
         </w:rPr>
       </w:r>
+      <w:r>
+        <w:rPr>
+          <w:lang w:val="nl-NL"/>
+        </w:rPr>
+      </w:r>
     </w:p>
     <w:p>
       <w:pPr>
-        <w:pStyle w:val="694"/>
+        <w:pStyle w:val="882"/>
         <w:numPr>
           <w:ilvl w:val="0"/>
           <w:numId w:val="1"/>
@@ -1891,6 +2488,11 @@
           <w:lang w:val="nl-NL"/>
         </w:rPr>
         <w:t xml:space="preserve">Het volgen van navigatie.</w:t>
+      </w:r>
+      <w:r>
+        <w:rPr>
+          <w:lang w:val="nl-NL"/>
+        </w:rPr>
       </w:r>
       <w:r>
         <w:rPr>
@@ -1960,10 +2562,15 @@
           <w:lang w:val="nl-NL"/>
         </w:rPr>
       </w:r>
+      <w:r>
+        <w:rPr>
+          <w:lang w:val="nl-NL"/>
+        </w:rPr>
+      </w:r>
     </w:p>
     <w:p>
       <w:pPr>
-        <w:pStyle w:val="668"/>
+        <w:pStyle w:val="856"/>
         <w:pBdr/>
         <w:spacing/>
         <w:ind/>
@@ -1979,9 +2586,12 @@
         </w:rPr>
         <w:t xml:space="preserve">Track</w:t>
       </w:r>
-      <w:r/>
       <w:bookmarkEnd w:id="3"/>
-      <w:r/>
+      <w:r>
+        <w:rPr>
+          <w:lang w:val="nl-NL"/>
+        </w:rPr>
+      </w:r>
       <w:r>
         <w:rPr>
           <w:lang w:val="nl-NL"/>
@@ -2079,33 +2689,66 @@
           <w:lang w:val="nl-NL"/>
         </w:rPr>
       </w:r>
-    </w:p>
-    <w:p>
-      <w:pPr>
-        <w:pBdr/>
-        <w:spacing/>
-        <w:ind/>
-        <w:rPr>
-          <w:highlight w:val="none"/>
-          <w:lang w:val="nl-NL"/>
-        </w:rPr>
-      </w:pPr>
       <w:r>
         <w:rPr>
           <w:highlight w:val="none"/>
           <w:lang w:val="nl-NL"/>
         </w:rPr>
-        <w:t xml:space="preserve">Dit is een lege foto van de track zonder dat de obstakels erop staan. Voorgaande jaren was de track opstelling, de specifieke locaties waar de borden, verkeerslichten, auto en voetganger zou staan, vanaf het begin al bekend. Maar om de challenge moeilijker te maken ten opzichte van vorig jaar heeft het RDW besloten dit pas te delen de middag voor de finale dag. Hierdoor kan je niet hardcoden waar de kart naar toe moet gaan en moet de kart dus daadwerkelijk op ieder obstakel reageren.</w:t>
+      </w:r>
+    </w:p>
+    <w:p>
+      <w:pPr>
+        <w:pBdr/>
+        <w:spacing/>
+        <w:ind/>
+        <w:rPr>
+          <w:highlight w:val="none"/>
+          <w:lang w:val="nl-NL"/>
+        </w:rPr>
+      </w:pPr>
+      <w:r>
+        <w:rPr>
+          <w:highlight w:val="none"/>
+          <w:lang w:val="nl-NL"/>
+        </w:rPr>
+        <w:t xml:space="preserve">Dit is een lege foto van de track zonder dat de obstakels erop staan. Voorgaande jaren was de track opstelling, de specifieke locaties waar de borden, verkeerslichten, auto en voetganger zou staan, vanaf het begin al bekend. Maar om</w:t>
+      </w:r>
+      <w:r>
+        <w:rPr>
+          <w:highlight w:val="none"/>
+          <w:lang w:val="nl-NL"/>
+        </w:rPr>
+        <w:t xml:space="preserve"> de challenge moeilijker te maken ten opzichte van vorig jaar heeft het RDW besloten dit pas te delen de middag voor de finale dag. Hierdoor kan je niet </w:t>
+      </w:r>
+      <w:r>
+        <w:rPr>
+          <w:highlight w:val="none"/>
+          <w:lang w:val="en-US"/>
+        </w:rPr>
+        <w:t xml:space="preserve">voorprogrameren</w:t>
+      </w:r>
+      <w:r>
+        <w:rPr>
+          <w:highlight w:val="none"/>
+          <w:lang w:val="nl-NL"/>
+        </w:rPr>
+        <w:t xml:space="preserve"> waar de kart naar toe moet gaan en moet de kart dus daadwerkelijk op ieder obstakel reageren.</w:t>
       </w:r>
       <w:r>
         <w:rPr>
           <w:lang w:val="nl-NL"/>
         </w:rPr>
       </w:r>
+      <w:r>
+        <w:rPr>
+          <w:highlight w:val="none"/>
+          <w:lang w:val="nl-NL"/>
+        </w:rPr>
+      </w:r>
     </w:p>
     <w:p>
       <w:pPr>
-        <w:pStyle w:val="668"/>
+        <w:pStyle w:val="856"/>
         <w:pBdr/>
         <w:spacing/>
         <w:ind/>
@@ -2122,9 +2765,12 @@
         </w:rPr>
         <w:t xml:space="preserve">Waarom bestaat deze challenge?</w:t>
       </w:r>
-      <w:r/>
       <w:bookmarkEnd w:id="4"/>
-      <w:r/>
+      <w:r>
+        <w:rPr>
+          <w:lang w:val="nl-NL"/>
+        </w:rPr>
+      </w:r>
       <w:r>
         <w:rPr>
           <w:lang w:val="nl-NL"/>
@@ -2150,7 +2796,33 @@
           <w:highlight w:val="none"/>
           <w:lang w:val="nl-NL"/>
         </w:rPr>
-        <w:t xml:space="preserve">Het RDW heeft in 2018 de self driving challenge opgericht om zelf meer inzicht te krijgen in autonoom rijdende voertuigen. Grote bedrijven die zelf rijdende voertuigen maken delen niet hoe hun systemen werken met de buitenwereld, dit houden ze geheim. Het RDW wil zelf meer inzicht over de mogelijkheden in het autonoom rijden. Daarom hebben zij een challenge opgericht waarin studenten allemaal hun eigen software maken om autonoom te rijden, of in de open categorie, eigen software en kart. Hierdoor krijgt het RDW van veel verschillende scholen input over hoe het mogelijk is om autonoom te rijden.</w:t>
+        <w:t xml:space="preserve">Het RDW heeft in 2018 de self driving challenge opgericht om zelf meer inzicht te krijgen</w:t>
+      </w:r>
+      <w:r>
+        <w:rPr>
+          <w:highlight w:val="none"/>
+          <w:lang w:val="nl-NL"/>
+        </w:rPr>
+        <w:t xml:space="preserve"> in autonoom rijdende voertuigen. Grote bedrijven die zelf rijdende voertuigen maken delen niet hoe hun systemen werken met de buitenwereld, dit houden ze geheim. Het RDW wil zelf meer inzicht over de mogelijkheden in het autonoom rijden. Daarom h</w:t>
+      </w:r>
+      <w:r>
+        <w:rPr>
+          <w:highlight w:val="none"/>
+          <w:lang w:val="en-US"/>
+        </w:rPr>
+        <w:t xml:space="preserve">eeft het RDW </w:t>
+      </w:r>
+      <w:r>
+        <w:rPr>
+          <w:highlight w:val="none"/>
+          <w:lang w:val="nl-NL"/>
+        </w:rPr>
+        <w:t xml:space="preserve">een challenge opgericht waarin studenten allemaal hun eigen software maken om autonoom te rijden, of in de open categorie, eigen software en kart. Hierdoor krijgt het RDW van veel verschillende scholen input over hoe het mogelijk is om autonoom te rijden.</w:t>
+      </w:r>
+      <w:r>
+        <w:rPr>
+          <w:lang w:val="nl-NL"/>
+        </w:rPr>
       </w:r>
       <w:r>
         <w:rPr>
@@ -2177,10 +2849,15 @@
           <w:lang w:val="nl-NL"/>
         </w:rPr>
       </w:r>
+      <w:r>
+        <w:rPr>
+          <w:lang w:val="nl-NL"/>
+        </w:rPr>
+      </w:r>
     </w:p>
     <w:p>
       <w:pPr>
-        <w:pStyle w:val="667"/>
+        <w:pStyle w:val="855"/>
         <w:pBdr/>
         <w:spacing/>
         <w:ind/>
@@ -2202,9 +2879,12 @@
         </w:rPr>
         <w:t xml:space="preserve"> </w:t>
       </w:r>
-      <w:r/>
       <w:bookmarkEnd w:id="5"/>
-      <w:r/>
+      <w:r>
+        <w:rPr>
+          <w:lang w:val="nl-NL"/>
+        </w:rPr>
+      </w:r>
       <w:r>
         <w:rPr>
           <w:lang w:val="nl-NL"/>
@@ -2213,7 +2893,7 @@
     </w:p>
     <w:tbl>
       <w:tblPr>
-        <w:tblStyle w:val="704"/>
+        <w:tblStyle w:val="892"/>
         <w:tblW w:w="0" w:type="auto"/>
         <w:tblBorders/>
         <w:tblLayout w:type="fixed"/>
@@ -2245,6 +2925,11 @@
                 <w:lang w:val="nl-NL"/>
               </w:rPr>
               <w:t xml:space="preserve">Datum</w:t>
+            </w:r>
+            <w:r>
+              <w:rPr>
+                <w:lang w:val="nl-NL"/>
+              </w:rPr>
             </w:r>
             <w:r>
               <w:rPr>
@@ -2278,6 +2963,11 @@
                 <w:lang w:val="nl-NL"/>
               </w:rPr>
             </w:r>
+            <w:r>
+              <w:rPr>
+                <w:lang w:val="nl-NL"/>
+              </w:rPr>
+            </w:r>
           </w:p>
         </w:tc>
         <w:tc>
@@ -2299,6 +2989,11 @@
                 <w:lang w:val="nl-NL"/>
               </w:rPr>
               <w:t xml:space="preserve">Aangepast</w:t>
+            </w:r>
+            <w:r>
+              <w:rPr>
+                <w:lang w:val="nl-NL"/>
+              </w:rPr>
             </w:r>
             <w:r>
               <w:rPr>
@@ -2337,6 +3032,11 @@
                 <w:lang w:val="nl-NL"/>
               </w:rPr>
             </w:r>
+            <w:r>
+              <w:rPr>
+                <w:lang w:val="nl-NL"/>
+              </w:rPr>
+            </w:r>
           </w:p>
         </w:tc>
         <w:tc>
@@ -2364,6 +3064,11 @@
                 <w:lang w:val="nl-NL"/>
               </w:rPr>
             </w:r>
+            <w:r>
+              <w:rPr>
+                <w:lang w:val="nl-NL"/>
+              </w:rPr>
+            </w:r>
           </w:p>
         </w:tc>
         <w:tc>
@@ -2385,6 +3090,11 @@
                 <w:lang w:val="nl-NL"/>
               </w:rPr>
               <w:t xml:space="preserve">Bestand aangemaakt + track toegevoegd</w:t>
+            </w:r>
+            <w:r>
+              <w:rPr>
+                <w:lang w:val="nl-NL"/>
+              </w:rPr>
             </w:r>
             <w:r>
               <w:rPr>
@@ -2421,6 +3131,11 @@
                 <w:lang w:val="nl-NL"/>
               </w:rPr>
             </w:r>
+            <w:r>
+              <w:rPr>
+                <w:lang w:val="nl-NL"/>
+              </w:rPr>
+            </w:r>
           </w:p>
         </w:tc>
         <w:tc>
@@ -2442,6 +3157,11 @@
                 <w:lang w:val="nl-NL"/>
               </w:rPr>
               <w:t xml:space="preserve">1.1</w:t>
+            </w:r>
+            <w:r>
+              <w:rPr>
+                <w:lang w:val="nl-NL"/>
+              </w:rPr>
             </w:r>
             <w:r>
               <w:rPr>
@@ -2476,6 +3196,12 @@
                 <w:lang w:val="nl-NL"/>
               </w:rPr>
             </w:r>
+            <w:r>
+              <w:rPr>
+                <w:highlight w:val="none"/>
+                <w:lang w:val="en-US"/>
+              </w:rPr>
+            </w:r>
           </w:p>
           <w:p>
             <w:pPr>
@@ -2499,6 +3225,12 @@
                 <w:lang w:val="nl-NL"/>
               </w:rPr>
             </w:r>
+            <w:r>
+              <w:rPr>
+                <w:highlight w:val="none"/>
+                <w:lang w:val="en-US"/>
+              </w:rPr>
+            </w:r>
           </w:p>
           <w:p>
             <w:pPr>
@@ -2519,12 +3251,11 @@
             <w:r>
               <w:rPr>
                 <w:highlight w:val="none"/>
-                <w:lang w:val="nl-NL" w:bidi="nl-NL"/>
+                <w:lang w:val="nl-NL"/>
               </w:rPr>
             </w:r>
             <w:r>
               <w:rPr>
-                <w:highlight w:val="none"/>
                 <w:lang w:val="nl-NL"/>
               </w:rPr>
             </w:r>
@@ -2544,6 +3275,11 @@
       <w:r>
         <w:rPr>
           <w:lang w:val="nl-NL" w:bidi="nl-NL"/>
+        </w:rPr>
+      </w:r>
+      <w:r>
+        <w:rPr>
+          <w:lang w:val="nl-NL"/>
         </w:rPr>
       </w:r>
       <w:r>
@@ -2574,7 +3310,6 @@
         <w:ind/>
         <w:rPr/>
       </w:pPr>
-      <w:r/>
       <w:r>
         <w:separator/>
       </w:r>
@@ -2589,7 +3324,6 @@
         <w:ind/>
         <w:rPr/>
       </w:pPr>
-      <w:r/>
       <w:r>
         <w:continuationSeparator/>
       </w:r>
@@ -2609,7 +3343,6 @@
         <w:ind/>
         <w:rPr/>
       </w:pPr>
-      <w:r/>
       <w:r>
         <w:separator/>
       </w:r>
@@ -2624,7 +3357,6 @@
         <w:ind/>
         <w:rPr/>
       </w:pPr>
-      <w:r/>
       <w:r>
         <w:continuationSeparator/>
       </w:r>
@@ -2932,9 +3664,9 @@
     <w:lsdException w:name="Bibliography" w:uiPriority="37"/>
     <w:lsdException w:name="TOC Heading" w:uiPriority="39" w:qFormat="1"/>
   </w:latentStyles>
-  <w:style w:type="table" w:styleId="13">
+  <w:style w:type="table" w:styleId="703">
     <w:name w:val="Table Grid Light"/>
-    <w:basedOn w:val="677"/>
+    <w:basedOn w:val="865"/>
     <w:uiPriority w:val="59"/>
     <w:pPr>
       <w:pBdr/>
@@ -3131,9 +3863,9 @@
       </w:tcPr>
     </w:tblStylePr>
   </w:style>
-  <w:style w:type="table" w:styleId="14">
+  <w:style w:type="table" w:styleId="704">
     <w:name w:val="Plain Table 1"/>
-    <w:basedOn w:val="677"/>
+    <w:basedOn w:val="865"/>
     <w:uiPriority w:val="59"/>
     <w:pPr>
       <w:pBdr/>
@@ -3356,9 +4088,9 @@
       </w:tcPr>
     </w:tblStylePr>
   </w:style>
-  <w:style w:type="table" w:styleId="15">
+  <w:style w:type="table" w:styleId="705">
     <w:name w:val="Plain Table 2"/>
-    <w:basedOn w:val="677"/>
+    <w:basedOn w:val="865"/>
     <w:uiPriority w:val="59"/>
     <w:pPr>
       <w:pBdr/>
@@ -3589,9 +4321,9 @@
       </w:tcPr>
     </w:tblStylePr>
   </w:style>
-  <w:style w:type="table" w:styleId="16">
+  <w:style w:type="table" w:styleId="706">
     <w:name w:val="Plain Table 3"/>
-    <w:basedOn w:val="677"/>
+    <w:basedOn w:val="865"/>
     <w:uiPriority w:val="99"/>
     <w:pPr>
       <w:pBdr/>
@@ -3819,9 +4551,9 @@
       </w:tcPr>
     </w:tblStylePr>
   </w:style>
-  <w:style w:type="table" w:styleId="17">
+  <w:style w:type="table" w:styleId="707">
     <w:name w:val="Plain Table 4"/>
-    <w:basedOn w:val="677"/>
+    <w:basedOn w:val="865"/>
     <w:uiPriority w:val="99"/>
     <w:pPr>
       <w:pBdr/>
@@ -4035,9 +4767,9 @@
       </w:tcPr>
     </w:tblStylePr>
   </w:style>
-  <w:style w:type="table" w:styleId="18">
+  <w:style w:type="table" w:styleId="708">
     <w:name w:val="Plain Table 5"/>
-    <w:basedOn w:val="677"/>
+    <w:basedOn w:val="865"/>
     <w:uiPriority w:val="99"/>
     <w:pPr>
       <w:pBdr/>
@@ -4268,9 +5000,9 @@
       </w:tcPr>
     </w:tblStylePr>
   </w:style>
-  <w:style w:type="table" w:styleId="19">
+  <w:style w:type="table" w:styleId="709">
     <w:name w:val="Grid Table 1 Light"/>
-    <w:basedOn w:val="677"/>
+    <w:basedOn w:val="865"/>
     <w:uiPriority w:val="99"/>
     <w:pPr>
       <w:pBdr/>
@@ -4491,9 +5223,9 @@
       </w:tcPr>
     </w:tblStylePr>
   </w:style>
-  <w:style w:type="table" w:styleId="20">
+  <w:style w:type="table" w:styleId="710">
     <w:name w:val="Grid Table 1 Light - Accent 1"/>
-    <w:basedOn w:val="677"/>
+    <w:basedOn w:val="865"/>
     <w:uiPriority w:val="99"/>
     <w:pPr>
       <w:pBdr/>
@@ -4714,9 +5446,9 @@
       </w:tcPr>
     </w:tblStylePr>
   </w:style>
-  <w:style w:type="table" w:styleId="21">
+  <w:style w:type="table" w:styleId="711">
     <w:name w:val="Grid Table 1 Light - Accent 2"/>
-    <w:basedOn w:val="677"/>
+    <w:basedOn w:val="865"/>
     <w:uiPriority w:val="99"/>
     <w:pPr>
       <w:pBdr/>
@@ -4937,9 +5669,9 @@
       </w:tcPr>
     </w:tblStylePr>
   </w:style>
-  <w:style w:type="table" w:styleId="22">
+  <w:style w:type="table" w:styleId="712">
     <w:name w:val="Grid Table 1 Light - Accent 3"/>
-    <w:basedOn w:val="677"/>
+    <w:basedOn w:val="865"/>
     <w:uiPriority w:val="99"/>
     <w:pPr>
       <w:pBdr/>
@@ -5160,9 +5892,9 @@
       </w:tcPr>
     </w:tblStylePr>
   </w:style>
-  <w:style w:type="table" w:styleId="23">
+  <w:style w:type="table" w:styleId="713">
     <w:name w:val="Grid Table 1 Light - Accent 4"/>
-    <w:basedOn w:val="677"/>
+    <w:basedOn w:val="865"/>
     <w:uiPriority w:val="99"/>
     <w:pPr>
       <w:pBdr/>
@@ -5383,9 +6115,9 @@
       </w:tcPr>
     </w:tblStylePr>
   </w:style>
-  <w:style w:type="table" w:styleId="24">
+  <w:style w:type="table" w:styleId="714">
     <w:name w:val="Grid Table 1 Light - Accent 5"/>
-    <w:basedOn w:val="677"/>
+    <w:basedOn w:val="865"/>
     <w:uiPriority w:val="99"/>
     <w:pPr>
       <w:pBdr/>
@@ -5606,9 +6338,9 @@
       </w:tcPr>
     </w:tblStylePr>
   </w:style>
-  <w:style w:type="table" w:styleId="25">
+  <w:style w:type="table" w:styleId="715">
     <w:name w:val="Grid Table 1 Light - Accent 6"/>
-    <w:basedOn w:val="677"/>
+    <w:basedOn w:val="865"/>
     <w:uiPriority w:val="99"/>
     <w:pPr>
       <w:pBdr/>
@@ -5829,9 +6561,9 @@
       </w:tcPr>
     </w:tblStylePr>
   </w:style>
-  <w:style w:type="table" w:styleId="26">
+  <w:style w:type="table" w:styleId="716">
     <w:name w:val="Grid Table 2"/>
-    <w:basedOn w:val="677"/>
+    <w:basedOn w:val="865"/>
     <w:uiPriority w:val="99"/>
     <w:pPr>
       <w:pBdr/>
@@ -6061,9 +6793,9 @@
       </w:tcPr>
     </w:tblStylePr>
   </w:style>
-  <w:style w:type="table" w:styleId="27">
+  <w:style w:type="table" w:styleId="717">
     <w:name w:val="Grid Table 2 - Accent 1"/>
-    <w:basedOn w:val="677"/>
+    <w:basedOn w:val="865"/>
     <w:uiPriority w:val="99"/>
     <w:pPr>
       <w:pBdr/>
@@ -6293,9 +7025,9 @@
       </w:tcPr>
     </w:tblStylePr>
   </w:style>
-  <w:style w:type="table" w:styleId="28">
+  <w:style w:type="table" w:styleId="718">
     <w:name w:val="Grid Table 2 - Accent 2"/>
-    <w:basedOn w:val="677"/>
+    <w:basedOn w:val="865"/>
     <w:uiPriority w:val="99"/>
     <w:pPr>
       <w:pBdr/>
@@ -6525,9 +7257,9 @@
       </w:tcPr>
     </w:tblStylePr>
   </w:style>
-  <w:style w:type="table" w:styleId="29">
+  <w:style w:type="table" w:styleId="719">
     <w:name w:val="Grid Table 2 - Accent 3"/>
-    <w:basedOn w:val="677"/>
+    <w:basedOn w:val="865"/>
     <w:uiPriority w:val="99"/>
     <w:pPr>
       <w:pBdr/>
@@ -6757,9 +7489,9 @@
       </w:tcPr>
     </w:tblStylePr>
   </w:style>
-  <w:style w:type="table" w:styleId="30">
+  <w:style w:type="table" w:styleId="720">
     <w:name w:val="Grid Table 2 - Accent 4"/>
-    <w:basedOn w:val="677"/>
+    <w:basedOn w:val="865"/>
     <w:uiPriority w:val="99"/>
     <w:pPr>
       <w:pBdr/>
@@ -6989,9 +7721,9 @@
       </w:tcPr>
     </w:tblStylePr>
   </w:style>
-  <w:style w:type="table" w:styleId="31">
+  <w:style w:type="table" w:styleId="721">
     <w:name w:val="Grid Table 2 - Accent 5"/>
-    <w:basedOn w:val="677"/>
+    <w:basedOn w:val="865"/>
     <w:uiPriority w:val="99"/>
     <w:pPr>
       <w:pBdr/>
@@ -7221,9 +7953,9 @@
       </w:tcPr>
     </w:tblStylePr>
   </w:style>
-  <w:style w:type="table" w:styleId="32">
+  <w:style w:type="table" w:styleId="722">
     <w:name w:val="Grid Table 2 - Accent 6"/>
-    <w:basedOn w:val="677"/>
+    <w:basedOn w:val="865"/>
     <w:uiPriority w:val="99"/>
     <w:pPr>
       <w:pBdr/>
@@ -7453,9 +8185,9 @@
       </w:tcPr>
     </w:tblStylePr>
   </w:style>
-  <w:style w:type="table" w:styleId="33">
+  <w:style w:type="table" w:styleId="723">
     <w:name w:val="Grid Table 3"/>
-    <w:basedOn w:val="677"/>
+    <w:basedOn w:val="865"/>
     <w:uiPriority w:val="99"/>
     <w:pPr>
       <w:pBdr/>
@@ -7554,29 +8286,6 @@
         <w:tblBorders/>
       </w:tblPr>
       <w:tcPr>
-        <w:shd w:color="ffffff"/>
-        <w:tcBorders>
-          <w:top w:val="none" w:color="000000" w:sz="4" w:space="0"/>
-          <w:left w:val="none" w:color="000000" w:sz="4" w:space="0"/>
-          <w:bottom w:val="none" w:color="000000" w:sz="4" w:space="0"/>
-          <w:right w:val="none" w:color="000000" w:sz="4" w:space="0"/>
-        </w:tcBorders>
-      </w:tcPr>
-    </w:tblStylePr>
-    <w:tblStylePr w:type="firstRow">
-      <w:rPr>
-        <w:b/>
-        <w:color w:val="404040"/>
-      </w:rPr>
-      <w:pPr>
-        <w:pBdr/>
-        <w:spacing/>
-        <w:ind/>
-      </w:pPr>
-      <w:tblPr>
-        <w:tblBorders/>
-      </w:tblPr>
-      <w:tcPr>
         <w:shd w:val="clear" w:color="ffffff"/>
         <w:tcBorders>
           <w:top w:val="none" w:color="000000" w:sz="4" w:space="0"/>
@@ -7586,30 +8295,7 @@
         </w:tcBorders>
       </w:tcPr>
     </w:tblStylePr>
-    <w:tblStylePr w:type="lastCol">
-      <w:rPr>
-        <w:i/>
-        <w:color w:val="404040"/>
-      </w:rPr>
-      <w:pPr>
-        <w:pBdr/>
-        <w:spacing/>
-        <w:ind/>
-      </w:pPr>
-      <w:tblPr>
-        <w:tblBorders/>
-      </w:tblPr>
-      <w:tcPr>
-        <w:shd w:color="ffffff"/>
-        <w:tcBorders>
-          <w:top w:val="none" w:color="000000" w:sz="4" w:space="0"/>
-          <w:left w:val="none" w:color="000000" w:sz="4" w:space="0"/>
-          <w:bottom w:val="none" w:color="000000" w:sz="4" w:space="0"/>
-          <w:right w:val="none" w:color="000000" w:sz="4" w:space="0"/>
-        </w:tcBorders>
-      </w:tcPr>
-    </w:tblStylePr>
-    <w:tblStylePr w:type="lastRow">
+    <w:tblStylePr w:type="firstRow">
       <w:rPr>
         <w:b/>
         <w:color w:val="404040"/>
@@ -7632,6 +8318,52 @@
         </w:tcBorders>
       </w:tcPr>
     </w:tblStylePr>
+    <w:tblStylePr w:type="lastCol">
+      <w:rPr>
+        <w:i/>
+        <w:color w:val="404040"/>
+      </w:rPr>
+      <w:pPr>
+        <w:pBdr/>
+        <w:spacing/>
+        <w:ind/>
+      </w:pPr>
+      <w:tblPr>
+        <w:tblBorders/>
+      </w:tblPr>
+      <w:tcPr>
+        <w:shd w:val="clear" w:color="ffffff"/>
+        <w:tcBorders>
+          <w:top w:val="none" w:color="000000" w:sz="4" w:space="0"/>
+          <w:left w:val="none" w:color="000000" w:sz="4" w:space="0"/>
+          <w:bottom w:val="none" w:color="000000" w:sz="4" w:space="0"/>
+          <w:right w:val="none" w:color="000000" w:sz="4" w:space="0"/>
+        </w:tcBorders>
+      </w:tcPr>
+    </w:tblStylePr>
+    <w:tblStylePr w:type="lastRow">
+      <w:rPr>
+        <w:b/>
+        <w:color w:val="404040"/>
+      </w:rPr>
+      <w:pPr>
+        <w:pBdr/>
+        <w:spacing/>
+        <w:ind/>
+      </w:pPr>
+      <w:tblPr>
+        <w:tblBorders/>
+      </w:tblPr>
+      <w:tcPr>
+        <w:shd w:val="clear" w:color="ffffff"/>
+        <w:tcBorders>
+          <w:top w:val="none" w:color="000000" w:sz="4" w:space="0"/>
+          <w:left w:val="none" w:color="000000" w:sz="4" w:space="0"/>
+          <w:bottom w:val="none" w:color="000000" w:sz="4" w:space="0"/>
+          <w:right w:val="none" w:color="000000" w:sz="4" w:space="0"/>
+        </w:tcBorders>
+      </w:tcPr>
+    </w:tblStylePr>
     <w:tblStylePr w:type="nwCell">
       <w:pPr>
         <w:pBdr/>
@@ -7698,9 +8430,9 @@
       </w:tcPr>
     </w:tblStylePr>
   </w:style>
-  <w:style w:type="table" w:styleId="34">
+  <w:style w:type="table" w:styleId="724">
     <w:name w:val="Grid Table 3 - Accent 1"/>
-    <w:basedOn w:val="677"/>
+    <w:basedOn w:val="865"/>
     <w:uiPriority w:val="99"/>
     <w:pPr>
       <w:pBdr/>
@@ -7799,29 +8531,6 @@
         <w:tblBorders/>
       </w:tblPr>
       <w:tcPr>
-        <w:shd w:color="ffffff"/>
-        <w:tcBorders>
-          <w:top w:val="none" w:color="000000" w:sz="4" w:space="0"/>
-          <w:left w:val="none" w:color="000000" w:sz="4" w:space="0"/>
-          <w:bottom w:val="none" w:color="000000" w:sz="4" w:space="0"/>
-          <w:right w:val="none" w:color="000000" w:sz="4" w:space="0"/>
-        </w:tcBorders>
-      </w:tcPr>
-    </w:tblStylePr>
-    <w:tblStylePr w:type="firstRow">
-      <w:rPr>
-        <w:b/>
-        <w:color w:val="404040"/>
-      </w:rPr>
-      <w:pPr>
-        <w:pBdr/>
-        <w:spacing/>
-        <w:ind/>
-      </w:pPr>
-      <w:tblPr>
-        <w:tblBorders/>
-      </w:tblPr>
-      <w:tcPr>
         <w:shd w:val="clear" w:color="ffffff"/>
         <w:tcBorders>
           <w:top w:val="none" w:color="000000" w:sz="4" w:space="0"/>
@@ -7831,30 +8540,7 @@
         </w:tcBorders>
       </w:tcPr>
     </w:tblStylePr>
-    <w:tblStylePr w:type="lastCol">
-      <w:rPr>
-        <w:i/>
-        <w:color w:val="404040"/>
-      </w:rPr>
-      <w:pPr>
-        <w:pBdr/>
-        <w:spacing/>
-        <w:ind/>
-      </w:pPr>
-      <w:tblPr>
-        <w:tblBorders/>
-      </w:tblPr>
-      <w:tcPr>
-        <w:shd w:color="ffffff"/>
-        <w:tcBorders>
-          <w:top w:val="none" w:color="000000" w:sz="4" w:space="0"/>
-          <w:left w:val="none" w:color="000000" w:sz="4" w:space="0"/>
-          <w:bottom w:val="none" w:color="000000" w:sz="4" w:space="0"/>
-          <w:right w:val="none" w:color="000000" w:sz="4" w:space="0"/>
-        </w:tcBorders>
-      </w:tcPr>
-    </w:tblStylePr>
-    <w:tblStylePr w:type="lastRow">
+    <w:tblStylePr w:type="firstRow">
       <w:rPr>
         <w:b/>
         <w:color w:val="404040"/>
@@ -7877,6 +8563,52 @@
         </w:tcBorders>
       </w:tcPr>
     </w:tblStylePr>
+    <w:tblStylePr w:type="lastCol">
+      <w:rPr>
+        <w:i/>
+        <w:color w:val="404040"/>
+      </w:rPr>
+      <w:pPr>
+        <w:pBdr/>
+        <w:spacing/>
+        <w:ind/>
+      </w:pPr>
+      <w:tblPr>
+        <w:tblBorders/>
+      </w:tblPr>
+      <w:tcPr>
+        <w:shd w:val="clear" w:color="ffffff"/>
+        <w:tcBorders>
+          <w:top w:val="none" w:color="000000" w:sz="4" w:space="0"/>
+          <w:left w:val="none" w:color="000000" w:sz="4" w:space="0"/>
+          <w:bottom w:val="none" w:color="000000" w:sz="4" w:space="0"/>
+          <w:right w:val="none" w:color="000000" w:sz="4" w:space="0"/>
+        </w:tcBorders>
+      </w:tcPr>
+    </w:tblStylePr>
+    <w:tblStylePr w:type="lastRow">
+      <w:rPr>
+        <w:b/>
+        <w:color w:val="404040"/>
+      </w:rPr>
+      <w:pPr>
+        <w:pBdr/>
+        <w:spacing/>
+        <w:ind/>
+      </w:pPr>
+      <w:tblPr>
+        <w:tblBorders/>
+      </w:tblPr>
+      <w:tcPr>
+        <w:shd w:val="clear" w:color="ffffff"/>
+        <w:tcBorders>
+          <w:top w:val="none" w:color="000000" w:sz="4" w:space="0"/>
+          <w:left w:val="none" w:color="000000" w:sz="4" w:space="0"/>
+          <w:bottom w:val="none" w:color="000000" w:sz="4" w:space="0"/>
+          <w:right w:val="none" w:color="000000" w:sz="4" w:space="0"/>
+        </w:tcBorders>
+      </w:tcPr>
+    </w:tblStylePr>
     <w:tblStylePr w:type="nwCell">
       <w:pPr>
         <w:pBdr/>
@@ -7943,9 +8675,9 @@
       </w:tcPr>
     </w:tblStylePr>
   </w:style>
-  <w:style w:type="table" w:styleId="35">
+  <w:style w:type="table" w:styleId="725">
     <w:name w:val="Grid Table 3 - Accent 2"/>
-    <w:basedOn w:val="677"/>
+    <w:basedOn w:val="865"/>
     <w:uiPriority w:val="99"/>
     <w:pPr>
       <w:pBdr/>
@@ -8044,29 +8776,6 @@
         <w:tblBorders/>
       </w:tblPr>
       <w:tcPr>
-        <w:shd w:color="ffffff"/>
-        <w:tcBorders>
-          <w:top w:val="none" w:color="000000" w:sz="4" w:space="0"/>
-          <w:left w:val="none" w:color="000000" w:sz="4" w:space="0"/>
-          <w:bottom w:val="none" w:color="000000" w:sz="4" w:space="0"/>
-          <w:right w:val="none" w:color="000000" w:sz="4" w:space="0"/>
-        </w:tcBorders>
-      </w:tcPr>
-    </w:tblStylePr>
-    <w:tblStylePr w:type="firstRow">
-      <w:rPr>
-        <w:b/>
-        <w:color w:val="404040"/>
-      </w:rPr>
-      <w:pPr>
-        <w:pBdr/>
-        <w:spacing/>
-        <w:ind/>
-      </w:pPr>
-      <w:tblPr>
-        <w:tblBorders/>
-      </w:tblPr>
-      <w:tcPr>
         <w:shd w:val="clear" w:color="ffffff"/>
         <w:tcBorders>
           <w:top w:val="none" w:color="000000" w:sz="4" w:space="0"/>
@@ -8076,30 +8785,7 @@
         </w:tcBorders>
       </w:tcPr>
     </w:tblStylePr>
-    <w:tblStylePr w:type="lastCol">
-      <w:rPr>
-        <w:i/>
-        <w:color w:val="404040"/>
-      </w:rPr>
-      <w:pPr>
-        <w:pBdr/>
-        <w:spacing/>
-        <w:ind/>
-      </w:pPr>
-      <w:tblPr>
-        <w:tblBorders/>
-      </w:tblPr>
-      <w:tcPr>
-        <w:shd w:color="ffffff"/>
-        <w:tcBorders>
-          <w:top w:val="none" w:color="000000" w:sz="4" w:space="0"/>
-          <w:left w:val="none" w:color="000000" w:sz="4" w:space="0"/>
-          <w:bottom w:val="none" w:color="000000" w:sz="4" w:space="0"/>
-          <w:right w:val="none" w:color="000000" w:sz="4" w:space="0"/>
-        </w:tcBorders>
-      </w:tcPr>
-    </w:tblStylePr>
-    <w:tblStylePr w:type="lastRow">
+    <w:tblStylePr w:type="firstRow">
       <w:rPr>
         <w:b/>
         <w:color w:val="404040"/>
@@ -8122,6 +8808,52 @@
         </w:tcBorders>
       </w:tcPr>
     </w:tblStylePr>
+    <w:tblStylePr w:type="lastCol">
+      <w:rPr>
+        <w:i/>
+        <w:color w:val="404040"/>
+      </w:rPr>
+      <w:pPr>
+        <w:pBdr/>
+        <w:spacing/>
+        <w:ind/>
+      </w:pPr>
+      <w:tblPr>
+        <w:tblBorders/>
+      </w:tblPr>
+      <w:tcPr>
+        <w:shd w:val="clear" w:color="ffffff"/>
+        <w:tcBorders>
+          <w:top w:val="none" w:color="000000" w:sz="4" w:space="0"/>
+          <w:left w:val="none" w:color="000000" w:sz="4" w:space="0"/>
+          <w:bottom w:val="none" w:color="000000" w:sz="4" w:space="0"/>
+          <w:right w:val="none" w:color="000000" w:sz="4" w:space="0"/>
+        </w:tcBorders>
+      </w:tcPr>
+    </w:tblStylePr>
+    <w:tblStylePr w:type="lastRow">
+      <w:rPr>
+        <w:b/>
+        <w:color w:val="404040"/>
+      </w:rPr>
+      <w:pPr>
+        <w:pBdr/>
+        <w:spacing/>
+        <w:ind/>
+      </w:pPr>
+      <w:tblPr>
+        <w:tblBorders/>
+      </w:tblPr>
+      <w:tcPr>
+        <w:shd w:val="clear" w:color="ffffff"/>
+        <w:tcBorders>
+          <w:top w:val="none" w:color="000000" w:sz="4" w:space="0"/>
+          <w:left w:val="none" w:color="000000" w:sz="4" w:space="0"/>
+          <w:bottom w:val="none" w:color="000000" w:sz="4" w:space="0"/>
+          <w:right w:val="none" w:color="000000" w:sz="4" w:space="0"/>
+        </w:tcBorders>
+      </w:tcPr>
+    </w:tblStylePr>
     <w:tblStylePr w:type="nwCell">
       <w:pPr>
         <w:pBdr/>
@@ -8188,9 +8920,9 @@
       </w:tcPr>
     </w:tblStylePr>
   </w:style>
-  <w:style w:type="table" w:styleId="36">
+  <w:style w:type="table" w:styleId="726">
     <w:name w:val="Grid Table 3 - Accent 3"/>
-    <w:basedOn w:val="677"/>
+    <w:basedOn w:val="865"/>
     <w:uiPriority w:val="99"/>
     <w:pPr>
       <w:pBdr/>
@@ -8289,29 +9021,6 @@
         <w:tblBorders/>
       </w:tblPr>
       <w:tcPr>
-        <w:shd w:color="ffffff"/>
-        <w:tcBorders>
-          <w:top w:val="none" w:color="000000" w:sz="4" w:space="0"/>
-          <w:left w:val="none" w:color="000000" w:sz="4" w:space="0"/>
-          <w:bottom w:val="none" w:color="000000" w:sz="4" w:space="0"/>
-          <w:right w:val="none" w:color="000000" w:sz="4" w:space="0"/>
-        </w:tcBorders>
-      </w:tcPr>
-    </w:tblStylePr>
-    <w:tblStylePr w:type="firstRow">
-      <w:rPr>
-        <w:b/>
-        <w:color w:val="404040"/>
-      </w:rPr>
-      <w:pPr>
-        <w:pBdr/>
-        <w:spacing/>
-        <w:ind/>
-      </w:pPr>
-      <w:tblPr>
-        <w:tblBorders/>
-      </w:tblPr>
-      <w:tcPr>
         <w:shd w:val="clear" w:color="ffffff"/>
         <w:tcBorders>
           <w:top w:val="none" w:color="000000" w:sz="4" w:space="0"/>
@@ -8321,30 +9030,7 @@
         </w:tcBorders>
       </w:tcPr>
     </w:tblStylePr>
-    <w:tblStylePr w:type="lastCol">
-      <w:rPr>
-        <w:i/>
-        <w:color w:val="404040"/>
-      </w:rPr>
-      <w:pPr>
-        <w:pBdr/>
-        <w:spacing/>
-        <w:ind/>
-      </w:pPr>
-      <w:tblPr>
-        <w:tblBorders/>
-      </w:tblPr>
-      <w:tcPr>
-        <w:shd w:color="ffffff"/>
-        <w:tcBorders>
-          <w:top w:val="none" w:color="000000" w:sz="4" w:space="0"/>
-          <w:left w:val="none" w:color="000000" w:sz="4" w:space="0"/>
-          <w:bottom w:val="none" w:color="000000" w:sz="4" w:space="0"/>
-          <w:right w:val="none" w:color="000000" w:sz="4" w:space="0"/>
-        </w:tcBorders>
-      </w:tcPr>
-    </w:tblStylePr>
-    <w:tblStylePr w:type="lastRow">
+    <w:tblStylePr w:type="firstRow">
       <w:rPr>
         <w:b/>
         <w:color w:val="404040"/>
@@ -8367,6 +9053,52 @@
         </w:tcBorders>
       </w:tcPr>
     </w:tblStylePr>
+    <w:tblStylePr w:type="lastCol">
+      <w:rPr>
+        <w:i/>
+        <w:color w:val="404040"/>
+      </w:rPr>
+      <w:pPr>
+        <w:pBdr/>
+        <w:spacing/>
+        <w:ind/>
+      </w:pPr>
+      <w:tblPr>
+        <w:tblBorders/>
+      </w:tblPr>
+      <w:tcPr>
+        <w:shd w:val="clear" w:color="ffffff"/>
+        <w:tcBorders>
+          <w:top w:val="none" w:color="000000" w:sz="4" w:space="0"/>
+          <w:left w:val="none" w:color="000000" w:sz="4" w:space="0"/>
+          <w:bottom w:val="none" w:color="000000" w:sz="4" w:space="0"/>
+          <w:right w:val="none" w:color="000000" w:sz="4" w:space="0"/>
+        </w:tcBorders>
+      </w:tcPr>
+    </w:tblStylePr>
+    <w:tblStylePr w:type="lastRow">
+      <w:rPr>
+        <w:b/>
+        <w:color w:val="404040"/>
+      </w:rPr>
+      <w:pPr>
+        <w:pBdr/>
+        <w:spacing/>
+        <w:ind/>
+      </w:pPr>
+      <w:tblPr>
+        <w:tblBorders/>
+      </w:tblPr>
+      <w:tcPr>
+        <w:shd w:val="clear" w:color="ffffff"/>
+        <w:tcBorders>
+          <w:top w:val="none" w:color="000000" w:sz="4" w:space="0"/>
+          <w:left w:val="none" w:color="000000" w:sz="4" w:space="0"/>
+          <w:bottom w:val="none" w:color="000000" w:sz="4" w:space="0"/>
+          <w:right w:val="none" w:color="000000" w:sz="4" w:space="0"/>
+        </w:tcBorders>
+      </w:tcPr>
+    </w:tblStylePr>
     <w:tblStylePr w:type="nwCell">
       <w:pPr>
         <w:pBdr/>
@@ -8433,9 +9165,9 @@
       </w:tcPr>
     </w:tblStylePr>
   </w:style>
-  <w:style w:type="table" w:styleId="37">
+  <w:style w:type="table" w:styleId="727">
     <w:name w:val="Grid Table 3 - Accent 4"/>
-    <w:basedOn w:val="677"/>
+    <w:basedOn w:val="865"/>
     <w:uiPriority w:val="99"/>
     <w:pPr>
       <w:pBdr/>
@@ -8534,29 +9266,6 @@
         <w:tblBorders/>
       </w:tblPr>
       <w:tcPr>
-        <w:shd w:color="ffffff"/>
-        <w:tcBorders>
-          <w:top w:val="none" w:color="000000" w:sz="4" w:space="0"/>
-          <w:left w:val="none" w:color="000000" w:sz="4" w:space="0"/>
-          <w:bottom w:val="none" w:color="000000" w:sz="4" w:space="0"/>
-          <w:right w:val="none" w:color="000000" w:sz="4" w:space="0"/>
-        </w:tcBorders>
-      </w:tcPr>
-    </w:tblStylePr>
-    <w:tblStylePr w:type="firstRow">
-      <w:rPr>
-        <w:b/>
-        <w:color w:val="404040"/>
-      </w:rPr>
-      <w:pPr>
-        <w:pBdr/>
-        <w:spacing/>
-        <w:ind/>
-      </w:pPr>
-      <w:tblPr>
-        <w:tblBorders/>
-      </w:tblPr>
-      <w:tcPr>
         <w:shd w:val="clear" w:color="ffffff"/>
         <w:tcBorders>
           <w:top w:val="none" w:color="000000" w:sz="4" w:space="0"/>
@@ -8566,30 +9275,7 @@
         </w:tcBorders>
       </w:tcPr>
     </w:tblStylePr>
-    <w:tblStylePr w:type="lastCol">
-      <w:rPr>
-        <w:i/>
-        <w:color w:val="404040"/>
-      </w:rPr>
-      <w:pPr>
-        <w:pBdr/>
-        <w:spacing/>
-        <w:ind/>
-      </w:pPr>
-      <w:tblPr>
-        <w:tblBorders/>
-      </w:tblPr>
-      <w:tcPr>
-        <w:shd w:color="ffffff"/>
-        <w:tcBorders>
-          <w:top w:val="none" w:color="000000" w:sz="4" w:space="0"/>
-          <w:left w:val="none" w:color="000000" w:sz="4" w:space="0"/>
-          <w:bottom w:val="none" w:color="000000" w:sz="4" w:space="0"/>
-          <w:right w:val="none" w:color="000000" w:sz="4" w:space="0"/>
-        </w:tcBorders>
-      </w:tcPr>
-    </w:tblStylePr>
-    <w:tblStylePr w:type="lastRow">
+    <w:tblStylePr w:type="firstRow">
       <w:rPr>
         <w:b/>
         <w:color w:val="404040"/>
@@ -8612,6 +9298,52 @@
         </w:tcBorders>
       </w:tcPr>
     </w:tblStylePr>
+    <w:tblStylePr w:type="lastCol">
+      <w:rPr>
+        <w:i/>
+        <w:color w:val="404040"/>
+      </w:rPr>
+      <w:pPr>
+        <w:pBdr/>
+        <w:spacing/>
+        <w:ind/>
+      </w:pPr>
+      <w:tblPr>
+        <w:tblBorders/>
+      </w:tblPr>
+      <w:tcPr>
+        <w:shd w:val="clear" w:color="ffffff"/>
+        <w:tcBorders>
+          <w:top w:val="none" w:color="000000" w:sz="4" w:space="0"/>
+          <w:left w:val="none" w:color="000000" w:sz="4" w:space="0"/>
+          <w:bottom w:val="none" w:color="000000" w:sz="4" w:space="0"/>
+          <w:right w:val="none" w:color="000000" w:sz="4" w:space="0"/>
+        </w:tcBorders>
+      </w:tcPr>
+    </w:tblStylePr>
+    <w:tblStylePr w:type="lastRow">
+      <w:rPr>
+        <w:b/>
+        <w:color w:val="404040"/>
+      </w:rPr>
+      <w:pPr>
+        <w:pBdr/>
+        <w:spacing/>
+        <w:ind/>
+      </w:pPr>
+      <w:tblPr>
+        <w:tblBorders/>
+      </w:tblPr>
+      <w:tcPr>
+        <w:shd w:val="clear" w:color="ffffff"/>
+        <w:tcBorders>
+          <w:top w:val="none" w:color="000000" w:sz="4" w:space="0"/>
+          <w:left w:val="none" w:color="000000" w:sz="4" w:space="0"/>
+          <w:bottom w:val="none" w:color="000000" w:sz="4" w:space="0"/>
+          <w:right w:val="none" w:color="000000" w:sz="4" w:space="0"/>
+        </w:tcBorders>
+      </w:tcPr>
+    </w:tblStylePr>
     <w:tblStylePr w:type="nwCell">
       <w:pPr>
         <w:pBdr/>
@@ -8678,9 +9410,9 @@
       </w:tcPr>
     </w:tblStylePr>
   </w:style>
-  <w:style w:type="table" w:styleId="38">
+  <w:style w:type="table" w:styleId="728">
     <w:name w:val="Grid Table 3 - Accent 5"/>
-    <w:basedOn w:val="677"/>
+    <w:basedOn w:val="865"/>
     <w:uiPriority w:val="99"/>
     <w:pPr>
       <w:pBdr/>
@@ -8779,29 +9511,6 @@
         <w:tblBorders/>
       </w:tblPr>
       <w:tcPr>
-        <w:shd w:color="ffffff"/>
-        <w:tcBorders>
-          <w:top w:val="none" w:color="000000" w:sz="4" w:space="0"/>
-          <w:left w:val="none" w:color="000000" w:sz="4" w:space="0"/>
-          <w:bottom w:val="none" w:color="000000" w:sz="4" w:space="0"/>
-          <w:right w:val="none" w:color="000000" w:sz="4" w:space="0"/>
-        </w:tcBorders>
-      </w:tcPr>
-    </w:tblStylePr>
-    <w:tblStylePr w:type="firstRow">
-      <w:rPr>
-        <w:b/>
-        <w:color w:val="404040"/>
-      </w:rPr>
-      <w:pPr>
-        <w:pBdr/>
-        <w:spacing/>
-        <w:ind/>
-      </w:pPr>
-      <w:tblPr>
-        <w:tblBorders/>
-      </w:tblPr>
-      <w:tcPr>
         <w:shd w:val="clear" w:color="ffffff"/>
         <w:tcBorders>
           <w:top w:val="none" w:color="000000" w:sz="4" w:space="0"/>
@@ -8811,30 +9520,7 @@
         </w:tcBorders>
       </w:tcPr>
     </w:tblStylePr>
-    <w:tblStylePr w:type="lastCol">
-      <w:rPr>
-        <w:i/>
-        <w:color w:val="404040"/>
-      </w:rPr>
-      <w:pPr>
-        <w:pBdr/>
-        <w:spacing/>
-        <w:ind/>
-      </w:pPr>
-      <w:tblPr>
-        <w:tblBorders/>
-      </w:tblPr>
-      <w:tcPr>
-        <w:shd w:color="ffffff"/>
-        <w:tcBorders>
-          <w:top w:val="none" w:color="000000" w:sz="4" w:space="0"/>
-          <w:left w:val="none" w:color="000000" w:sz="4" w:space="0"/>
-          <w:bottom w:val="none" w:color="000000" w:sz="4" w:space="0"/>
-          <w:right w:val="none" w:color="000000" w:sz="4" w:space="0"/>
-        </w:tcBorders>
-      </w:tcPr>
-    </w:tblStylePr>
-    <w:tblStylePr w:type="lastRow">
+    <w:tblStylePr w:type="firstRow">
       <w:rPr>
         <w:b/>
         <w:color w:val="404040"/>
@@ -8857,6 +9543,52 @@
         </w:tcBorders>
       </w:tcPr>
     </w:tblStylePr>
+    <w:tblStylePr w:type="lastCol">
+      <w:rPr>
+        <w:i/>
+        <w:color w:val="404040"/>
+      </w:rPr>
+      <w:pPr>
+        <w:pBdr/>
+        <w:spacing/>
+        <w:ind/>
+      </w:pPr>
+      <w:tblPr>
+        <w:tblBorders/>
+      </w:tblPr>
+      <w:tcPr>
+        <w:shd w:val="clear" w:color="ffffff"/>
+        <w:tcBorders>
+          <w:top w:val="none" w:color="000000" w:sz="4" w:space="0"/>
+          <w:left w:val="none" w:color="000000" w:sz="4" w:space="0"/>
+          <w:bottom w:val="none" w:color="000000" w:sz="4" w:space="0"/>
+          <w:right w:val="none" w:color="000000" w:sz="4" w:space="0"/>
+        </w:tcBorders>
+      </w:tcPr>
+    </w:tblStylePr>
+    <w:tblStylePr w:type="lastRow">
+      <w:rPr>
+        <w:b/>
+        <w:color w:val="404040"/>
+      </w:rPr>
+      <w:pPr>
+        <w:pBdr/>
+        <w:spacing/>
+        <w:ind/>
+      </w:pPr>
+      <w:tblPr>
+        <w:tblBorders/>
+      </w:tblPr>
+      <w:tcPr>
+        <w:shd w:val="clear" w:color="ffffff"/>
+        <w:tcBorders>
+          <w:top w:val="none" w:color="000000" w:sz="4" w:space="0"/>
+          <w:left w:val="none" w:color="000000" w:sz="4" w:space="0"/>
+          <w:bottom w:val="none" w:color="000000" w:sz="4" w:space="0"/>
+          <w:right w:val="none" w:color="000000" w:sz="4" w:space="0"/>
+        </w:tcBorders>
+      </w:tcPr>
+    </w:tblStylePr>
     <w:tblStylePr w:type="nwCell">
       <w:pPr>
         <w:pBdr/>
@@ -8923,9 +9655,9 @@
       </w:tcPr>
     </w:tblStylePr>
   </w:style>
-  <w:style w:type="table" w:styleId="39">
+  <w:style w:type="table" w:styleId="729">
     <w:name w:val="Grid Table 3 - Accent 6"/>
-    <w:basedOn w:val="677"/>
+    <w:basedOn w:val="865"/>
     <w:uiPriority w:val="99"/>
     <w:pPr>
       <w:pBdr/>
@@ -9024,29 +9756,6 @@
         <w:tblBorders/>
       </w:tblPr>
       <w:tcPr>
-        <w:shd w:color="ffffff"/>
-        <w:tcBorders>
-          <w:top w:val="none" w:color="000000" w:sz="4" w:space="0"/>
-          <w:left w:val="none" w:color="000000" w:sz="4" w:space="0"/>
-          <w:bottom w:val="none" w:color="000000" w:sz="4" w:space="0"/>
-          <w:right w:val="none" w:color="000000" w:sz="4" w:space="0"/>
-        </w:tcBorders>
-      </w:tcPr>
-    </w:tblStylePr>
-    <w:tblStylePr w:type="firstRow">
-      <w:rPr>
-        <w:b/>
-        <w:color w:val="404040"/>
-      </w:rPr>
-      <w:pPr>
-        <w:pBdr/>
-        <w:spacing/>
-        <w:ind/>
-      </w:pPr>
-      <w:tblPr>
-        <w:tblBorders/>
-      </w:tblPr>
-      <w:tcPr>
         <w:shd w:val="clear" w:color="ffffff"/>
         <w:tcBorders>
           <w:top w:val="none" w:color="000000" w:sz="4" w:space="0"/>
@@ -9056,30 +9765,7 @@
         </w:tcBorders>
       </w:tcPr>
     </w:tblStylePr>
-    <w:tblStylePr w:type="lastCol">
-      <w:rPr>
-        <w:i/>
-        <w:color w:val="404040"/>
-      </w:rPr>
-      <w:pPr>
-        <w:pBdr/>
-        <w:spacing/>
-        <w:ind/>
-      </w:pPr>
-      <w:tblPr>
-        <w:tblBorders/>
-      </w:tblPr>
-      <w:tcPr>
-        <w:shd w:color="ffffff"/>
-        <w:tcBorders>
-          <w:top w:val="none" w:color="000000" w:sz="4" w:space="0"/>
-          <w:left w:val="none" w:color="000000" w:sz="4" w:space="0"/>
-          <w:bottom w:val="none" w:color="000000" w:sz="4" w:space="0"/>
-          <w:right w:val="none" w:color="000000" w:sz="4" w:space="0"/>
-        </w:tcBorders>
-      </w:tcPr>
-    </w:tblStylePr>
-    <w:tblStylePr w:type="lastRow">
+    <w:tblStylePr w:type="firstRow">
       <w:rPr>
         <w:b/>
         <w:color w:val="404040"/>
@@ -9102,6 +9788,52 @@
         </w:tcBorders>
       </w:tcPr>
     </w:tblStylePr>
+    <w:tblStylePr w:type="lastCol">
+      <w:rPr>
+        <w:i/>
+        <w:color w:val="404040"/>
+      </w:rPr>
+      <w:pPr>
+        <w:pBdr/>
+        <w:spacing/>
+        <w:ind/>
+      </w:pPr>
+      <w:tblPr>
+        <w:tblBorders/>
+      </w:tblPr>
+      <w:tcPr>
+        <w:shd w:val="clear" w:color="ffffff"/>
+        <w:tcBorders>
+          <w:top w:val="none" w:color="000000" w:sz="4" w:space="0"/>
+          <w:left w:val="none" w:color="000000" w:sz="4" w:space="0"/>
+          <w:bottom w:val="none" w:color="000000" w:sz="4" w:space="0"/>
+          <w:right w:val="none" w:color="000000" w:sz="4" w:space="0"/>
+        </w:tcBorders>
+      </w:tcPr>
+    </w:tblStylePr>
+    <w:tblStylePr w:type="lastRow">
+      <w:rPr>
+        <w:b/>
+        <w:color w:val="404040"/>
+      </w:rPr>
+      <w:pPr>
+        <w:pBdr/>
+        <w:spacing/>
+        <w:ind/>
+      </w:pPr>
+      <w:tblPr>
+        <w:tblBorders/>
+      </w:tblPr>
+      <w:tcPr>
+        <w:shd w:val="clear" w:color="ffffff"/>
+        <w:tcBorders>
+          <w:top w:val="none" w:color="000000" w:sz="4" w:space="0"/>
+          <w:left w:val="none" w:color="000000" w:sz="4" w:space="0"/>
+          <w:bottom w:val="none" w:color="000000" w:sz="4" w:space="0"/>
+          <w:right w:val="none" w:color="000000" w:sz="4" w:space="0"/>
+        </w:tcBorders>
+      </w:tcPr>
+    </w:tblStylePr>
     <w:tblStylePr w:type="nwCell">
       <w:pPr>
         <w:pBdr/>
@@ -9168,9 +9900,9 @@
       </w:tcPr>
     </w:tblStylePr>
   </w:style>
-  <w:style w:type="table" w:styleId="40">
+  <w:style w:type="table" w:styleId="730">
     <w:name w:val="Grid Table 4"/>
-    <w:basedOn w:val="677"/>
+    <w:basedOn w:val="865"/>
     <w:uiPriority w:val="59"/>
     <w:pPr>
       <w:pBdr/>
@@ -9401,9 +10133,9 @@
       </w:tcPr>
     </w:tblStylePr>
   </w:style>
-  <w:style w:type="table" w:styleId="41">
+  <w:style w:type="table" w:styleId="731">
     <w:name w:val="Grid Table 4 - Accent 1"/>
-    <w:basedOn w:val="677"/>
+    <w:basedOn w:val="865"/>
     <w:uiPriority w:val="59"/>
     <w:pPr>
       <w:pBdr/>
@@ -9634,9 +10366,9 @@
       </w:tcPr>
     </w:tblStylePr>
   </w:style>
-  <w:style w:type="table" w:styleId="42">
+  <w:style w:type="table" w:styleId="732">
     <w:name w:val="Grid Table 4 - Accent 2"/>
-    <w:basedOn w:val="677"/>
+    <w:basedOn w:val="865"/>
     <w:uiPriority w:val="59"/>
     <w:pPr>
       <w:pBdr/>
@@ -9867,9 +10599,9 @@
       </w:tcPr>
     </w:tblStylePr>
   </w:style>
-  <w:style w:type="table" w:styleId="43">
+  <w:style w:type="table" w:styleId="733">
     <w:name w:val="Grid Table 4 - Accent 3"/>
-    <w:basedOn w:val="677"/>
+    <w:basedOn w:val="865"/>
     <w:uiPriority w:val="59"/>
     <w:pPr>
       <w:pBdr/>
@@ -10100,9 +10832,9 @@
       </w:tcPr>
     </w:tblStylePr>
   </w:style>
-  <w:style w:type="table" w:styleId="44">
+  <w:style w:type="table" w:styleId="734">
     <w:name w:val="Grid Table 4 - Accent 4"/>
-    <w:basedOn w:val="677"/>
+    <w:basedOn w:val="865"/>
     <w:uiPriority w:val="59"/>
     <w:pPr>
       <w:pBdr/>
@@ -10333,9 +11065,9 @@
       </w:tcPr>
     </w:tblStylePr>
   </w:style>
-  <w:style w:type="table" w:styleId="45">
+  <w:style w:type="table" w:styleId="735">
     <w:name w:val="Grid Table 4 - Accent 5"/>
-    <w:basedOn w:val="677"/>
+    <w:basedOn w:val="865"/>
     <w:uiPriority w:val="59"/>
     <w:pPr>
       <w:pBdr/>
@@ -10566,9 +11298,9 @@
       </w:tcPr>
     </w:tblStylePr>
   </w:style>
-  <w:style w:type="table" w:styleId="46">
+  <w:style w:type="table" w:styleId="736">
     <w:name w:val="Grid Table 4 - Accent 6"/>
-    <w:basedOn w:val="677"/>
+    <w:basedOn w:val="865"/>
     <w:uiPriority w:val="59"/>
     <w:pPr>
       <w:pBdr/>
@@ -10799,9 +11531,9 @@
       </w:tcPr>
     </w:tblStylePr>
   </w:style>
-  <w:style w:type="table" w:styleId="47">
+  <w:style w:type="table" w:styleId="737">
     <w:name w:val="Grid Table 5 Dark"/>
-    <w:basedOn w:val="677"/>
+    <w:basedOn w:val="865"/>
     <w:uiPriority w:val="99"/>
     <w:pPr>
       <w:pBdr/>
@@ -11027,9 +11759,9 @@
       </w:tcPr>
     </w:tblStylePr>
   </w:style>
-  <w:style w:type="table" w:styleId="48">
+  <w:style w:type="table" w:styleId="738">
     <w:name w:val="Grid Table 5 Dark- Accent 1"/>
-    <w:basedOn w:val="677"/>
+    <w:basedOn w:val="865"/>
     <w:uiPriority w:val="99"/>
     <w:pPr>
       <w:pBdr/>
@@ -11255,9 +11987,9 @@
       </w:tcPr>
     </w:tblStylePr>
   </w:style>
-  <w:style w:type="table" w:styleId="49">
+  <w:style w:type="table" w:styleId="739">
     <w:name w:val="Grid Table 5 Dark - Accent 2"/>
-    <w:basedOn w:val="677"/>
+    <w:basedOn w:val="865"/>
     <w:uiPriority w:val="99"/>
     <w:pPr>
       <w:pBdr/>
@@ -11483,9 +12215,9 @@
       </w:tcPr>
     </w:tblStylePr>
   </w:style>
-  <w:style w:type="table" w:styleId="50">
+  <w:style w:type="table" w:styleId="740">
     <w:name w:val="Grid Table 5 Dark - Accent 3"/>
-    <w:basedOn w:val="677"/>
+    <w:basedOn w:val="865"/>
     <w:uiPriority w:val="99"/>
     <w:pPr>
       <w:pBdr/>
@@ -11711,9 +12443,9 @@
       </w:tcPr>
     </w:tblStylePr>
   </w:style>
-  <w:style w:type="table" w:styleId="51">
+  <w:style w:type="table" w:styleId="741">
     <w:name w:val="Grid Table 5 Dark- Accent 4"/>
-    <w:basedOn w:val="677"/>
+    <w:basedOn w:val="865"/>
     <w:uiPriority w:val="99"/>
     <w:pPr>
       <w:pBdr/>
@@ -11939,9 +12671,9 @@
       </w:tcPr>
     </w:tblStylePr>
   </w:style>
-  <w:style w:type="table" w:styleId="52">
+  <w:style w:type="table" w:styleId="742">
     <w:name w:val="Grid Table 5 Dark - Accent 5"/>
-    <w:basedOn w:val="677"/>
+    <w:basedOn w:val="865"/>
     <w:uiPriority w:val="99"/>
     <w:pPr>
       <w:pBdr/>
@@ -12167,9 +12899,9 @@
       </w:tcPr>
     </w:tblStylePr>
   </w:style>
-  <w:style w:type="table" w:styleId="53">
+  <w:style w:type="table" w:styleId="743">
     <w:name w:val="Grid Table 5 Dark - Accent 6"/>
-    <w:basedOn w:val="677"/>
+    <w:basedOn w:val="865"/>
     <w:uiPriority w:val="99"/>
     <w:pPr>
       <w:pBdr/>
@@ -12395,9 +13127,9 @@
       </w:tcPr>
     </w:tblStylePr>
   </w:style>
-  <w:style w:type="table" w:styleId="54">
+  <w:style w:type="table" w:styleId="744">
     <w:name w:val="Grid Table 6 Colorful"/>
-    <w:basedOn w:val="677"/>
+    <w:basedOn w:val="865"/>
     <w:uiPriority w:val="99"/>
     <w:pPr>
       <w:pBdr/>
@@ -12625,9 +13357,9 @@
       </w:tcPr>
     </w:tblStylePr>
   </w:style>
-  <w:style w:type="table" w:styleId="55">
+  <w:style w:type="table" w:styleId="745">
     <w:name w:val="Grid Table 6 Colorful - Accent 1"/>
-    <w:basedOn w:val="677"/>
+    <w:basedOn w:val="865"/>
     <w:uiPriority w:val="99"/>
     <w:pPr>
       <w:pBdr/>
@@ -12855,9 +13587,9 @@
       </w:tcPr>
     </w:tblStylePr>
   </w:style>
-  <w:style w:type="table" w:styleId="56">
+  <w:style w:type="table" w:styleId="746">
     <w:name w:val="Grid Table 6 Colorful - Accent 2"/>
-    <w:basedOn w:val="677"/>
+    <w:basedOn w:val="865"/>
     <w:uiPriority w:val="99"/>
     <w:pPr>
       <w:pBdr/>
@@ -13085,9 +13817,9 @@
       </w:tcPr>
     </w:tblStylePr>
   </w:style>
-  <w:style w:type="table" w:styleId="57">
+  <w:style w:type="table" w:styleId="747">
     <w:name w:val="Grid Table 6 Colorful - Accent 3"/>
-    <w:basedOn w:val="677"/>
+    <w:basedOn w:val="865"/>
     <w:uiPriority w:val="99"/>
     <w:pPr>
       <w:pBdr/>
@@ -13315,9 +14047,9 @@
       </w:tcPr>
     </w:tblStylePr>
   </w:style>
-  <w:style w:type="table" w:styleId="58">
+  <w:style w:type="table" w:styleId="748">
     <w:name w:val="Grid Table 6 Colorful - Accent 4"/>
-    <w:basedOn w:val="677"/>
+    <w:basedOn w:val="865"/>
     <w:uiPriority w:val="99"/>
     <w:pPr>
       <w:pBdr/>
@@ -13545,9 +14277,9 @@
       </w:tcPr>
     </w:tblStylePr>
   </w:style>
-  <w:style w:type="table" w:styleId="59">
+  <w:style w:type="table" w:styleId="749">
     <w:name w:val="Grid Table 6 Colorful - Accent 5"/>
-    <w:basedOn w:val="677"/>
+    <w:basedOn w:val="865"/>
     <w:uiPriority w:val="99"/>
     <w:pPr>
       <w:pBdr/>
@@ -13775,9 +14507,9 @@
       </w:tcPr>
     </w:tblStylePr>
   </w:style>
-  <w:style w:type="table" w:styleId="60">
+  <w:style w:type="table" w:styleId="750">
     <w:name w:val="Grid Table 6 Colorful - Accent 6"/>
-    <w:basedOn w:val="677"/>
+    <w:basedOn w:val="865"/>
     <w:uiPriority w:val="99"/>
     <w:pPr>
       <w:pBdr/>
@@ -14005,9 +14737,9 @@
       </w:tcPr>
     </w:tblStylePr>
   </w:style>
-  <w:style w:type="table" w:styleId="61">
+  <w:style w:type="table" w:styleId="751">
     <w:name w:val="Grid Table 7 Colorful"/>
-    <w:basedOn w:val="677"/>
+    <w:basedOn w:val="865"/>
     <w:uiPriority w:val="99"/>
     <w:pPr>
       <w:pBdr/>
@@ -14109,11 +14841,11 @@
         <w:tblBorders/>
       </w:tblPr>
       <w:tcPr>
-        <w:shd w:color="ffffff"/>
+        <w:shd w:val="clear" w:color="ffffff"/>
         <w:tcBorders>
-          <w:top w:val="none"/>
-          <w:left w:val="none"/>
-          <w:bottom w:val="none"/>
+          <w:top w:val="none" w:color="000000" w:sz="4" w:space="0"/>
+          <w:left w:val="none" w:color="000000" w:sz="4" w:space="0"/>
+          <w:bottom w:val="none" w:color="000000" w:sz="4" w:space="0"/>
           <w:right w:val="single" w:color="000000" w:themeColor="text1" w:themeTint="80" w:sz="4" w:space="0"/>
         </w:tcBorders>
       </w:tcPr>
@@ -14136,10 +14868,10 @@
       <w:tcPr>
         <w:shd w:val="clear" w:color="ffffff" w:themeColor="light1" w:fill="ffffff" w:themeFill="light1"/>
         <w:tcBorders>
-          <w:top w:val="none"/>
-          <w:left w:val="none"/>
+          <w:top w:val="none" w:color="000000" w:sz="4" w:space="0"/>
+          <w:left w:val="none" w:color="000000" w:sz="4" w:space="0"/>
           <w:bottom w:val="single" w:color="000000" w:themeColor="text1" w:themeTint="80" w:sz="4" w:space="0"/>
-          <w:right w:val="none"/>
+          <w:right w:val="none" w:color="000000" w:sz="4" w:space="0"/>
         </w:tcBorders>
       </w:tcPr>
     </w:tblStylePr>
@@ -14159,12 +14891,12 @@
         <w:tblBorders/>
       </w:tblPr>
       <w:tcPr>
-        <w:shd w:color="ffffff"/>
+        <w:shd w:val="clear" w:color="ffffff"/>
         <w:tcBorders>
-          <w:top w:val="none"/>
+          <w:top w:val="none" w:color="000000" w:sz="4" w:space="0"/>
           <w:left w:val="single" w:color="000000" w:themeColor="text1" w:themeTint="80" w:sz="4" w:space="0"/>
-          <w:bottom w:val="none"/>
-          <w:right w:val="none"/>
+          <w:bottom w:val="none" w:color="000000" w:sz="4" w:space="0"/>
+          <w:right w:val="none" w:color="000000" w:sz="4" w:space="0"/>
         </w:tcBorders>
       </w:tcPr>
     </w:tblStylePr>
@@ -14187,9 +14919,9 @@
         <w:shd w:val="clear" w:color="ffffff" w:themeColor="light1" w:fill="ffffff" w:themeFill="light1"/>
         <w:tcBorders>
           <w:top w:val="single" w:color="000000" w:themeColor="text1" w:themeTint="80" w:sz="4" w:space="0"/>
-          <w:left w:val="none"/>
-          <w:bottom w:val="none"/>
-          <w:right w:val="none"/>
+          <w:left w:val="none" w:color="000000" w:sz="4" w:space="0"/>
+          <w:bottom w:val="none" w:color="000000" w:sz="4" w:space="0"/>
+          <w:right w:val="none" w:color="000000" w:sz="4" w:space="0"/>
         </w:tcBorders>
       </w:tcPr>
     </w:tblStylePr>
@@ -14259,9 +14991,9 @@
       </w:tcPr>
     </w:tblStylePr>
   </w:style>
-  <w:style w:type="table" w:styleId="62">
+  <w:style w:type="table" w:styleId="752">
     <w:name w:val="Grid Table 7 Colorful - Accent 1"/>
-    <w:basedOn w:val="677"/>
+    <w:basedOn w:val="865"/>
     <w:uiPriority w:val="99"/>
     <w:pPr>
       <w:pBdr/>
@@ -14363,11 +15095,11 @@
         <w:tblBorders/>
       </w:tblPr>
       <w:tcPr>
-        <w:shd w:color="ffffff"/>
+        <w:shd w:val="clear" w:color="ffffff"/>
         <w:tcBorders>
-          <w:top w:val="none"/>
-          <w:left w:val="none"/>
-          <w:bottom w:val="none"/>
+          <w:top w:val="none" w:color="000000" w:sz="4" w:space="0"/>
+          <w:left w:val="none" w:color="000000" w:sz="4" w:space="0"/>
+          <w:bottom w:val="none" w:color="000000" w:sz="4" w:space="0"/>
           <w:right w:val="single" w:color="000000" w:themeColor="accent1" w:themeTint="80" w:sz="4" w:space="0"/>
         </w:tcBorders>
       </w:tcPr>
@@ -14390,10 +15122,10 @@
       <w:tcPr>
         <w:shd w:val="clear" w:color="ffffff" w:themeColor="light1" w:fill="ffffff" w:themeFill="light1"/>
         <w:tcBorders>
-          <w:top w:val="none"/>
-          <w:left w:val="none"/>
+          <w:top w:val="none" w:color="000000" w:sz="4" w:space="0"/>
+          <w:left w:val="none" w:color="000000" w:sz="4" w:space="0"/>
           <w:bottom w:val="single" w:color="000000" w:themeColor="accent1" w:themeTint="80" w:sz="4" w:space="0"/>
-          <w:right w:val="none"/>
+          <w:right w:val="none" w:color="000000" w:sz="4" w:space="0"/>
         </w:tcBorders>
       </w:tcPr>
     </w:tblStylePr>
@@ -14413,12 +15145,12 @@
         <w:tblBorders/>
       </w:tblPr>
       <w:tcPr>
-        <w:shd w:color="ffffff"/>
+        <w:shd w:val="clear" w:color="ffffff"/>
         <w:tcBorders>
-          <w:top w:val="none"/>
+          <w:top w:val="none" w:color="000000" w:sz="4" w:space="0"/>
           <w:left w:val="single" w:color="000000" w:themeColor="accent1" w:themeTint="80" w:sz="4" w:space="0"/>
-          <w:bottom w:val="none"/>
-          <w:right w:val="none"/>
+          <w:bottom w:val="none" w:color="000000" w:sz="4" w:space="0"/>
+          <w:right w:val="none" w:color="000000" w:sz="4" w:space="0"/>
         </w:tcBorders>
       </w:tcPr>
     </w:tblStylePr>
@@ -14441,9 +15173,9 @@
         <w:shd w:val="clear" w:color="ffffff" w:themeColor="light1" w:fill="ffffff" w:themeFill="light1"/>
         <w:tcBorders>
           <w:top w:val="single" w:color="000000" w:themeColor="accent1" w:themeTint="80" w:sz="4" w:space="0"/>
-          <w:left w:val="none"/>
-          <w:bottom w:val="none"/>
-          <w:right w:val="none"/>
+          <w:left w:val="none" w:color="000000" w:sz="4" w:space="0"/>
+          <w:bottom w:val="none" w:color="000000" w:sz="4" w:space="0"/>
+          <w:right w:val="none" w:color="000000" w:sz="4" w:space="0"/>
         </w:tcBorders>
       </w:tcPr>
     </w:tblStylePr>
@@ -14513,9 +15245,9 @@
       </w:tcPr>
     </w:tblStylePr>
   </w:style>
-  <w:style w:type="table" w:styleId="63">
+  <w:style w:type="table" w:styleId="753">
     <w:name w:val="Grid Table 7 Colorful - Accent 2"/>
-    <w:basedOn w:val="677"/>
+    <w:basedOn w:val="865"/>
     <w:uiPriority w:val="99"/>
     <w:pPr>
       <w:pBdr/>
@@ -14617,11 +15349,11 @@
         <w:tblBorders/>
       </w:tblPr>
       <w:tcPr>
-        <w:shd w:color="ffffff"/>
+        <w:shd w:val="clear" w:color="ffffff"/>
         <w:tcBorders>
-          <w:top w:val="none"/>
-          <w:left w:val="none"/>
-          <w:bottom w:val="none"/>
+          <w:top w:val="none" w:color="000000" w:sz="4" w:space="0"/>
+          <w:left w:val="none" w:color="000000" w:sz="4" w:space="0"/>
+          <w:bottom w:val="none" w:color="000000" w:sz="4" w:space="0"/>
           <w:right w:val="single" w:color="000000" w:themeColor="accent2" w:themeTint="97" w:sz="4" w:space="0"/>
         </w:tcBorders>
       </w:tcPr>
@@ -14644,10 +15376,10 @@
       <w:tcPr>
         <w:shd w:val="clear" w:color="ffffff" w:themeColor="light1" w:fill="ffffff" w:themeFill="light1"/>
         <w:tcBorders>
-          <w:top w:val="none"/>
-          <w:left w:val="none"/>
+          <w:top w:val="none" w:color="000000" w:sz="4" w:space="0"/>
+          <w:left w:val="none" w:color="000000" w:sz="4" w:space="0"/>
           <w:bottom w:val="single" w:color="000000" w:themeColor="accent2" w:themeTint="97" w:sz="4" w:space="0"/>
-          <w:right w:val="none"/>
+          <w:right w:val="none" w:color="000000" w:sz="4" w:space="0"/>
         </w:tcBorders>
       </w:tcPr>
     </w:tblStylePr>
@@ -14667,12 +15399,12 @@
         <w:tblBorders/>
       </w:tblPr>
       <w:tcPr>
-        <w:shd w:color="ffffff"/>
+        <w:shd w:val="clear" w:color="ffffff"/>
         <w:tcBorders>
-          <w:top w:val="none"/>
+          <w:top w:val="none" w:color="000000" w:sz="4" w:space="0"/>
           <w:left w:val="single" w:color="000000" w:themeColor="accent2" w:themeTint="97" w:sz="4" w:space="0"/>
-          <w:bottom w:val="none"/>
-          <w:right w:val="none"/>
+          <w:bottom w:val="none" w:color="000000" w:sz="4" w:space="0"/>
+          <w:right w:val="none" w:color="000000" w:sz="4" w:space="0"/>
         </w:tcBorders>
       </w:tcPr>
     </w:tblStylePr>
@@ -14695,9 +15427,9 @@
         <w:shd w:val="clear" w:color="ffffff" w:themeColor="light1" w:fill="ffffff" w:themeFill="light1"/>
         <w:tcBorders>
           <w:top w:val="single" w:color="000000" w:themeColor="accent2" w:themeTint="97" w:sz="4" w:space="0"/>
-          <w:left w:val="none"/>
-          <w:bottom w:val="none"/>
-          <w:right w:val="none"/>
+          <w:left w:val="none" w:color="000000" w:sz="4" w:space="0"/>
+          <w:bottom w:val="none" w:color="000000" w:sz="4" w:space="0"/>
+          <w:right w:val="none" w:color="000000" w:sz="4" w:space="0"/>
         </w:tcBorders>
       </w:tcPr>
     </w:tblStylePr>
@@ -14767,9 +15499,9 @@
       </w:tcPr>
     </w:tblStylePr>
   </w:style>
-  <w:style w:type="table" w:styleId="64">
+  <w:style w:type="table" w:styleId="754">
     <w:name w:val="Grid Table 7 Colorful - Accent 3"/>
-    <w:basedOn w:val="677"/>
+    <w:basedOn w:val="865"/>
     <w:uiPriority w:val="99"/>
     <w:pPr>
       <w:pBdr/>
@@ -14871,11 +15603,11 @@
         <w:tblBorders/>
       </w:tblPr>
       <w:tcPr>
-        <w:shd w:color="ffffff"/>
+        <w:shd w:val="clear" w:color="ffffff"/>
         <w:tcBorders>
-          <w:top w:val="none"/>
-          <w:left w:val="none"/>
-          <w:bottom w:val="none"/>
+          <w:top w:val="none" w:color="000000" w:sz="4" w:space="0"/>
+          <w:left w:val="none" w:color="000000" w:sz="4" w:space="0"/>
+          <w:bottom w:val="none" w:color="000000" w:sz="4" w:space="0"/>
           <w:right w:val="single" w:color="000000" w:themeColor="accent3" w:themeTint="FE" w:sz="4" w:space="0"/>
         </w:tcBorders>
       </w:tcPr>
@@ -14898,10 +15630,10 @@
       <w:tcPr>
         <w:shd w:val="clear" w:color="ffffff" w:themeColor="light1" w:fill="ffffff" w:themeFill="light1"/>
         <w:tcBorders>
-          <w:top w:val="none"/>
-          <w:left w:val="none"/>
+          <w:top w:val="none" w:color="000000" w:sz="4" w:space="0"/>
+          <w:left w:val="none" w:color="000000" w:sz="4" w:space="0"/>
           <w:bottom w:val="single" w:color="000000" w:themeColor="accent3" w:themeTint="FE" w:sz="4" w:space="0"/>
-          <w:right w:val="none"/>
+          <w:right w:val="none" w:color="000000" w:sz="4" w:space="0"/>
         </w:tcBorders>
       </w:tcPr>
     </w:tblStylePr>
@@ -14921,12 +15653,12 @@
         <w:tblBorders/>
       </w:tblPr>
       <w:tcPr>
-        <w:shd w:color="ffffff"/>
+        <w:shd w:val="clear" w:color="ffffff"/>
         <w:tcBorders>
-          <w:top w:val="none"/>
+          <w:top w:val="none" w:color="000000" w:sz="4" w:space="0"/>
           <w:left w:val="single" w:color="000000" w:themeColor="accent3" w:themeTint="FE" w:sz="4" w:space="0"/>
-          <w:bottom w:val="none"/>
-          <w:right w:val="none"/>
+          <w:bottom w:val="none" w:color="000000" w:sz="4" w:space="0"/>
+          <w:right w:val="none" w:color="000000" w:sz="4" w:space="0"/>
         </w:tcBorders>
       </w:tcPr>
     </w:tblStylePr>
@@ -14949,9 +15681,9 @@
         <w:shd w:val="clear" w:color="ffffff" w:themeColor="light1" w:fill="ffffff" w:themeFill="light1"/>
         <w:tcBorders>
           <w:top w:val="single" w:color="000000" w:themeColor="accent3" w:themeTint="FE" w:sz="4" w:space="0"/>
-          <w:left w:val="none"/>
-          <w:bottom w:val="none"/>
-          <w:right w:val="none"/>
+          <w:left w:val="none" w:color="000000" w:sz="4" w:space="0"/>
+          <w:bottom w:val="none" w:color="000000" w:sz="4" w:space="0"/>
+          <w:right w:val="none" w:color="000000" w:sz="4" w:space="0"/>
         </w:tcBorders>
       </w:tcPr>
     </w:tblStylePr>
@@ -15021,9 +15753,9 @@
       </w:tcPr>
     </w:tblStylePr>
   </w:style>
-  <w:style w:type="table" w:styleId="65">
+  <w:style w:type="table" w:styleId="755">
     <w:name w:val="Grid Table 7 Colorful - Accent 4"/>
-    <w:basedOn w:val="677"/>
+    <w:basedOn w:val="865"/>
     <w:uiPriority w:val="99"/>
     <w:pPr>
       <w:pBdr/>
@@ -15125,11 +15857,11 @@
         <w:tblBorders/>
       </w:tblPr>
       <w:tcPr>
-        <w:shd w:color="ffffff"/>
+        <w:shd w:val="clear" w:color="ffffff"/>
         <w:tcBorders>
-          <w:top w:val="none"/>
-          <w:left w:val="none"/>
-          <w:bottom w:val="none"/>
+          <w:top w:val="none" w:color="000000" w:sz="4" w:space="0"/>
+          <w:left w:val="none" w:color="000000" w:sz="4" w:space="0"/>
+          <w:bottom w:val="none" w:color="000000" w:sz="4" w:space="0"/>
           <w:right w:val="single" w:color="000000" w:themeColor="accent4" w:themeTint="9A" w:sz="4" w:space="0"/>
         </w:tcBorders>
       </w:tcPr>
@@ -15152,10 +15884,10 @@
       <w:tcPr>
         <w:shd w:val="clear" w:color="ffffff" w:themeColor="light1" w:fill="ffffff" w:themeFill="light1"/>
         <w:tcBorders>
-          <w:top w:val="none"/>
-          <w:left w:val="none"/>
+          <w:top w:val="none" w:color="000000" w:sz="4" w:space="0"/>
+          <w:left w:val="none" w:color="000000" w:sz="4" w:space="0"/>
           <w:bottom w:val="single" w:color="000000" w:themeColor="accent4" w:themeTint="9A" w:sz="4" w:space="0"/>
-          <w:right w:val="none"/>
+          <w:right w:val="none" w:color="000000" w:sz="4" w:space="0"/>
         </w:tcBorders>
       </w:tcPr>
     </w:tblStylePr>
@@ -15175,12 +15907,12 @@
         <w:tblBorders/>
       </w:tblPr>
       <w:tcPr>
-        <w:shd w:color="ffffff"/>
+        <w:shd w:val="clear" w:color="ffffff"/>
         <w:tcBorders>
-          <w:top w:val="none"/>
+          <w:top w:val="none" w:color="000000" w:sz="4" w:space="0"/>
           <w:left w:val="single" w:color="000000" w:themeColor="accent4" w:themeTint="9A" w:sz="4" w:space="0"/>
-          <w:bottom w:val="none"/>
-          <w:right w:val="none"/>
+          <w:bottom w:val="none" w:color="000000" w:sz="4" w:space="0"/>
+          <w:right w:val="none" w:color="000000" w:sz="4" w:space="0"/>
         </w:tcBorders>
       </w:tcPr>
     </w:tblStylePr>
@@ -15203,9 +15935,9 @@
         <w:shd w:val="clear" w:color="ffffff" w:themeColor="light1" w:fill="ffffff" w:themeFill="light1"/>
         <w:tcBorders>
           <w:top w:val="single" w:color="000000" w:themeColor="accent4" w:themeTint="9A" w:sz="4" w:space="0"/>
-          <w:left w:val="none"/>
-          <w:bottom w:val="none"/>
-          <w:right w:val="none"/>
+          <w:left w:val="none" w:color="000000" w:sz="4" w:space="0"/>
+          <w:bottom w:val="none" w:color="000000" w:sz="4" w:space="0"/>
+          <w:right w:val="none" w:color="000000" w:sz="4" w:space="0"/>
         </w:tcBorders>
       </w:tcPr>
     </w:tblStylePr>
@@ -15275,9 +16007,9 @@
       </w:tcPr>
     </w:tblStylePr>
   </w:style>
-  <w:style w:type="table" w:styleId="66">
+  <w:style w:type="table" w:styleId="756">
     <w:name w:val="Grid Table 7 Colorful - Accent 5"/>
-    <w:basedOn w:val="677"/>
+    <w:basedOn w:val="865"/>
     <w:uiPriority w:val="99"/>
     <w:pPr>
       <w:pBdr/>
@@ -15379,11 +16111,11 @@
         <w:tblBorders/>
       </w:tblPr>
       <w:tcPr>
-        <w:shd w:color="ffffff"/>
+        <w:shd w:val="clear" w:color="ffffff"/>
         <w:tcBorders>
-          <w:top w:val="none"/>
-          <w:left w:val="none"/>
-          <w:bottom w:val="none"/>
+          <w:top w:val="none" w:color="000000" w:sz="4" w:space="0"/>
+          <w:left w:val="none" w:color="000000" w:sz="4" w:space="0"/>
+          <w:bottom w:val="none" w:color="000000" w:sz="4" w:space="0"/>
           <w:right w:val="single" w:color="000000" w:themeColor="accent5" w:themeTint="90" w:sz="4" w:space="0"/>
         </w:tcBorders>
       </w:tcPr>
@@ -15406,10 +16138,10 @@
       <w:tcPr>
         <w:shd w:val="clear" w:color="ffffff" w:themeColor="light1" w:fill="ffffff" w:themeFill="light1"/>
         <w:tcBorders>
-          <w:top w:val="none"/>
-          <w:left w:val="none"/>
+          <w:top w:val="none" w:color="000000" w:sz="4" w:space="0"/>
+          <w:left w:val="none" w:color="000000" w:sz="4" w:space="0"/>
           <w:bottom w:val="single" w:color="000000" w:themeColor="accent5" w:themeTint="90" w:sz="4" w:space="0"/>
-          <w:right w:val="none"/>
+          <w:right w:val="none" w:color="000000" w:sz="4" w:space="0"/>
         </w:tcBorders>
       </w:tcPr>
     </w:tblStylePr>
@@ -15429,12 +16161,12 @@
         <w:tblBorders/>
       </w:tblPr>
       <w:tcPr>
-        <w:shd w:color="ffffff"/>
+        <w:shd w:val="clear" w:color="ffffff"/>
         <w:tcBorders>
-          <w:top w:val="none"/>
+          <w:top w:val="none" w:color="000000" w:sz="4" w:space="0"/>
           <w:left w:val="single" w:color="000000" w:themeColor="accent5" w:themeTint="90" w:sz="4" w:space="0"/>
-          <w:bottom w:val="none"/>
-          <w:right w:val="none"/>
+          <w:bottom w:val="none" w:color="000000" w:sz="4" w:space="0"/>
+          <w:right w:val="none" w:color="000000" w:sz="4" w:space="0"/>
         </w:tcBorders>
       </w:tcPr>
     </w:tblStylePr>
@@ -15457,9 +16189,9 @@
         <w:shd w:val="clear" w:color="ffffff" w:themeColor="light1" w:fill="ffffff" w:themeFill="light1"/>
         <w:tcBorders>
           <w:top w:val="single" w:color="000000" w:themeColor="accent5" w:themeTint="90" w:sz="4" w:space="0"/>
-          <w:left w:val="none"/>
-          <w:bottom w:val="none"/>
-          <w:right w:val="none"/>
+          <w:left w:val="none" w:color="000000" w:sz="4" w:space="0"/>
+          <w:bottom w:val="none" w:color="000000" w:sz="4" w:space="0"/>
+          <w:right w:val="none" w:color="000000" w:sz="4" w:space="0"/>
         </w:tcBorders>
       </w:tcPr>
     </w:tblStylePr>
@@ -15529,9 +16261,9 @@
       </w:tcPr>
     </w:tblStylePr>
   </w:style>
-  <w:style w:type="table" w:styleId="67">
+  <w:style w:type="table" w:styleId="757">
     <w:name w:val="Grid Table 7 Colorful - Accent 6"/>
-    <w:basedOn w:val="677"/>
+    <w:basedOn w:val="865"/>
     <w:uiPriority w:val="99"/>
     <w:pPr>
       <w:pBdr/>
@@ -15633,11 +16365,11 @@
         <w:tblBorders/>
       </w:tblPr>
       <w:tcPr>
-        <w:shd w:color="ffffff"/>
+        <w:shd w:val="clear" w:color="ffffff"/>
         <w:tcBorders>
-          <w:top w:val="none"/>
-          <w:left w:val="none"/>
-          <w:bottom w:val="none"/>
+          <w:top w:val="none" w:color="000000" w:sz="4" w:space="0"/>
+          <w:left w:val="none" w:color="000000" w:sz="4" w:space="0"/>
+          <w:bottom w:val="none" w:color="000000" w:sz="4" w:space="0"/>
           <w:right w:val="single" w:color="000000" w:themeColor="accent6" w:themeTint="90" w:sz="4" w:space="0"/>
         </w:tcBorders>
       </w:tcPr>
@@ -15660,10 +16392,10 @@
       <w:tcPr>
         <w:shd w:val="clear" w:color="ffffff" w:themeColor="light1" w:fill="ffffff" w:themeFill="light1"/>
         <w:tcBorders>
-          <w:top w:val="none"/>
-          <w:left w:val="none"/>
+          <w:top w:val="none" w:color="000000" w:sz="4" w:space="0"/>
+          <w:left w:val="none" w:color="000000" w:sz="4" w:space="0"/>
           <w:bottom w:val="single" w:color="000000" w:themeColor="accent6" w:themeTint="90" w:sz="4" w:space="0"/>
-          <w:right w:val="none"/>
+          <w:right w:val="none" w:color="000000" w:sz="4" w:space="0"/>
         </w:tcBorders>
       </w:tcPr>
     </w:tblStylePr>
@@ -15683,12 +16415,12 @@
         <w:tblBorders/>
       </w:tblPr>
       <w:tcPr>
-        <w:shd w:color="ffffff"/>
+        <w:shd w:val="clear" w:color="ffffff"/>
         <w:tcBorders>
-          <w:top w:val="none"/>
+          <w:top w:val="none" w:color="000000" w:sz="4" w:space="0"/>
           <w:left w:val="single" w:color="000000" w:themeColor="accent6" w:themeTint="90" w:sz="4" w:space="0"/>
-          <w:bottom w:val="none"/>
-          <w:right w:val="none"/>
+          <w:bottom w:val="none" w:color="000000" w:sz="4" w:space="0"/>
+          <w:right w:val="none" w:color="000000" w:sz="4" w:space="0"/>
         </w:tcBorders>
       </w:tcPr>
     </w:tblStylePr>
@@ -15711,9 +16443,9 @@
         <w:shd w:val="clear" w:color="ffffff" w:themeColor="light1" w:fill="ffffff" w:themeFill="light1"/>
         <w:tcBorders>
           <w:top w:val="single" w:color="000000" w:themeColor="accent6" w:themeTint="90" w:sz="4" w:space="0"/>
-          <w:left w:val="none"/>
-          <w:bottom w:val="none"/>
-          <w:right w:val="none"/>
+          <w:left w:val="none" w:color="000000" w:sz="4" w:space="0"/>
+          <w:bottom w:val="none" w:color="000000" w:sz="4" w:space="0"/>
+          <w:right w:val="none" w:color="000000" w:sz="4" w:space="0"/>
         </w:tcBorders>
       </w:tcPr>
     </w:tblStylePr>
@@ -15783,9 +16515,9 @@
       </w:tcPr>
     </w:tblStylePr>
   </w:style>
-  <w:style w:type="table" w:styleId="68">
+  <w:style w:type="table" w:styleId="758">
     <w:name w:val="List Table 1 Light"/>
-    <w:basedOn w:val="677"/>
+    <w:basedOn w:val="865"/>
     <w:uiPriority w:val="99"/>
     <w:pPr>
       <w:pBdr/>
@@ -15999,9 +16731,9 @@
       </w:tcPr>
     </w:tblStylePr>
   </w:style>
-  <w:style w:type="table" w:styleId="69">
+  <w:style w:type="table" w:styleId="759">
     <w:name w:val="List Table 1 Light - Accent 1"/>
-    <w:basedOn w:val="677"/>
+    <w:basedOn w:val="865"/>
     <w:uiPriority w:val="99"/>
     <w:pPr>
       <w:pBdr/>
@@ -16215,9 +16947,9 @@
       </w:tcPr>
     </w:tblStylePr>
   </w:style>
-  <w:style w:type="table" w:styleId="70">
+  <w:style w:type="table" w:styleId="760">
     <w:name w:val="List Table 1 Light - Accent 2"/>
-    <w:basedOn w:val="677"/>
+    <w:basedOn w:val="865"/>
     <w:uiPriority w:val="99"/>
     <w:pPr>
       <w:pBdr/>
@@ -16431,9 +17163,9 @@
       </w:tcPr>
     </w:tblStylePr>
   </w:style>
-  <w:style w:type="table" w:styleId="71">
+  <w:style w:type="table" w:styleId="761">
     <w:name w:val="List Table 1 Light - Accent 3"/>
-    <w:basedOn w:val="677"/>
+    <w:basedOn w:val="865"/>
     <w:uiPriority w:val="99"/>
     <w:pPr>
       <w:pBdr/>
@@ -16647,9 +17379,9 @@
       </w:tcPr>
     </w:tblStylePr>
   </w:style>
-  <w:style w:type="table" w:styleId="72">
+  <w:style w:type="table" w:styleId="762">
     <w:name w:val="List Table 1 Light - Accent 4"/>
-    <w:basedOn w:val="677"/>
+    <w:basedOn w:val="865"/>
     <w:uiPriority w:val="99"/>
     <w:pPr>
       <w:pBdr/>
@@ -16863,9 +17595,9 @@
       </w:tcPr>
     </w:tblStylePr>
   </w:style>
-  <w:style w:type="table" w:styleId="73">
+  <w:style w:type="table" w:styleId="763">
     <w:name w:val="List Table 1 Light - Accent 5"/>
-    <w:basedOn w:val="677"/>
+    <w:basedOn w:val="865"/>
     <w:uiPriority w:val="99"/>
     <w:pPr>
       <w:pBdr/>
@@ -17079,9 +17811,9 @@
       </w:tcPr>
     </w:tblStylePr>
   </w:style>
-  <w:style w:type="table" w:styleId="74">
+  <w:style w:type="table" w:styleId="764">
     <w:name w:val="List Table 1 Light - Accent 6"/>
-    <w:basedOn w:val="677"/>
+    <w:basedOn w:val="865"/>
     <w:uiPriority w:val="99"/>
     <w:pPr>
       <w:pBdr/>
@@ -17295,9 +18027,9 @@
       </w:tcPr>
     </w:tblStylePr>
   </w:style>
-  <w:style w:type="table" w:styleId="75">
+  <w:style w:type="table" w:styleId="765">
     <w:name w:val="List Table 2"/>
-    <w:basedOn w:val="677"/>
+    <w:basedOn w:val="865"/>
     <w:uiPriority w:val="99"/>
     <w:pPr>
       <w:pBdr/>
@@ -17533,9 +18265,9 @@
       </w:tcPr>
     </w:tblStylePr>
   </w:style>
-  <w:style w:type="table" w:styleId="76">
+  <w:style w:type="table" w:styleId="766">
     <w:name w:val="List Table 2 - Accent 1"/>
-    <w:basedOn w:val="677"/>
+    <w:basedOn w:val="865"/>
     <w:uiPriority w:val="99"/>
     <w:pPr>
       <w:pBdr/>
@@ -17771,9 +18503,9 @@
       </w:tcPr>
     </w:tblStylePr>
   </w:style>
-  <w:style w:type="table" w:styleId="77">
+  <w:style w:type="table" w:styleId="767">
     <w:name w:val="List Table 2 - Accent 2"/>
-    <w:basedOn w:val="677"/>
+    <w:basedOn w:val="865"/>
     <w:uiPriority w:val="99"/>
     <w:pPr>
       <w:pBdr/>
@@ -18009,9 +18741,9 @@
       </w:tcPr>
     </w:tblStylePr>
   </w:style>
-  <w:style w:type="table" w:styleId="78">
+  <w:style w:type="table" w:styleId="768">
     <w:name w:val="List Table 2 - Accent 3"/>
-    <w:basedOn w:val="677"/>
+    <w:basedOn w:val="865"/>
     <w:uiPriority w:val="99"/>
     <w:pPr>
       <w:pBdr/>
@@ -18247,9 +18979,9 @@
       </w:tcPr>
     </w:tblStylePr>
   </w:style>
-  <w:style w:type="table" w:styleId="79">
+  <w:style w:type="table" w:styleId="769">
     <w:name w:val="List Table 2 - Accent 4"/>
-    <w:basedOn w:val="677"/>
+    <w:basedOn w:val="865"/>
     <w:uiPriority w:val="99"/>
     <w:pPr>
       <w:pBdr/>
@@ -18485,9 +19217,9 @@
       </w:tcPr>
     </w:tblStylePr>
   </w:style>
-  <w:style w:type="table" w:styleId="80">
+  <w:style w:type="table" w:styleId="770">
     <w:name w:val="List Table 2 - Accent 5"/>
-    <w:basedOn w:val="677"/>
+    <w:basedOn w:val="865"/>
     <w:uiPriority w:val="99"/>
     <w:pPr>
       <w:pBdr/>
@@ -18723,9 +19455,9 @@
       </w:tcPr>
     </w:tblStylePr>
   </w:style>
-  <w:style w:type="table" w:styleId="81">
+  <w:style w:type="table" w:styleId="771">
     <w:name w:val="List Table 2 - Accent 6"/>
-    <w:basedOn w:val="677"/>
+    <w:basedOn w:val="865"/>
     <w:uiPriority w:val="99"/>
     <w:pPr>
       <w:pBdr/>
@@ -18961,9 +19693,9 @@
       </w:tcPr>
     </w:tblStylePr>
   </w:style>
-  <w:style w:type="table" w:styleId="82">
+  <w:style w:type="table" w:styleId="772">
     <w:name w:val="List Table 3"/>
-    <w:basedOn w:val="677"/>
+    <w:basedOn w:val="865"/>
     <w:uiPriority w:val="99"/>
     <w:pPr>
       <w:pBdr/>
@@ -19189,9 +19921,9 @@
       </w:tcPr>
     </w:tblStylePr>
   </w:style>
-  <w:style w:type="table" w:styleId="83">
+  <w:style w:type="table" w:styleId="773">
     <w:name w:val="List Table 3 - Accent 1"/>
-    <w:basedOn w:val="677"/>
+    <w:basedOn w:val="865"/>
     <w:uiPriority w:val="99"/>
     <w:pPr>
       <w:pBdr/>
@@ -19417,9 +20149,9 @@
       </w:tcPr>
     </w:tblStylePr>
   </w:style>
-  <w:style w:type="table" w:styleId="84">
+  <w:style w:type="table" w:styleId="774">
     <w:name w:val="List Table 3 - Accent 2"/>
-    <w:basedOn w:val="677"/>
+    <w:basedOn w:val="865"/>
     <w:uiPriority w:val="99"/>
     <w:pPr>
       <w:pBdr/>
@@ -19645,9 +20377,9 @@
       </w:tcPr>
     </w:tblStylePr>
   </w:style>
-  <w:style w:type="table" w:styleId="85">
+  <w:style w:type="table" w:styleId="775">
     <w:name w:val="List Table 3 - Accent 3"/>
-    <w:basedOn w:val="677"/>
+    <w:basedOn w:val="865"/>
     <w:uiPriority w:val="99"/>
     <w:pPr>
       <w:pBdr/>
@@ -19873,9 +20605,9 @@
       </w:tcPr>
     </w:tblStylePr>
   </w:style>
-  <w:style w:type="table" w:styleId="86">
+  <w:style w:type="table" w:styleId="776">
     <w:name w:val="List Table 3 - Accent 4"/>
-    <w:basedOn w:val="677"/>
+    <w:basedOn w:val="865"/>
     <w:uiPriority w:val="99"/>
     <w:pPr>
       <w:pBdr/>
@@ -20101,9 +20833,9 @@
       </w:tcPr>
     </w:tblStylePr>
   </w:style>
-  <w:style w:type="table" w:styleId="87">
+  <w:style w:type="table" w:styleId="777">
     <w:name w:val="List Table 3 - Accent 5"/>
-    <w:basedOn w:val="677"/>
+    <w:basedOn w:val="865"/>
     <w:uiPriority w:val="99"/>
     <w:pPr>
       <w:pBdr/>
@@ -20329,9 +21061,9 @@
       </w:tcPr>
     </w:tblStylePr>
   </w:style>
-  <w:style w:type="table" w:styleId="88">
+  <w:style w:type="table" w:styleId="778">
     <w:name w:val="List Table 3 - Accent 6"/>
-    <w:basedOn w:val="677"/>
+    <w:basedOn w:val="865"/>
     <w:uiPriority w:val="99"/>
     <w:pPr>
       <w:pBdr/>
@@ -20557,9 +21289,9 @@
       </w:tcPr>
     </w:tblStylePr>
   </w:style>
-  <w:style w:type="table" w:styleId="89">
+  <w:style w:type="table" w:styleId="779">
     <w:name w:val="List Table 4"/>
-    <w:basedOn w:val="677"/>
+    <w:basedOn w:val="865"/>
     <w:uiPriority w:val="99"/>
     <w:pPr>
       <w:pBdr/>
@@ -20782,9 +21514,9 @@
       </w:tcPr>
     </w:tblStylePr>
   </w:style>
-  <w:style w:type="table" w:styleId="90">
+  <w:style w:type="table" w:styleId="780">
     <w:name w:val="List Table 4 - Accent 1"/>
-    <w:basedOn w:val="677"/>
+    <w:basedOn w:val="865"/>
     <w:uiPriority w:val="99"/>
     <w:pPr>
       <w:pBdr/>
@@ -21007,9 +21739,9 @@
       </w:tcPr>
     </w:tblStylePr>
   </w:style>
-  <w:style w:type="table" w:styleId="91">
+  <w:style w:type="table" w:styleId="781">
     <w:name w:val="List Table 4 - Accent 2"/>
-    <w:basedOn w:val="677"/>
+    <w:basedOn w:val="865"/>
     <w:uiPriority w:val="99"/>
     <w:pPr>
       <w:pBdr/>
@@ -21232,9 +21964,9 @@
       </w:tcPr>
     </w:tblStylePr>
   </w:style>
-  <w:style w:type="table" w:styleId="92">
+  <w:style w:type="table" w:styleId="782">
     <w:name w:val="List Table 4 - Accent 3"/>
-    <w:basedOn w:val="677"/>
+    <w:basedOn w:val="865"/>
     <w:uiPriority w:val="99"/>
     <w:pPr>
       <w:pBdr/>
@@ -21457,9 +22189,9 @@
       </w:tcPr>
     </w:tblStylePr>
   </w:style>
-  <w:style w:type="table" w:styleId="93">
+  <w:style w:type="table" w:styleId="783">
     <w:name w:val="List Table 4 - Accent 4"/>
-    <w:basedOn w:val="677"/>
+    <w:basedOn w:val="865"/>
     <w:uiPriority w:val="99"/>
     <w:pPr>
       <w:pBdr/>
@@ -21682,9 +22414,9 @@
       </w:tcPr>
     </w:tblStylePr>
   </w:style>
-  <w:style w:type="table" w:styleId="94">
+  <w:style w:type="table" w:styleId="784">
     <w:name w:val="List Table 4 - Accent 5"/>
-    <w:basedOn w:val="677"/>
+    <w:basedOn w:val="865"/>
     <w:uiPriority w:val="99"/>
     <w:pPr>
       <w:pBdr/>
@@ -21907,9 +22639,9 @@
       </w:tcPr>
     </w:tblStylePr>
   </w:style>
-  <w:style w:type="table" w:styleId="95">
+  <w:style w:type="table" w:styleId="785">
     <w:name w:val="List Table 4 - Accent 6"/>
-    <w:basedOn w:val="677"/>
+    <w:basedOn w:val="865"/>
     <w:uiPriority w:val="99"/>
     <w:pPr>
       <w:pBdr/>
@@ -22132,9 +22864,9 @@
       </w:tcPr>
     </w:tblStylePr>
   </w:style>
-  <w:style w:type="table" w:styleId="96">
+  <w:style w:type="table" w:styleId="786">
     <w:name w:val="List Table 5 Dark"/>
-    <w:basedOn w:val="677"/>
+    <w:basedOn w:val="865"/>
     <w:uiPriority w:val="99"/>
     <w:pPr>
       <w:pBdr/>
@@ -22374,9 +23106,9 @@
       </w:tcPr>
     </w:tblStylePr>
   </w:style>
-  <w:style w:type="table" w:styleId="97">
+  <w:style w:type="table" w:styleId="787">
     <w:name w:val="List Table 5 Dark - Accent 1"/>
-    <w:basedOn w:val="677"/>
+    <w:basedOn w:val="865"/>
     <w:uiPriority w:val="99"/>
     <w:pPr>
       <w:pBdr/>
@@ -22616,9 +23348,9 @@
       </w:tcPr>
     </w:tblStylePr>
   </w:style>
-  <w:style w:type="table" w:styleId="98">
+  <w:style w:type="table" w:styleId="788">
     <w:name w:val="List Table 5 Dark - Accent 2"/>
-    <w:basedOn w:val="677"/>
+    <w:basedOn w:val="865"/>
     <w:uiPriority w:val="99"/>
     <w:pPr>
       <w:pBdr/>
@@ -22858,9 +23590,9 @@
       </w:tcPr>
     </w:tblStylePr>
   </w:style>
-  <w:style w:type="table" w:styleId="99">
+  <w:style w:type="table" w:styleId="789">
     <w:name w:val="List Table 5 Dark - Accent 3"/>
-    <w:basedOn w:val="677"/>
+    <w:basedOn w:val="865"/>
     <w:uiPriority w:val="99"/>
     <w:pPr>
       <w:pBdr/>
@@ -23100,9 +23832,9 @@
       </w:tcPr>
     </w:tblStylePr>
   </w:style>
-  <w:style w:type="table" w:styleId="100">
+  <w:style w:type="table" w:styleId="790">
     <w:name w:val="List Table 5 Dark - Accent 4"/>
-    <w:basedOn w:val="677"/>
+    <w:basedOn w:val="865"/>
     <w:uiPriority w:val="99"/>
     <w:pPr>
       <w:pBdr/>
@@ -23342,9 +24074,9 @@
       </w:tcPr>
     </w:tblStylePr>
   </w:style>
-  <w:style w:type="table" w:styleId="101">
+  <w:style w:type="table" w:styleId="791">
     <w:name w:val="List Table 5 Dark - Accent 5"/>
-    <w:basedOn w:val="677"/>
+    <w:basedOn w:val="865"/>
     <w:uiPriority w:val="99"/>
     <w:pPr>
       <w:pBdr/>
@@ -23584,9 +24316,9 @@
       </w:tcPr>
     </w:tblStylePr>
   </w:style>
-  <w:style w:type="table" w:styleId="102">
+  <w:style w:type="table" w:styleId="792">
     <w:name w:val="List Table 5 Dark - Accent 6"/>
-    <w:basedOn w:val="677"/>
+    <w:basedOn w:val="865"/>
     <w:uiPriority w:val="99"/>
     <w:pPr>
       <w:pBdr/>
@@ -23826,9 +24558,9 @@
       </w:tcPr>
     </w:tblStylePr>
   </w:style>
-  <w:style w:type="table" w:styleId="103">
+  <w:style w:type="table" w:styleId="793">
     <w:name w:val="List Table 6 Colorful"/>
-    <w:basedOn w:val="677"/>
+    <w:basedOn w:val="865"/>
     <w:uiPriority w:val="99"/>
     <w:pPr>
       <w:pBdr/>
@@ -24049,9 +24781,9 @@
       </w:tcPr>
     </w:tblStylePr>
   </w:style>
-  <w:style w:type="table" w:styleId="104">
+  <w:style w:type="table" w:styleId="794">
     <w:name w:val="List Table 6 Colorful - Accent 1"/>
-    <w:basedOn w:val="677"/>
+    <w:basedOn w:val="865"/>
     <w:uiPriority w:val="99"/>
     <w:pPr>
       <w:pBdr/>
@@ -24272,9 +25004,9 @@
       </w:tcPr>
     </w:tblStylePr>
   </w:style>
-  <w:style w:type="table" w:styleId="105">
+  <w:style w:type="table" w:styleId="795">
     <w:name w:val="List Table 6 Colorful - Accent 2"/>
-    <w:basedOn w:val="677"/>
+    <w:basedOn w:val="865"/>
     <w:uiPriority w:val="99"/>
     <w:pPr>
       <w:pBdr/>
@@ -24495,9 +25227,9 @@
       </w:tcPr>
     </w:tblStylePr>
   </w:style>
-  <w:style w:type="table" w:styleId="106">
+  <w:style w:type="table" w:styleId="796">
     <w:name w:val="List Table 6 Colorful - Accent 3"/>
-    <w:basedOn w:val="677"/>
+    <w:basedOn w:val="865"/>
     <w:uiPriority w:val="99"/>
     <w:pPr>
       <w:pBdr/>
@@ -24718,9 +25450,9 @@
       </w:tcPr>
     </w:tblStylePr>
   </w:style>
-  <w:style w:type="table" w:styleId="107">
+  <w:style w:type="table" w:styleId="797">
     <w:name w:val="List Table 6 Colorful - Accent 4"/>
-    <w:basedOn w:val="677"/>
+    <w:basedOn w:val="865"/>
     <w:uiPriority w:val="99"/>
     <w:pPr>
       <w:pBdr/>
@@ -24941,9 +25673,9 @@
       </w:tcPr>
     </w:tblStylePr>
   </w:style>
-  <w:style w:type="table" w:styleId="108">
+  <w:style w:type="table" w:styleId="798">
     <w:name w:val="List Table 6 Colorful - Accent 5"/>
-    <w:basedOn w:val="677"/>
+    <w:basedOn w:val="865"/>
     <w:uiPriority w:val="99"/>
     <w:pPr>
       <w:pBdr/>
@@ -25164,9 +25896,9 @@
       </w:tcPr>
     </w:tblStylePr>
   </w:style>
-  <w:style w:type="table" w:styleId="109">
+  <w:style w:type="table" w:styleId="799">
     <w:name w:val="List Table 6 Colorful - Accent 6"/>
-    <w:basedOn w:val="677"/>
+    <w:basedOn w:val="865"/>
     <w:uiPriority w:val="99"/>
     <w:pPr>
       <w:pBdr/>
@@ -25387,9 +26119,9 @@
       </w:tcPr>
     </w:tblStylePr>
   </w:style>
-  <w:style w:type="table" w:styleId="110">
+  <w:style w:type="table" w:styleId="800">
     <w:name w:val="List Table 7 Colorful"/>
-    <w:basedOn w:val="677"/>
+    <w:basedOn w:val="865"/>
     <w:uiPriority w:val="99"/>
     <w:pPr>
       <w:pBdr/>
@@ -25488,11 +26220,11 @@
         <w:tblBorders/>
       </w:tblPr>
       <w:tcPr>
-        <w:shd w:color="ffffff"/>
+        <w:shd w:val="clear" w:color="ffffff"/>
         <w:tcBorders>
-          <w:top w:val="none"/>
-          <w:left w:val="none"/>
-          <w:bottom w:val="none"/>
+          <w:top w:val="none" w:color="000000" w:sz="4" w:space="0"/>
+          <w:left w:val="none" w:color="000000" w:sz="4" w:space="0"/>
+          <w:bottom w:val="none" w:color="000000" w:sz="4" w:space="0"/>
           <w:right w:val="single" w:color="000000" w:themeColor="text1" w:themeTint="80" w:sz="4" w:space="0"/>
         </w:tcBorders>
       </w:tcPr>
@@ -25515,10 +26247,10 @@
       <w:tcPr>
         <w:shd w:val="clear" w:color="ffffff" w:themeColor="light1" w:fill="ffffff" w:themeFill="light1"/>
         <w:tcBorders>
-          <w:top w:val="none"/>
-          <w:left w:val="none"/>
+          <w:top w:val="none" w:color="000000" w:sz="4" w:space="0"/>
+          <w:left w:val="none" w:color="000000" w:sz="4" w:space="0"/>
           <w:bottom w:val="single" w:color="000000" w:themeColor="text1" w:themeTint="80" w:sz="4" w:space="0"/>
-          <w:right w:val="none"/>
+          <w:right w:val="none" w:color="000000" w:sz="4" w:space="0"/>
         </w:tcBorders>
       </w:tcPr>
     </w:tblStylePr>
@@ -25538,12 +26270,12 @@
         <w:tblBorders/>
       </w:tblPr>
       <w:tcPr>
-        <w:shd w:color="ffffff"/>
+        <w:shd w:val="clear" w:color="ffffff"/>
         <w:tcBorders>
-          <w:top w:val="none"/>
+          <w:top w:val="none" w:color="000000" w:sz="4" w:space="0"/>
           <w:left w:val="single" w:color="000000" w:themeColor="text1" w:themeTint="80" w:sz="4" w:space="0"/>
-          <w:bottom w:val="none"/>
-          <w:right w:val="none"/>
+          <w:bottom w:val="none" w:color="000000" w:sz="4" w:space="0"/>
+          <w:right w:val="none" w:color="000000" w:sz="4" w:space="0"/>
         </w:tcBorders>
       </w:tcPr>
     </w:tblStylePr>
@@ -25566,9 +26298,9 @@
         <w:shd w:val="clear" w:color="ffffff" w:themeColor="light1" w:fill="ffffff" w:themeFill="light1"/>
         <w:tcBorders>
           <w:top w:val="single" w:color="000000" w:themeColor="text1" w:themeTint="80" w:sz="4" w:space="0"/>
-          <w:left w:val="none"/>
-          <w:bottom w:val="none"/>
-          <w:right w:val="none"/>
+          <w:left w:val="none" w:color="000000" w:sz="4" w:space="0"/>
+          <w:bottom w:val="none" w:color="000000" w:sz="4" w:space="0"/>
+          <w:right w:val="none" w:color="000000" w:sz="4" w:space="0"/>
         </w:tcBorders>
       </w:tcPr>
     </w:tblStylePr>
@@ -25643,9 +26375,9 @@
       </w:tcPr>
     </w:tblStylePr>
   </w:style>
-  <w:style w:type="table" w:styleId="111">
+  <w:style w:type="table" w:styleId="801">
     <w:name w:val="List Table 7 Colorful - Accent 1"/>
-    <w:basedOn w:val="677"/>
+    <w:basedOn w:val="865"/>
     <w:uiPriority w:val="99"/>
     <w:pPr>
       <w:pBdr/>
@@ -25744,11 +26476,11 @@
         <w:tblBorders/>
       </w:tblPr>
       <w:tcPr>
-        <w:shd w:color="ffffff"/>
+        <w:shd w:val="clear" w:color="ffffff"/>
         <w:tcBorders>
-          <w:top w:val="none"/>
-          <w:left w:val="none"/>
-          <w:bottom w:val="none"/>
+          <w:top w:val="none" w:color="000000" w:sz="4" w:space="0"/>
+          <w:left w:val="none" w:color="000000" w:sz="4" w:space="0"/>
+          <w:bottom w:val="none" w:color="000000" w:sz="4" w:space="0"/>
           <w:right w:val="single" w:color="000000" w:themeColor="accent1" w:sz="4" w:space="0"/>
         </w:tcBorders>
       </w:tcPr>
@@ -25771,10 +26503,10 @@
       <w:tcPr>
         <w:shd w:val="clear" w:color="ffffff" w:themeColor="light1" w:fill="ffffff" w:themeFill="light1"/>
         <w:tcBorders>
-          <w:top w:val="none"/>
-          <w:left w:val="none"/>
+          <w:top w:val="none" w:color="000000" w:sz="4" w:space="0"/>
+          <w:left w:val="none" w:color="000000" w:sz="4" w:space="0"/>
           <w:bottom w:val="single" w:color="000000" w:themeColor="accent1" w:sz="4" w:space="0"/>
-          <w:right w:val="none"/>
+          <w:right w:val="none" w:color="000000" w:sz="4" w:space="0"/>
         </w:tcBorders>
       </w:tcPr>
     </w:tblStylePr>
@@ -25794,12 +26526,12 @@
         <w:tblBorders/>
       </w:tblPr>
       <w:tcPr>
-        <w:shd w:color="ffffff"/>
+        <w:shd w:val="clear" w:color="ffffff"/>
         <w:tcBorders>
-          <w:top w:val="none"/>
+          <w:top w:val="none" w:color="000000" w:sz="4" w:space="0"/>
           <w:left w:val="single" w:color="000000" w:themeColor="accent1" w:sz="4" w:space="0"/>
-          <w:bottom w:val="none"/>
-          <w:right w:val="none"/>
+          <w:bottom w:val="none" w:color="000000" w:sz="4" w:space="0"/>
+          <w:right w:val="none" w:color="000000" w:sz="4" w:space="0"/>
         </w:tcBorders>
       </w:tcPr>
     </w:tblStylePr>
@@ -25822,9 +26554,9 @@
         <w:shd w:val="clear" w:color="ffffff" w:themeColor="light1" w:fill="ffffff" w:themeFill="light1"/>
         <w:tcBorders>
           <w:top w:val="single" w:color="000000" w:themeColor="accent1" w:sz="4" w:space="0"/>
-          <w:left w:val="none"/>
-          <w:bottom w:val="none"/>
-          <w:right w:val="none"/>
+          <w:left w:val="none" w:color="000000" w:sz="4" w:space="0"/>
+          <w:bottom w:val="none" w:color="000000" w:sz="4" w:space="0"/>
+          <w:right w:val="none" w:color="000000" w:sz="4" w:space="0"/>
         </w:tcBorders>
       </w:tcPr>
     </w:tblStylePr>
@@ -25899,9 +26631,9 @@
       </w:tcPr>
     </w:tblStylePr>
   </w:style>
-  <w:style w:type="table" w:styleId="112">
+  <w:style w:type="table" w:styleId="802">
     <w:name w:val="List Table 7 Colorful - Accent 2"/>
-    <w:basedOn w:val="677"/>
+    <w:basedOn w:val="865"/>
     <w:uiPriority w:val="99"/>
     <w:pPr>
       <w:pBdr/>
@@ -26000,11 +26732,11 @@
         <w:tblBorders/>
       </w:tblPr>
       <w:tcPr>
-        <w:shd w:color="ffffff"/>
+        <w:shd w:val="clear" w:color="ffffff"/>
         <w:tcBorders>
-          <w:top w:val="none"/>
-          <w:left w:val="none"/>
-          <w:bottom w:val="none"/>
+          <w:top w:val="none" w:color="000000" w:sz="4" w:space="0"/>
+          <w:left w:val="none" w:color="000000" w:sz="4" w:space="0"/>
+          <w:bottom w:val="none" w:color="000000" w:sz="4" w:space="0"/>
           <w:right w:val="single" w:color="000000" w:themeColor="accent2" w:themeTint="97" w:sz="4" w:space="0"/>
         </w:tcBorders>
       </w:tcPr>
@@ -26027,10 +26759,10 @@
       <w:tcPr>
         <w:shd w:val="clear" w:color="ffffff" w:themeColor="light1" w:fill="ffffff" w:themeFill="light1"/>
         <w:tcBorders>
-          <w:top w:val="none"/>
-          <w:left w:val="none"/>
+          <w:top w:val="none" w:color="000000" w:sz="4" w:space="0"/>
+          <w:left w:val="none" w:color="000000" w:sz="4" w:space="0"/>
           <w:bottom w:val="single" w:color="000000" w:themeColor="accent2" w:themeTint="97" w:sz="4" w:space="0"/>
-          <w:right w:val="none"/>
+          <w:right w:val="none" w:color="000000" w:sz="4" w:space="0"/>
         </w:tcBorders>
       </w:tcPr>
     </w:tblStylePr>
@@ -26050,12 +26782,12 @@
         <w:tblBorders/>
       </w:tblPr>
       <w:tcPr>
-        <w:shd w:color="ffffff"/>
+        <w:shd w:val="clear" w:color="ffffff"/>
         <w:tcBorders>
-          <w:top w:val="none"/>
+          <w:top w:val="none" w:color="000000" w:sz="4" w:space="0"/>
           <w:left w:val="single" w:color="000000" w:themeColor="accent2" w:themeTint="97" w:sz="4" w:space="0"/>
-          <w:bottom w:val="none"/>
-          <w:right w:val="none"/>
+          <w:bottom w:val="none" w:color="000000" w:sz="4" w:space="0"/>
+          <w:right w:val="none" w:color="000000" w:sz="4" w:space="0"/>
         </w:tcBorders>
       </w:tcPr>
     </w:tblStylePr>
@@ -26078,9 +26810,9 @@
         <w:shd w:val="clear" w:color="ffffff" w:themeColor="light1" w:fill="ffffff" w:themeFill="light1"/>
         <w:tcBorders>
           <w:top w:val="single" w:color="000000" w:themeColor="accent2" w:themeTint="97" w:sz="4" w:space="0"/>
-          <w:left w:val="none"/>
-          <w:bottom w:val="none"/>
-          <w:right w:val="none"/>
+          <w:left w:val="none" w:color="000000" w:sz="4" w:space="0"/>
+          <w:bottom w:val="none" w:color="000000" w:sz="4" w:space="0"/>
+          <w:right w:val="none" w:color="000000" w:sz="4" w:space="0"/>
         </w:tcBorders>
       </w:tcPr>
     </w:tblStylePr>
@@ -26155,9 +26887,9 @@
       </w:tcPr>
     </w:tblStylePr>
   </w:style>
-  <w:style w:type="table" w:styleId="113">
+  <w:style w:type="table" w:styleId="803">
     <w:name w:val="List Table 7 Colorful - Accent 3"/>
-    <w:basedOn w:val="677"/>
+    <w:basedOn w:val="865"/>
     <w:uiPriority w:val="99"/>
     <w:pPr>
       <w:pBdr/>
@@ -26256,11 +26988,11 @@
         <w:tblBorders/>
       </w:tblPr>
       <w:tcPr>
-        <w:shd w:color="ffffff"/>
+        <w:shd w:val="clear" w:color="ffffff"/>
         <w:tcBorders>
-          <w:top w:val="none"/>
-          <w:left w:val="none"/>
-          <w:bottom w:val="none"/>
+          <w:top w:val="none" w:color="000000" w:sz="4" w:space="0"/>
+          <w:left w:val="none" w:color="000000" w:sz="4" w:space="0"/>
+          <w:bottom w:val="none" w:color="000000" w:sz="4" w:space="0"/>
           <w:right w:val="single" w:color="000000" w:themeColor="accent3" w:themeTint="98" w:sz="4" w:space="0"/>
         </w:tcBorders>
       </w:tcPr>
@@ -26283,10 +27015,10 @@
       <w:tcPr>
         <w:shd w:val="clear" w:color="ffffff" w:themeColor="light1" w:fill="ffffff" w:themeFill="light1"/>
         <w:tcBorders>
-          <w:top w:val="none"/>
-          <w:left w:val="none"/>
+          <w:top w:val="none" w:color="000000" w:sz="4" w:space="0"/>
+          <w:left w:val="none" w:color="000000" w:sz="4" w:space="0"/>
           <w:bottom w:val="single" w:color="000000" w:themeColor="accent3" w:themeTint="98" w:sz="4" w:space="0"/>
-          <w:right w:val="none"/>
+          <w:right w:val="none" w:color="000000" w:sz="4" w:space="0"/>
         </w:tcBorders>
       </w:tcPr>
     </w:tblStylePr>
@@ -26306,12 +27038,12 @@
         <w:tblBorders/>
       </w:tblPr>
       <w:tcPr>
-        <w:shd w:color="ffffff"/>
+        <w:shd w:val="clear" w:color="ffffff"/>
         <w:tcBorders>
-          <w:top w:val="none"/>
+          <w:top w:val="none" w:color="000000" w:sz="4" w:space="0"/>
           <w:left w:val="single" w:color="000000" w:themeColor="accent3" w:themeTint="98" w:sz="4" w:space="0"/>
-          <w:bottom w:val="none"/>
-          <w:right w:val="none"/>
+          <w:bottom w:val="none" w:color="000000" w:sz="4" w:space="0"/>
+          <w:right w:val="none" w:color="000000" w:sz="4" w:space="0"/>
         </w:tcBorders>
       </w:tcPr>
     </w:tblStylePr>
@@ -26334,9 +27066,9 @@
         <w:shd w:val="clear" w:color="ffffff" w:themeColor="light1" w:fill="ffffff" w:themeFill="light1"/>
         <w:tcBorders>
           <w:top w:val="single" w:color="000000" w:themeColor="accent3" w:themeTint="98" w:sz="4" w:space="0"/>
-          <w:left w:val="none"/>
-          <w:bottom w:val="none"/>
-          <w:right w:val="none"/>
+          <w:left w:val="none" w:color="000000" w:sz="4" w:space="0"/>
+          <w:bottom w:val="none" w:color="000000" w:sz="4" w:space="0"/>
+          <w:right w:val="none" w:color="000000" w:sz="4" w:space="0"/>
         </w:tcBorders>
       </w:tcPr>
     </w:tblStylePr>
@@ -26411,9 +27143,9 @@
       </w:tcPr>
     </w:tblStylePr>
   </w:style>
-  <w:style w:type="table" w:styleId="114">
+  <w:style w:type="table" w:styleId="804">
     <w:name w:val="List Table 7 Colorful - Accent 4"/>
-    <w:basedOn w:val="677"/>
+    <w:basedOn w:val="865"/>
     <w:uiPriority w:val="99"/>
     <w:pPr>
       <w:pBdr/>
@@ -26512,11 +27244,11 @@
         <w:tblBorders/>
       </w:tblPr>
       <w:tcPr>
-        <w:shd w:color="ffffff"/>
+        <w:shd w:val="clear" w:color="ffffff"/>
         <w:tcBorders>
-          <w:top w:val="none"/>
-          <w:left w:val="none"/>
-          <w:bottom w:val="none"/>
+          <w:top w:val="none" w:color="000000" w:sz="4" w:space="0"/>
+          <w:left w:val="none" w:color="000000" w:sz="4" w:space="0"/>
+          <w:bottom w:val="none" w:color="000000" w:sz="4" w:space="0"/>
           <w:right w:val="single" w:color="000000" w:themeColor="accent4" w:themeTint="9A" w:sz="4" w:space="0"/>
         </w:tcBorders>
       </w:tcPr>
@@ -26539,10 +27271,10 @@
       <w:tcPr>
         <w:shd w:val="clear" w:color="ffffff" w:themeColor="light1" w:fill="ffffff" w:themeFill="light1"/>
         <w:tcBorders>
-          <w:top w:val="none"/>
-          <w:left w:val="none"/>
+          <w:top w:val="none" w:color="000000" w:sz="4" w:space="0"/>
+          <w:left w:val="none" w:color="000000" w:sz="4" w:space="0"/>
           <w:bottom w:val="single" w:color="000000" w:themeColor="accent4" w:themeTint="9A" w:sz="4" w:space="0"/>
-          <w:right w:val="none"/>
+          <w:right w:val="none" w:color="000000" w:sz="4" w:space="0"/>
         </w:tcBorders>
       </w:tcPr>
     </w:tblStylePr>
@@ -26562,12 +27294,12 @@
         <w:tblBorders/>
       </w:tblPr>
       <w:tcPr>
-        <w:shd w:color="ffffff"/>
+        <w:shd w:val="clear" w:color="ffffff"/>
         <w:tcBorders>
-          <w:top w:val="none"/>
+          <w:top w:val="none" w:color="000000" w:sz="4" w:space="0"/>
           <w:left w:val="single" w:color="000000" w:themeColor="accent4" w:themeTint="9A" w:sz="4" w:space="0"/>
-          <w:bottom w:val="none"/>
-          <w:right w:val="none"/>
+          <w:bottom w:val="none" w:color="000000" w:sz="4" w:space="0"/>
+          <w:right w:val="none" w:color="000000" w:sz="4" w:space="0"/>
         </w:tcBorders>
       </w:tcPr>
     </w:tblStylePr>
@@ -26590,9 +27322,9 @@
         <w:shd w:val="clear" w:color="ffffff" w:themeColor="light1" w:fill="ffffff" w:themeFill="light1"/>
         <w:tcBorders>
           <w:top w:val="single" w:color="000000" w:themeColor="accent4" w:themeTint="9A" w:sz="4" w:space="0"/>
-          <w:left w:val="none"/>
-          <w:bottom w:val="none"/>
-          <w:right w:val="none"/>
+          <w:left w:val="none" w:color="000000" w:sz="4" w:space="0"/>
+          <w:bottom w:val="none" w:color="000000" w:sz="4" w:space="0"/>
+          <w:right w:val="none" w:color="000000" w:sz="4" w:space="0"/>
         </w:tcBorders>
       </w:tcPr>
     </w:tblStylePr>
@@ -26667,9 +27399,9 @@
       </w:tcPr>
     </w:tblStylePr>
   </w:style>
-  <w:style w:type="table" w:styleId="115">
+  <w:style w:type="table" w:styleId="805">
     <w:name w:val="List Table 7 Colorful - Accent 5"/>
-    <w:basedOn w:val="677"/>
+    <w:basedOn w:val="865"/>
     <w:uiPriority w:val="99"/>
     <w:pPr>
       <w:pBdr/>
@@ -26768,11 +27500,11 @@
         <w:tblBorders/>
       </w:tblPr>
       <w:tcPr>
-        <w:shd w:color="ffffff"/>
+        <w:shd w:val="clear" w:color="ffffff"/>
         <w:tcBorders>
-          <w:top w:val="none"/>
-          <w:left w:val="none"/>
-          <w:bottom w:val="none"/>
+          <w:top w:val="none" w:color="000000" w:sz="4" w:space="0"/>
+          <w:left w:val="none" w:color="000000" w:sz="4" w:space="0"/>
+          <w:bottom w:val="none" w:color="000000" w:sz="4" w:space="0"/>
           <w:right w:val="single" w:color="000000" w:themeColor="accent5" w:themeTint="9A" w:sz="4" w:space="0"/>
         </w:tcBorders>
       </w:tcPr>
@@ -26795,10 +27527,10 @@
       <w:tcPr>
         <w:shd w:val="clear" w:color="ffffff" w:themeColor="light1" w:fill="ffffff" w:themeFill="light1"/>
         <w:tcBorders>
-          <w:top w:val="none"/>
-          <w:left w:val="none"/>
+          <w:top w:val="none" w:color="000000" w:sz="4" w:space="0"/>
+          <w:left w:val="none" w:color="000000" w:sz="4" w:space="0"/>
           <w:bottom w:val="single" w:color="000000" w:themeColor="accent5" w:themeTint="9A" w:sz="4" w:space="0"/>
-          <w:right w:val="none"/>
+          <w:right w:val="none" w:color="000000" w:sz="4" w:space="0"/>
         </w:tcBorders>
       </w:tcPr>
     </w:tblStylePr>
@@ -26818,12 +27550,12 @@
         <w:tblBorders/>
       </w:tblPr>
       <w:tcPr>
-        <w:shd w:color="ffffff"/>
+        <w:shd w:val="clear" w:color="ffffff"/>
         <w:tcBorders>
-          <w:top w:val="none"/>
+          <w:top w:val="none" w:color="000000" w:sz="4" w:space="0"/>
           <w:left w:val="single" w:color="000000" w:themeColor="accent5" w:themeTint="9A" w:sz="4" w:space="0"/>
-          <w:bottom w:val="none"/>
-          <w:right w:val="none"/>
+          <w:bottom w:val="none" w:color="000000" w:sz="4" w:space="0"/>
+          <w:right w:val="none" w:color="000000" w:sz="4" w:space="0"/>
         </w:tcBorders>
       </w:tcPr>
     </w:tblStylePr>
@@ -26846,9 +27578,9 @@
         <w:shd w:val="clear" w:color="ffffff" w:themeColor="light1" w:fill="ffffff" w:themeFill="light1"/>
         <w:tcBorders>
           <w:top w:val="single" w:color="000000" w:themeColor="accent5" w:themeTint="9A" w:sz="4" w:space="0"/>
-          <w:left w:val="none"/>
-          <w:bottom w:val="none"/>
-          <w:right w:val="none"/>
+          <w:left w:val="none" w:color="000000" w:sz="4" w:space="0"/>
+          <w:bottom w:val="none" w:color="000000" w:sz="4" w:space="0"/>
+          <w:right w:val="none" w:color="000000" w:sz="4" w:space="0"/>
         </w:tcBorders>
       </w:tcPr>
     </w:tblStylePr>
@@ -26923,9 +27655,9 @@
       </w:tcPr>
     </w:tblStylePr>
   </w:style>
-  <w:style w:type="table" w:styleId="116">
+  <w:style w:type="table" w:styleId="806">
     <w:name w:val="List Table 7 Colorful - Accent 6"/>
-    <w:basedOn w:val="677"/>
+    <w:basedOn w:val="865"/>
     <w:uiPriority w:val="99"/>
     <w:pPr>
       <w:pBdr/>
@@ -27024,11 +27756,11 @@
         <w:tblBorders/>
       </w:tblPr>
       <w:tcPr>
-        <w:shd w:color="ffffff"/>
+        <w:shd w:val="clear" w:color="ffffff"/>
         <w:tcBorders>
-          <w:top w:val="none"/>
-          <w:left w:val="none"/>
-          <w:bottom w:val="none"/>
+          <w:top w:val="none" w:color="000000" w:sz="4" w:space="0"/>
+          <w:left w:val="none" w:color="000000" w:sz="4" w:space="0"/>
+          <w:bottom w:val="none" w:color="000000" w:sz="4" w:space="0"/>
           <w:right w:val="single" w:color="000000" w:themeColor="accent6" w:themeTint="98" w:sz="4" w:space="0"/>
         </w:tcBorders>
       </w:tcPr>
@@ -27051,10 +27783,10 @@
       <w:tcPr>
         <w:shd w:val="clear" w:color="ffffff" w:themeColor="light1" w:fill="ffffff" w:themeFill="light1"/>
         <w:tcBorders>
-          <w:top w:val="none"/>
-          <w:left w:val="none"/>
+          <w:top w:val="none" w:color="000000" w:sz="4" w:space="0"/>
+          <w:left w:val="none" w:color="000000" w:sz="4" w:space="0"/>
           <w:bottom w:val="single" w:color="000000" w:themeColor="accent6" w:themeTint="98" w:sz="4" w:space="0"/>
-          <w:right w:val="none"/>
+          <w:right w:val="none" w:color="000000" w:sz="4" w:space="0"/>
         </w:tcBorders>
       </w:tcPr>
     </w:tblStylePr>
@@ -27074,12 +27806,12 @@
         <w:tblBorders/>
       </w:tblPr>
       <w:tcPr>
-        <w:shd w:color="ffffff"/>
+        <w:shd w:val="clear" w:color="ffffff"/>
         <w:tcBorders>
-          <w:top w:val="none"/>
+          <w:top w:val="none" w:color="000000" w:sz="4" w:space="0"/>
           <w:left w:val="single" w:color="000000" w:themeColor="accent6" w:themeTint="98" w:sz="4" w:space="0"/>
-          <w:bottom w:val="none"/>
-          <w:right w:val="none"/>
+          <w:bottom w:val="none" w:color="000000" w:sz="4" w:space="0"/>
+          <w:right w:val="none" w:color="000000" w:sz="4" w:space="0"/>
         </w:tcBorders>
       </w:tcPr>
     </w:tblStylePr>
@@ -27102,9 +27834,9 @@
         <w:shd w:val="clear" w:color="ffffff" w:themeColor="light1" w:fill="ffffff" w:themeFill="light1"/>
         <w:tcBorders>
           <w:top w:val="single" w:color="000000" w:themeColor="accent6" w:themeTint="98" w:sz="4" w:space="0"/>
-          <w:left w:val="none"/>
-          <w:bottom w:val="none"/>
-          <w:right w:val="none"/>
+          <w:left w:val="none" w:color="000000" w:sz="4" w:space="0"/>
+          <w:bottom w:val="none" w:color="000000" w:sz="4" w:space="0"/>
+          <w:right w:val="none" w:color="000000" w:sz="4" w:space="0"/>
         </w:tcBorders>
       </w:tcPr>
     </w:tblStylePr>
@@ -27179,9 +27911,9 @@
       </w:tcPr>
     </w:tblStylePr>
   </w:style>
-  <w:style w:type="table" w:styleId="117">
+  <w:style w:type="table" w:styleId="807">
     <w:name w:val="Lined - Accent"/>
-    <w:basedOn w:val="677"/>
+    <w:basedOn w:val="865"/>
     <w:uiPriority w:val="99"/>
     <w:pPr>
       <w:pBdr/>
@@ -27416,9 +28148,9 @@
       </w:tcPr>
     </w:tblStylePr>
   </w:style>
-  <w:style w:type="table" w:styleId="118">
+  <w:style w:type="table" w:styleId="808">
     <w:name w:val="Lined - Accent 1"/>
-    <w:basedOn w:val="677"/>
+    <w:basedOn w:val="865"/>
     <w:uiPriority w:val="99"/>
     <w:pPr>
       <w:pBdr/>
@@ -27653,9 +28385,9 @@
       </w:tcPr>
     </w:tblStylePr>
   </w:style>
-  <w:style w:type="table" w:styleId="119">
+  <w:style w:type="table" w:styleId="809">
     <w:name w:val="Lined - Accent 2"/>
-    <w:basedOn w:val="677"/>
+    <w:basedOn w:val="865"/>
     <w:uiPriority w:val="99"/>
     <w:pPr>
       <w:pBdr/>
@@ -27890,9 +28622,9 @@
       </w:tcPr>
     </w:tblStylePr>
   </w:style>
-  <w:style w:type="table" w:styleId="120">
+  <w:style w:type="table" w:styleId="810">
     <w:name w:val="Lined - Accent 3"/>
-    <w:basedOn w:val="677"/>
+    <w:basedOn w:val="865"/>
     <w:uiPriority w:val="99"/>
     <w:pPr>
       <w:pBdr/>
@@ -28127,9 +28859,9 @@
       </w:tcPr>
     </w:tblStylePr>
   </w:style>
-  <w:style w:type="table" w:styleId="121">
+  <w:style w:type="table" w:styleId="811">
     <w:name w:val="Lined - Accent 4"/>
-    <w:basedOn w:val="677"/>
+    <w:basedOn w:val="865"/>
     <w:uiPriority w:val="99"/>
     <w:pPr>
       <w:pBdr/>
@@ -28364,9 +29096,9 @@
       </w:tcPr>
     </w:tblStylePr>
   </w:style>
-  <w:style w:type="table" w:styleId="122">
+  <w:style w:type="table" w:styleId="812">
     <w:name w:val="Lined - Accent 5"/>
-    <w:basedOn w:val="677"/>
+    <w:basedOn w:val="865"/>
     <w:uiPriority w:val="99"/>
     <w:pPr>
       <w:pBdr/>
@@ -28601,9 +29333,9 @@
       </w:tcPr>
     </w:tblStylePr>
   </w:style>
-  <w:style w:type="table" w:styleId="123">
+  <w:style w:type="table" w:styleId="813">
     <w:name w:val="Lined - Accent 6"/>
-    <w:basedOn w:val="677"/>
+    <w:basedOn w:val="865"/>
     <w:uiPriority w:val="99"/>
     <w:pPr>
       <w:pBdr/>
@@ -28838,9 +29570,9 @@
       </w:tcPr>
     </w:tblStylePr>
   </w:style>
-  <w:style w:type="table" w:styleId="124">
+  <w:style w:type="table" w:styleId="814">
     <w:name w:val="Bordered &amp; Lined - Accent"/>
-    <w:basedOn w:val="677"/>
+    <w:basedOn w:val="865"/>
     <w:uiPriority w:val="99"/>
     <w:pPr>
       <w:pBdr/>
@@ -29082,9 +29814,9 @@
       </w:tcPr>
     </w:tblStylePr>
   </w:style>
-  <w:style w:type="table" w:styleId="125">
+  <w:style w:type="table" w:styleId="815">
     <w:name w:val="Bordered &amp; Lined - Accent 1"/>
-    <w:basedOn w:val="677"/>
+    <w:basedOn w:val="865"/>
     <w:uiPriority w:val="99"/>
     <w:pPr>
       <w:pBdr/>
@@ -29326,9 +30058,9 @@
       </w:tcPr>
     </w:tblStylePr>
   </w:style>
-  <w:style w:type="table" w:styleId="126">
+  <w:style w:type="table" w:styleId="816">
     <w:name w:val="Bordered &amp; Lined - Accent 2"/>
-    <w:basedOn w:val="677"/>
+    <w:basedOn w:val="865"/>
     <w:uiPriority w:val="99"/>
     <w:pPr>
       <w:pBdr/>
@@ -29570,9 +30302,9 @@
       </w:tcPr>
     </w:tblStylePr>
   </w:style>
-  <w:style w:type="table" w:styleId="127">
+  <w:style w:type="table" w:styleId="817">
     <w:name w:val="Bordered &amp; Lined - Accent 3"/>
-    <w:basedOn w:val="677"/>
+    <w:basedOn w:val="865"/>
     <w:uiPriority w:val="99"/>
     <w:pPr>
       <w:pBdr/>
@@ -29814,9 +30546,9 @@
       </w:tcPr>
     </w:tblStylePr>
   </w:style>
-  <w:style w:type="table" w:styleId="128">
+  <w:style w:type="table" w:styleId="818">
     <w:name w:val="Bordered &amp; Lined - Accent 4"/>
-    <w:basedOn w:val="677"/>
+    <w:basedOn w:val="865"/>
     <w:uiPriority w:val="99"/>
     <w:pPr>
       <w:pBdr/>
@@ -30058,9 +30790,9 @@
       </w:tcPr>
     </w:tblStylePr>
   </w:style>
-  <w:style w:type="table" w:styleId="129">
+  <w:style w:type="table" w:styleId="819">
     <w:name w:val="Bordered &amp; Lined - Accent 5"/>
-    <w:basedOn w:val="677"/>
+    <w:basedOn w:val="865"/>
     <w:uiPriority w:val="99"/>
     <w:pPr>
       <w:pBdr/>
@@ -30302,9 +31034,9 @@
       </w:tcPr>
     </w:tblStylePr>
   </w:style>
-  <w:style w:type="table" w:styleId="130">
+  <w:style w:type="table" w:styleId="820">
     <w:name w:val="Bordered &amp; Lined - Accent 6"/>
-    <w:basedOn w:val="677"/>
+    <w:basedOn w:val="865"/>
     <w:uiPriority w:val="99"/>
     <w:pPr>
       <w:pBdr/>
@@ -30546,9 +31278,9 @@
       </w:tcPr>
     </w:tblStylePr>
   </w:style>
-  <w:style w:type="table" w:styleId="131">
+  <w:style w:type="table" w:styleId="821">
     <w:name w:val="Bordered"/>
-    <w:basedOn w:val="677"/>
+    <w:basedOn w:val="865"/>
     <w:uiPriority w:val="99"/>
     <w:pPr>
       <w:pBdr/>
@@ -30777,9 +31509,9 @@
       </w:tcPr>
     </w:tblStylePr>
   </w:style>
-  <w:style w:type="table" w:styleId="132">
+  <w:style w:type="table" w:styleId="822">
     <w:name w:val="Bordered - Accent 1"/>
-    <w:basedOn w:val="677"/>
+    <w:basedOn w:val="865"/>
     <w:uiPriority w:val="99"/>
     <w:pPr>
       <w:pBdr/>
@@ -31008,9 +31740,9 @@
       </w:tcPr>
     </w:tblStylePr>
   </w:style>
-  <w:style w:type="table" w:styleId="133">
+  <w:style w:type="table" w:styleId="823">
     <w:name w:val="Bordered - Accent 2"/>
-    <w:basedOn w:val="677"/>
+    <w:basedOn w:val="865"/>
     <w:uiPriority w:val="99"/>
     <w:pPr>
       <w:pBdr/>
@@ -31239,9 +31971,9 @@
       </w:tcPr>
     </w:tblStylePr>
   </w:style>
-  <w:style w:type="table" w:styleId="134">
+  <w:style w:type="table" w:styleId="824">
     <w:name w:val="Bordered - Accent 3"/>
-    <w:basedOn w:val="677"/>
+    <w:basedOn w:val="865"/>
     <w:uiPriority w:val="99"/>
     <w:pPr>
       <w:pBdr/>
@@ -31470,9 +32202,9 @@
       </w:tcPr>
     </w:tblStylePr>
   </w:style>
-  <w:style w:type="table" w:styleId="135">
+  <w:style w:type="table" w:styleId="825">
     <w:name w:val="Bordered - Accent 4"/>
-    <w:basedOn w:val="677"/>
+    <w:basedOn w:val="865"/>
     <w:uiPriority w:val="99"/>
     <w:pPr>
       <w:pBdr/>
@@ -31701,9 +32433,9 @@
       </w:tcPr>
     </w:tblStylePr>
   </w:style>
-  <w:style w:type="table" w:styleId="136">
+  <w:style w:type="table" w:styleId="826">
     <w:name w:val="Bordered - Accent 5"/>
-    <w:basedOn w:val="677"/>
+    <w:basedOn w:val="865"/>
     <w:uiPriority w:val="99"/>
     <w:pPr>
       <w:pBdr/>
@@ -31932,9 +32664,9 @@
       </w:tcPr>
     </w:tblStylePr>
   </w:style>
-  <w:style w:type="table" w:styleId="137">
+  <w:style w:type="table" w:styleId="827">
     <w:name w:val="Bordered - Accent 6"/>
-    <w:basedOn w:val="677"/>
+    <w:basedOn w:val="865"/>
     <w:uiPriority w:val="99"/>
     <w:pPr>
       <w:pBdr/>
@@ -32163,9 +32895,9 @@
       </w:tcPr>
     </w:tblStylePr>
   </w:style>
-  <w:style w:type="character" w:styleId="171">
+  <w:style w:type="character" w:styleId="828">
     <w:name w:val="Subtle Emphasis"/>
-    <w:basedOn w:val="676"/>
+    <w:basedOn w:val="864"/>
     <w:uiPriority w:val="19"/>
     <w:qFormat/>
     <w:pPr>
@@ -32179,9 +32911,9 @@
       <w:color w:val="404040" w:themeColor="text1" w:themeTint="BF"/>
     </w:rPr>
   </w:style>
-  <w:style w:type="character" w:styleId="172">
+  <w:style w:type="character" w:styleId="829">
     <w:name w:val="Emphasis"/>
-    <w:basedOn w:val="676"/>
+    <w:basedOn w:val="864"/>
     <w:uiPriority w:val="20"/>
     <w:qFormat/>
     <w:pPr>
@@ -32194,9 +32926,9 @@
       <w:iCs/>
     </w:rPr>
   </w:style>
-  <w:style w:type="character" w:styleId="173">
+  <w:style w:type="character" w:styleId="830">
     <w:name w:val="Strong"/>
-    <w:basedOn w:val="676"/>
+    <w:basedOn w:val="864"/>
     <w:uiPriority w:val="22"/>
     <w:qFormat/>
     <w:pPr>
@@ -32209,9 +32941,9 @@
       <w:bCs/>
     </w:rPr>
   </w:style>
-  <w:style w:type="character" w:styleId="174">
+  <w:style w:type="character" w:styleId="831">
     <w:name w:val="Subtle Reference"/>
-    <w:basedOn w:val="676"/>
+    <w:basedOn w:val="864"/>
     <w:uiPriority w:val="31"/>
     <w:qFormat/>
     <w:pPr>
@@ -32224,9 +32956,9 @@
       <w:color w:val="5a5a5a" w:themeColor="text1" w:themeTint="A5"/>
     </w:rPr>
   </w:style>
-  <w:style w:type="character" w:styleId="175">
+  <w:style w:type="character" w:styleId="832">
     <w:name w:val="Book Title"/>
-    <w:basedOn w:val="676"/>
+    <w:basedOn w:val="864"/>
     <w:uiPriority w:val="33"/>
     <w:qFormat/>
     <w:pPr>
@@ -32242,10 +32974,10 @@
       <w:spacing w:val="5"/>
     </w:rPr>
   </w:style>
-  <w:style w:type="paragraph" w:styleId="176">
+  <w:style w:type="paragraph" w:styleId="833">
     <w:name w:val="Header"/>
-    <w:basedOn w:val="666"/>
-    <w:link w:val="177"/>
+    <w:basedOn w:val="854"/>
+    <w:link w:val="834"/>
     <w:uiPriority w:val="99"/>
     <w:unhideWhenUsed/>
     <w:pPr>
@@ -32258,10 +32990,10 @@
       <w:ind/>
     </w:pPr>
   </w:style>
-  <w:style w:type="character" w:styleId="177">
+  <w:style w:type="character" w:styleId="834">
     <w:name w:val="Header Char"/>
-    <w:basedOn w:val="676"/>
-    <w:link w:val="176"/>
+    <w:basedOn w:val="864"/>
+    <w:link w:val="833"/>
     <w:uiPriority w:val="99"/>
     <w:pPr>
       <w:pBdr/>
@@ -32269,10 +33001,10 @@
       <w:ind/>
     </w:pPr>
   </w:style>
-  <w:style w:type="paragraph" w:styleId="178">
+  <w:style w:type="paragraph" w:styleId="835">
     <w:name w:val="Footer"/>
-    <w:basedOn w:val="666"/>
-    <w:link w:val="179"/>
+    <w:basedOn w:val="854"/>
+    <w:link w:val="836"/>
     <w:uiPriority w:val="99"/>
     <w:unhideWhenUsed/>
     <w:pPr>
@@ -32285,10 +33017,10 @@
       <w:ind/>
     </w:pPr>
   </w:style>
-  <w:style w:type="character" w:styleId="179">
+  <w:style w:type="character" w:styleId="836">
     <w:name w:val="Footer Char"/>
-    <w:basedOn w:val="676"/>
-    <w:link w:val="178"/>
+    <w:basedOn w:val="864"/>
+    <w:link w:val="835"/>
     <w:uiPriority w:val="99"/>
     <w:pPr>
       <w:pBdr/>
@@ -32296,10 +33028,10 @@
       <w:ind/>
     </w:pPr>
   </w:style>
-  <w:style w:type="paragraph" w:styleId="180">
+  <w:style w:type="paragraph" w:styleId="837">
     <w:name w:val="Caption"/>
-    <w:basedOn w:val="666"/>
-    <w:next w:val="666"/>
+    <w:basedOn w:val="854"/>
+    <w:next w:val="854"/>
     <w:uiPriority w:val="35"/>
     <w:unhideWhenUsed/>
     <w:qFormat/>
@@ -32316,10 +33048,10 @@
       <w:szCs w:val="18"/>
     </w:rPr>
   </w:style>
-  <w:style w:type="paragraph" w:styleId="181">
+  <w:style w:type="paragraph" w:styleId="838">
     <w:name w:val="footnote text"/>
-    <w:basedOn w:val="666"/>
-    <w:link w:val="182"/>
+    <w:basedOn w:val="854"/>
+    <w:link w:val="839"/>
     <w:uiPriority w:val="99"/>
     <w:semiHidden/>
     <w:unhideWhenUsed/>
@@ -32333,10 +33065,10 @@
       <w:szCs w:val="20"/>
     </w:rPr>
   </w:style>
-  <w:style w:type="character" w:styleId="182">
+  <w:style w:type="character" w:styleId="839">
     <w:name w:val="Footnote Text Char"/>
-    <w:basedOn w:val="676"/>
-    <w:link w:val="181"/>
+    <w:basedOn w:val="864"/>
+    <w:link w:val="838"/>
     <w:uiPriority w:val="99"/>
     <w:semiHidden/>
     <w:pPr>
@@ -32349,9 +33081,9 @@
       <w:szCs w:val="20"/>
     </w:rPr>
   </w:style>
-  <w:style w:type="character" w:styleId="183">
+  <w:style w:type="character" w:styleId="840">
     <w:name w:val="footnote reference"/>
-    <w:basedOn w:val="676"/>
+    <w:basedOn w:val="864"/>
     <w:uiPriority w:val="99"/>
     <w:semiHidden/>
     <w:unhideWhenUsed/>
@@ -32364,10 +33096,10 @@
       <w:vertAlign w:val="superscript"/>
     </w:rPr>
   </w:style>
-  <w:style w:type="paragraph" w:styleId="184">
+  <w:style w:type="paragraph" w:styleId="841">
     <w:name w:val="endnote text"/>
-    <w:basedOn w:val="666"/>
-    <w:link w:val="185"/>
+    <w:basedOn w:val="854"/>
+    <w:link w:val="842"/>
     <w:uiPriority w:val="99"/>
     <w:semiHidden/>
     <w:unhideWhenUsed/>
@@ -32381,10 +33113,10 @@
       <w:szCs w:val="20"/>
     </w:rPr>
   </w:style>
-  <w:style w:type="character" w:styleId="185">
+  <w:style w:type="character" w:styleId="842">
     <w:name w:val="Endnote Text Char"/>
-    <w:basedOn w:val="676"/>
-    <w:link w:val="184"/>
+    <w:basedOn w:val="864"/>
+    <w:link w:val="841"/>
     <w:uiPriority w:val="99"/>
     <w:semiHidden/>
     <w:pPr>
@@ -32397,9 +33129,9 @@
       <w:szCs w:val="20"/>
     </w:rPr>
   </w:style>
-  <w:style w:type="character" w:styleId="186">
+  <w:style w:type="character" w:styleId="843">
     <w:name w:val="endnote reference"/>
-    <w:basedOn w:val="676"/>
+    <w:basedOn w:val="864"/>
     <w:uiPriority w:val="99"/>
     <w:semiHidden/>
     <w:unhideWhenUsed/>
@@ -32412,9 +33144,9 @@
       <w:vertAlign w:val="superscript"/>
     </w:rPr>
   </w:style>
-  <w:style w:type="character" w:styleId="188">
+  <w:style w:type="character" w:styleId="844">
     <w:name w:val="FollowedHyperlink"/>
-    <w:basedOn w:val="676"/>
+    <w:basedOn w:val="864"/>
     <w:uiPriority w:val="99"/>
     <w:semiHidden/>
     <w:unhideWhenUsed/>
@@ -32428,10 +33160,10 @@
       <w:u w:val="single"/>
     </w:rPr>
   </w:style>
-  <w:style w:type="paragraph" w:styleId="191">
+  <w:style w:type="paragraph" w:styleId="845">
     <w:name w:val="toc 3"/>
-    <w:basedOn w:val="666"/>
-    <w:next w:val="666"/>
+    <w:basedOn w:val="854"/>
+    <w:next w:val="854"/>
     <w:uiPriority w:val="39"/>
     <w:unhideWhenUsed/>
     <w:pPr>
@@ -32440,10 +33172,10 @@
       <w:ind w:left="440"/>
     </w:pPr>
   </w:style>
-  <w:style w:type="paragraph" w:styleId="192">
+  <w:style w:type="paragraph" w:styleId="846">
     <w:name w:val="toc 4"/>
-    <w:basedOn w:val="666"/>
-    <w:next w:val="666"/>
+    <w:basedOn w:val="854"/>
+    <w:next w:val="854"/>
     <w:uiPriority w:val="39"/>
     <w:unhideWhenUsed/>
     <w:pPr>
@@ -32452,10 +33184,10 @@
       <w:ind w:left="660"/>
     </w:pPr>
   </w:style>
-  <w:style w:type="paragraph" w:styleId="193">
+  <w:style w:type="paragraph" w:styleId="847">
     <w:name w:val="toc 5"/>
-    <w:basedOn w:val="666"/>
-    <w:next w:val="666"/>
+    <w:basedOn w:val="854"/>
+    <w:next w:val="854"/>
     <w:uiPriority w:val="39"/>
     <w:unhideWhenUsed/>
     <w:pPr>
@@ -32464,10 +33196,10 @@
       <w:ind w:left="880"/>
     </w:pPr>
   </w:style>
-  <w:style w:type="paragraph" w:styleId="194">
+  <w:style w:type="paragraph" w:styleId="848">
     <w:name w:val="toc 6"/>
-    <w:basedOn w:val="666"/>
-    <w:next w:val="666"/>
+    <w:basedOn w:val="854"/>
+    <w:next w:val="854"/>
     <w:uiPriority w:val="39"/>
     <w:unhideWhenUsed/>
     <w:pPr>
@@ -32476,10 +33208,10 @@
       <w:ind w:left="1100"/>
     </w:pPr>
   </w:style>
-  <w:style w:type="paragraph" w:styleId="195">
+  <w:style w:type="paragraph" w:styleId="849">
     <w:name w:val="toc 7"/>
-    <w:basedOn w:val="666"/>
-    <w:next w:val="666"/>
+    <w:basedOn w:val="854"/>
+    <w:next w:val="854"/>
     <w:uiPriority w:val="39"/>
     <w:unhideWhenUsed/>
     <w:pPr>
@@ -32488,10 +33220,10 @@
       <w:ind w:left="1320"/>
     </w:pPr>
   </w:style>
-  <w:style w:type="paragraph" w:styleId="196">
+  <w:style w:type="paragraph" w:styleId="850">
     <w:name w:val="toc 8"/>
-    <w:basedOn w:val="666"/>
-    <w:next w:val="666"/>
+    <w:basedOn w:val="854"/>
+    <w:next w:val="854"/>
     <w:uiPriority w:val="39"/>
     <w:unhideWhenUsed/>
     <w:pPr>
@@ -32500,10 +33232,10 @@
       <w:ind w:left="1540"/>
     </w:pPr>
   </w:style>
-  <w:style w:type="paragraph" w:styleId="197">
+  <w:style w:type="paragraph" w:styleId="851">
     <w:name w:val="toc 9"/>
-    <w:basedOn w:val="666"/>
-    <w:next w:val="666"/>
+    <w:basedOn w:val="854"/>
+    <w:next w:val="854"/>
     <w:uiPriority w:val="39"/>
     <w:unhideWhenUsed/>
     <w:pPr>
@@ -32512,9 +33244,9 @@
       <w:ind w:left="1760"/>
     </w:pPr>
   </w:style>
-  <w:style w:type="character" w:styleId="198">
+  <w:style w:type="character" w:styleId="852">
     <w:name w:val="Placeholder Text"/>
-    <w:basedOn w:val="676"/>
+    <w:basedOn w:val="864"/>
     <w:uiPriority w:val="99"/>
     <w:semiHidden/>
     <w:pPr>
@@ -32526,10 +33258,10 @@
       <w:color w:val="666666"/>
     </w:rPr>
   </w:style>
-  <w:style w:type="paragraph" w:styleId="209">
+  <w:style w:type="paragraph" w:styleId="853">
     <w:name w:val="table of figures"/>
-    <w:basedOn w:val="666"/>
-    <w:next w:val="666"/>
+    <w:basedOn w:val="854"/>
+    <w:next w:val="854"/>
     <w:uiPriority w:val="99"/>
     <w:unhideWhenUsed/>
     <w:pPr>
@@ -32538,7 +33270,7 @@
       <w:ind/>
     </w:pPr>
   </w:style>
-  <w:style w:type="paragraph" w:styleId="666" w:default="1">
+  <w:style w:type="paragraph" w:styleId="854" w:default="1">
     <w:name w:val="Normal"/>
     <w:qFormat/>
     <w:pPr>
@@ -32547,11 +33279,11 @@
       <w:ind/>
     </w:pPr>
   </w:style>
-  <w:style w:type="paragraph" w:styleId="667">
+  <w:style w:type="paragraph" w:styleId="855">
     <w:name w:val="Heading 1"/>
-    <w:basedOn w:val="666"/>
-    <w:next w:val="666"/>
-    <w:link w:val="679"/>
+    <w:basedOn w:val="854"/>
+    <w:next w:val="854"/>
+    <w:link w:val="867"/>
     <w:uiPriority w:val="9"/>
     <w:qFormat/>
     <w:pPr>
@@ -32569,11 +33301,11 @@
       <w:szCs w:val="40"/>
     </w:rPr>
   </w:style>
-  <w:style w:type="paragraph" w:styleId="668">
+  <w:style w:type="paragraph" w:styleId="856">
     <w:name w:val="Heading 2"/>
-    <w:basedOn w:val="666"/>
-    <w:next w:val="666"/>
-    <w:link w:val="680"/>
+    <w:basedOn w:val="854"/>
+    <w:next w:val="854"/>
+    <w:link w:val="868"/>
     <w:uiPriority w:val="9"/>
     <w:unhideWhenUsed/>
     <w:qFormat/>
@@ -32592,11 +33324,11 @@
       <w:szCs w:val="32"/>
     </w:rPr>
   </w:style>
-  <w:style w:type="paragraph" w:styleId="669">
+  <w:style w:type="paragraph" w:styleId="857">
     <w:name w:val="Heading 3"/>
-    <w:basedOn w:val="666"/>
-    <w:next w:val="666"/>
-    <w:link w:val="681"/>
+    <w:basedOn w:val="854"/>
+    <w:next w:val="854"/>
+    <w:link w:val="869"/>
     <w:uiPriority w:val="9"/>
     <w:semiHidden/>
     <w:unhideWhenUsed/>
@@ -32616,11 +33348,11 @@
       <w:szCs w:val="28"/>
     </w:rPr>
   </w:style>
-  <w:style w:type="paragraph" w:styleId="670">
+  <w:style w:type="paragraph" w:styleId="858">
     <w:name w:val="Heading 4"/>
-    <w:basedOn w:val="666"/>
-    <w:next w:val="666"/>
-    <w:link w:val="682"/>
+    <w:basedOn w:val="854"/>
+    <w:next w:val="854"/>
+    <w:link w:val="870"/>
     <w:uiPriority w:val="9"/>
     <w:semiHidden/>
     <w:unhideWhenUsed/>
@@ -32640,11 +33372,11 @@
       <w:color w:val="0f4761" w:themeColor="accent1" w:themeShade="BF"/>
     </w:rPr>
   </w:style>
-  <w:style w:type="paragraph" w:styleId="671">
+  <w:style w:type="paragraph" w:styleId="859">
     <w:name w:val="Heading 5"/>
-    <w:basedOn w:val="666"/>
-    <w:next w:val="666"/>
-    <w:link w:val="683"/>
+    <w:basedOn w:val="854"/>
+    <w:next w:val="854"/>
+    <w:link w:val="871"/>
     <w:uiPriority w:val="9"/>
     <w:semiHidden/>
     <w:unhideWhenUsed/>
@@ -32662,11 +33394,11 @@
       <w:color w:val="0f4761" w:themeColor="accent1" w:themeShade="BF"/>
     </w:rPr>
   </w:style>
-  <w:style w:type="paragraph" w:styleId="672">
+  <w:style w:type="paragraph" w:styleId="860">
     <w:name w:val="Heading 6"/>
-    <w:basedOn w:val="666"/>
-    <w:next w:val="666"/>
-    <w:link w:val="684"/>
+    <w:basedOn w:val="854"/>
+    <w:next w:val="854"/>
+    <w:link w:val="872"/>
     <w:uiPriority w:val="9"/>
     <w:semiHidden/>
     <w:unhideWhenUsed/>
@@ -32686,11 +33418,11 @@
       <w:color w:val="595959" w:themeColor="text1" w:themeTint="A6"/>
     </w:rPr>
   </w:style>
-  <w:style w:type="paragraph" w:styleId="673">
+  <w:style w:type="paragraph" w:styleId="861">
     <w:name w:val="Heading 7"/>
-    <w:basedOn w:val="666"/>
-    <w:next w:val="666"/>
-    <w:link w:val="685"/>
+    <w:basedOn w:val="854"/>
+    <w:next w:val="854"/>
+    <w:link w:val="873"/>
     <w:uiPriority w:val="9"/>
     <w:semiHidden/>
     <w:unhideWhenUsed/>
@@ -32708,11 +33440,11 @@
       <w:color w:val="595959" w:themeColor="text1" w:themeTint="A6"/>
     </w:rPr>
   </w:style>
-  <w:style w:type="paragraph" w:styleId="674">
+  <w:style w:type="paragraph" w:styleId="862">
     <w:name w:val="Heading 8"/>
-    <w:basedOn w:val="666"/>
-    <w:next w:val="666"/>
-    <w:link w:val="686"/>
+    <w:basedOn w:val="854"/>
+    <w:next w:val="854"/>
+    <w:link w:val="874"/>
     <w:uiPriority w:val="9"/>
     <w:semiHidden/>
     <w:unhideWhenUsed/>
@@ -32732,11 +33464,11 @@
       <w:color w:val="272727" w:themeColor="text1" w:themeTint="D8"/>
     </w:rPr>
   </w:style>
-  <w:style w:type="paragraph" w:styleId="675">
+  <w:style w:type="paragraph" w:styleId="863">
     <w:name w:val="Heading 9"/>
-    <w:basedOn w:val="666"/>
-    <w:next w:val="666"/>
-    <w:link w:val="687"/>
+    <w:basedOn w:val="854"/>
+    <w:next w:val="854"/>
+    <w:link w:val="875"/>
     <w:uiPriority w:val="9"/>
     <w:semiHidden/>
     <w:unhideWhenUsed/>
@@ -32754,7 +33486,7 @@
       <w:color w:val="272727" w:themeColor="text1" w:themeTint="D8"/>
     </w:rPr>
   </w:style>
-  <w:style w:type="character" w:styleId="676" w:default="1">
+  <w:style w:type="character" w:styleId="864" w:default="1">
     <w:name w:val="Default Paragraph Font"/>
     <w:uiPriority w:val="1"/>
     <w:semiHidden/>
@@ -32765,7 +33497,7 @@
       <w:ind/>
     </w:pPr>
   </w:style>
-  <w:style w:type="table" w:styleId="677" w:default="1">
+  <w:style w:type="table" w:styleId="865" w:default="1">
     <w:name w:val="Normal Table"/>
     <w:uiPriority w:val="99"/>
     <w:semiHidden/>
@@ -32958,7 +33690,7 @@
       </w:tcPr>
     </w:tblStylePr>
   </w:style>
-  <w:style w:type="numbering" w:styleId="678" w:default="1">
+  <w:style w:type="numbering" w:styleId="866" w:default="1">
     <w:name w:val="No List"/>
     <w:uiPriority w:val="99"/>
     <w:semiHidden/>
@@ -32969,10 +33701,10 @@
       <w:ind/>
     </w:pPr>
   </w:style>
-  <w:style w:type="character" w:styleId="679" w:customStyle="1">
+  <w:style w:type="character" w:styleId="867" w:customStyle="1">
     <w:name w:val="Heading 1 Char"/>
-    <w:basedOn w:val="676"/>
-    <w:link w:val="667"/>
+    <w:basedOn w:val="864"/>
+    <w:link w:val="855"/>
     <w:uiPriority w:val="9"/>
     <w:pPr>
       <w:pBdr/>
@@ -32986,10 +33718,10 @@
       <w:szCs w:val="40"/>
     </w:rPr>
   </w:style>
-  <w:style w:type="character" w:styleId="680" w:customStyle="1">
+  <w:style w:type="character" w:styleId="868" w:customStyle="1">
     <w:name w:val="Heading 2 Char"/>
-    <w:basedOn w:val="676"/>
-    <w:link w:val="668"/>
+    <w:basedOn w:val="864"/>
+    <w:link w:val="856"/>
     <w:uiPriority w:val="9"/>
     <w:pPr>
       <w:pBdr/>
@@ -33003,10 +33735,10 @@
       <w:szCs w:val="32"/>
     </w:rPr>
   </w:style>
-  <w:style w:type="character" w:styleId="681" w:customStyle="1">
+  <w:style w:type="character" w:styleId="869" w:customStyle="1">
     <w:name w:val="Heading 3 Char"/>
-    <w:basedOn w:val="676"/>
-    <w:link w:val="669"/>
+    <w:basedOn w:val="864"/>
+    <w:link w:val="857"/>
     <w:uiPriority w:val="9"/>
     <w:semiHidden/>
     <w:pPr>
@@ -33021,10 +33753,10 @@
       <w:szCs w:val="28"/>
     </w:rPr>
   </w:style>
-  <w:style w:type="character" w:styleId="682" w:customStyle="1">
+  <w:style w:type="character" w:styleId="870" w:customStyle="1">
     <w:name w:val="Heading 4 Char"/>
-    <w:basedOn w:val="676"/>
-    <w:link w:val="670"/>
+    <w:basedOn w:val="864"/>
+    <w:link w:val="858"/>
     <w:uiPriority w:val="9"/>
     <w:semiHidden/>
     <w:pPr>
@@ -33039,10 +33771,10 @@
       <w:color w:val="0f4761" w:themeColor="accent1" w:themeShade="BF"/>
     </w:rPr>
   </w:style>
-  <w:style w:type="character" w:styleId="683" w:customStyle="1">
+  <w:style w:type="character" w:styleId="871" w:customStyle="1">
     <w:name w:val="Heading 5 Char"/>
-    <w:basedOn w:val="676"/>
-    <w:link w:val="671"/>
+    <w:basedOn w:val="864"/>
+    <w:link w:val="859"/>
     <w:uiPriority w:val="9"/>
     <w:semiHidden/>
     <w:pPr>
@@ -33055,10 +33787,10 @@
       <w:color w:val="0f4761" w:themeColor="accent1" w:themeShade="BF"/>
     </w:rPr>
   </w:style>
-  <w:style w:type="character" w:styleId="684" w:customStyle="1">
+  <w:style w:type="character" w:styleId="872" w:customStyle="1">
     <w:name w:val="Heading 6 Char"/>
-    <w:basedOn w:val="676"/>
-    <w:link w:val="672"/>
+    <w:basedOn w:val="864"/>
+    <w:link w:val="860"/>
     <w:uiPriority w:val="9"/>
     <w:semiHidden/>
     <w:pPr>
@@ -33073,10 +33805,10 @@
       <w:color w:val="595959" w:themeColor="text1" w:themeTint="A6"/>
     </w:rPr>
   </w:style>
-  <w:style w:type="character" w:styleId="685" w:customStyle="1">
+  <w:style w:type="character" w:styleId="873" w:customStyle="1">
     <w:name w:val="Heading 7 Char"/>
-    <w:basedOn w:val="676"/>
-    <w:link w:val="673"/>
+    <w:basedOn w:val="864"/>
+    <w:link w:val="861"/>
     <w:uiPriority w:val="9"/>
     <w:semiHidden/>
     <w:pPr>
@@ -33089,10 +33821,10 @@
       <w:color w:val="595959" w:themeColor="text1" w:themeTint="A6"/>
     </w:rPr>
   </w:style>
-  <w:style w:type="character" w:styleId="686" w:customStyle="1">
+  <w:style w:type="character" w:styleId="874" w:customStyle="1">
     <w:name w:val="Heading 8 Char"/>
-    <w:basedOn w:val="676"/>
-    <w:link w:val="674"/>
+    <w:basedOn w:val="864"/>
+    <w:link w:val="862"/>
     <w:uiPriority w:val="9"/>
     <w:semiHidden/>
     <w:pPr>
@@ -33107,10 +33839,10 @@
       <w:color w:val="272727" w:themeColor="text1" w:themeTint="D8"/>
     </w:rPr>
   </w:style>
-  <w:style w:type="character" w:styleId="687" w:customStyle="1">
+  <w:style w:type="character" w:styleId="875" w:customStyle="1">
     <w:name w:val="Heading 9 Char"/>
-    <w:basedOn w:val="676"/>
-    <w:link w:val="675"/>
+    <w:basedOn w:val="864"/>
+    <w:link w:val="863"/>
     <w:uiPriority w:val="9"/>
     <w:semiHidden/>
     <w:pPr>
@@ -33123,11 +33855,11 @@
       <w:color w:val="272727" w:themeColor="text1" w:themeTint="D8"/>
     </w:rPr>
   </w:style>
-  <w:style w:type="paragraph" w:styleId="688">
+  <w:style w:type="paragraph" w:styleId="876">
     <w:name w:val="Title"/>
-    <w:basedOn w:val="666"/>
-    <w:next w:val="666"/>
-    <w:link w:val="689"/>
+    <w:basedOn w:val="854"/>
+    <w:next w:val="854"/>
+    <w:link w:val="877"/>
     <w:uiPriority w:val="10"/>
     <w:qFormat/>
     <w:pPr>
@@ -33143,10 +33875,10 @@
       <w:szCs w:val="56"/>
     </w:rPr>
   </w:style>
-  <w:style w:type="character" w:styleId="689" w:customStyle="1">
+  <w:style w:type="character" w:styleId="877" w:customStyle="1">
     <w:name w:val="Title Char"/>
-    <w:basedOn w:val="676"/>
-    <w:link w:val="688"/>
+    <w:basedOn w:val="864"/>
+    <w:link w:val="876"/>
     <w:uiPriority w:val="10"/>
     <w:pPr>
       <w:pBdr/>
@@ -33160,11 +33892,11 @@
       <w:szCs w:val="56"/>
     </w:rPr>
   </w:style>
-  <w:style w:type="paragraph" w:styleId="690">
+  <w:style w:type="paragraph" w:styleId="878">
     <w:name w:val="Subtitle"/>
-    <w:basedOn w:val="666"/>
-    <w:next w:val="666"/>
-    <w:link w:val="691"/>
+    <w:basedOn w:val="854"/>
+    <w:next w:val="854"/>
+    <w:link w:val="879"/>
     <w:uiPriority w:val="11"/>
     <w:qFormat/>
     <w:pPr>
@@ -33183,10 +33915,10 @@
       <w:szCs w:val="28"/>
     </w:rPr>
   </w:style>
-  <w:style w:type="character" w:styleId="691" w:customStyle="1">
+  <w:style w:type="character" w:styleId="879" w:customStyle="1">
     <w:name w:val="Subtitle Char"/>
-    <w:basedOn w:val="676"/>
-    <w:link w:val="690"/>
+    <w:basedOn w:val="864"/>
+    <w:link w:val="878"/>
     <w:uiPriority w:val="11"/>
     <w:pPr>
       <w:pBdr/>
@@ -33201,11 +33933,11 @@
       <w:szCs w:val="28"/>
     </w:rPr>
   </w:style>
-  <w:style w:type="paragraph" w:styleId="692">
+  <w:style w:type="paragraph" w:styleId="880">
     <w:name w:val="Quote"/>
-    <w:basedOn w:val="666"/>
-    <w:next w:val="666"/>
-    <w:link w:val="693"/>
+    <w:basedOn w:val="854"/>
+    <w:next w:val="854"/>
+    <w:link w:val="881"/>
     <w:uiPriority w:val="29"/>
     <w:qFormat/>
     <w:pPr>
@@ -33220,10 +33952,10 @@
       <w:color w:val="404040" w:themeColor="text1" w:themeTint="BF"/>
     </w:rPr>
   </w:style>
-  <w:style w:type="character" w:styleId="693" w:customStyle="1">
+  <w:style w:type="character" w:styleId="881" w:customStyle="1">
     <w:name w:val="Quote Char"/>
-    <w:basedOn w:val="676"/>
-    <w:link w:val="692"/>
+    <w:basedOn w:val="864"/>
+    <w:link w:val="880"/>
     <w:uiPriority w:val="29"/>
     <w:pPr>
       <w:pBdr/>
@@ -33236,9 +33968,9 @@
       <w:color w:val="404040" w:themeColor="text1" w:themeTint="BF"/>
     </w:rPr>
   </w:style>
-  <w:style w:type="paragraph" w:styleId="694">
+  <w:style w:type="paragraph" w:styleId="882">
     <w:name w:val="List Paragraph"/>
-    <w:basedOn w:val="666"/>
+    <w:basedOn w:val="854"/>
     <w:uiPriority w:val="34"/>
     <w:qFormat/>
     <w:pPr>
@@ -33248,9 +33980,9 @@
       <w:contextualSpacing w:val="true"/>
     </w:pPr>
   </w:style>
-  <w:style w:type="character" w:styleId="695">
+  <w:style w:type="character" w:styleId="883">
     <w:name w:val="Intense Emphasis"/>
-    <w:basedOn w:val="676"/>
+    <w:basedOn w:val="864"/>
     <w:uiPriority w:val="21"/>
     <w:qFormat/>
     <w:pPr>
@@ -33264,11 +33996,11 @@
       <w:color w:val="0f4761" w:themeColor="accent1" w:themeShade="BF"/>
     </w:rPr>
   </w:style>
-  <w:style w:type="paragraph" w:styleId="696">
+  <w:style w:type="paragraph" w:styleId="884">
     <w:name w:val="Intense Quote"/>
-    <w:basedOn w:val="666"/>
-    <w:next w:val="666"/>
-    <w:link w:val="697"/>
+    <w:basedOn w:val="854"/>
+    <w:next w:val="854"/>
+    <w:link w:val="885"/>
     <w:uiPriority w:val="30"/>
     <w:qFormat/>
     <w:pPr>
@@ -33286,10 +34018,10 @@
       <w:color w:val="0f4761" w:themeColor="accent1" w:themeShade="BF"/>
     </w:rPr>
   </w:style>
-  <w:style w:type="character" w:styleId="697" w:customStyle="1">
+  <w:style w:type="character" w:styleId="885" w:customStyle="1">
     <w:name w:val="Intense Quote Char"/>
-    <w:basedOn w:val="676"/>
-    <w:link w:val="696"/>
+    <w:basedOn w:val="864"/>
+    <w:link w:val="884"/>
     <w:uiPriority w:val="30"/>
     <w:pPr>
       <w:pBdr/>
@@ -33302,9 +34034,9 @@
       <w:color w:val="0f4761" w:themeColor="accent1" w:themeShade="BF"/>
     </w:rPr>
   </w:style>
-  <w:style w:type="character" w:styleId="698">
+  <w:style w:type="character" w:styleId="886">
     <w:name w:val="Intense Reference"/>
-    <w:basedOn w:val="676"/>
+    <w:basedOn w:val="864"/>
     <w:uiPriority w:val="32"/>
     <w:qFormat/>
     <w:pPr>
@@ -33320,9 +34052,9 @@
       <w:spacing w:val="5"/>
     </w:rPr>
   </w:style>
-  <w:style w:type="paragraph" w:styleId="699">
+  <w:style w:type="paragraph" w:styleId="887">
     <w:name w:val="No Spacing"/>
-    <w:link w:val="700"/>
+    <w:link w:val="888"/>
     <w:uiPriority w:val="1"/>
     <w:qFormat/>
     <w:pPr>
@@ -33336,10 +34068,10 @@
       <w14:ligatures w14:val="none"/>
     </w:rPr>
   </w:style>
-  <w:style w:type="character" w:styleId="700" w:customStyle="1">
+  <w:style w:type="character" w:styleId="888" w:customStyle="1">
     <w:name w:val="No Spacing Char"/>
-    <w:basedOn w:val="676"/>
-    <w:link w:val="699"/>
+    <w:basedOn w:val="864"/>
+    <w:link w:val="887"/>
     <w:uiPriority w:val="1"/>
     <w:pPr>
       <w:pBdr/>
@@ -33352,9 +34084,9 @@
       <w14:ligatures w14:val="none"/>
     </w:rPr>
   </w:style>
-  <w:style w:type="character" w:styleId="701">
+  <w:style w:type="character" w:styleId="889">
     <w:name w:val="Hyperlink"/>
-    <w:basedOn w:val="676"/>
+    <w:basedOn w:val="864"/>
     <w:uiPriority w:val="99"/>
     <w:unhideWhenUsed/>
     <w:pPr>
@@ -33367,10 +34099,10 @@
       <w:u w:val="single"/>
     </w:rPr>
   </w:style>
-  <w:style w:type="paragraph" w:styleId="702">
+  <w:style w:type="paragraph" w:styleId="890">
     <w:name w:val="TOC Heading"/>
-    <w:basedOn w:val="667"/>
-    <w:next w:val="666"/>
+    <w:basedOn w:val="855"/>
+    <w:next w:val="854"/>
     <w:uiPriority w:val="39"/>
     <w:unhideWhenUsed/>
     <w:qFormat/>
@@ -33387,10 +34119,10 @@
       <w14:ligatures w14:val="none"/>
     </w:rPr>
   </w:style>
-  <w:style w:type="paragraph" w:styleId="703">
+  <w:style w:type="paragraph" w:styleId="891">
     <w:name w:val="toc 1"/>
-    <w:basedOn w:val="666"/>
-    <w:next w:val="666"/>
+    <w:basedOn w:val="854"/>
+    <w:next w:val="854"/>
     <w:uiPriority w:val="39"/>
     <w:unhideWhenUsed/>
     <w:pPr>
@@ -33399,9 +34131,9 @@
       <w:ind/>
     </w:pPr>
   </w:style>
-  <w:style w:type="table" w:styleId="704">
+  <w:style w:type="table" w:styleId="892">
     <w:name w:val="Table Grid"/>
-    <w:basedOn w:val="677"/>
+    <w:basedOn w:val="865"/>
     <w:uiPriority w:val="39"/>
     <w:pPr>
       <w:pBdr/>
@@ -33591,10 +34323,10 @@
       </w:tcPr>
     </w:tblStylePr>
   </w:style>
-  <w:style w:type="paragraph" w:styleId="705">
+  <w:style w:type="paragraph" w:styleId="893">
     <w:name w:val="toc 2"/>
-    <w:basedOn w:val="666"/>
-    <w:next w:val="666"/>
+    <w:basedOn w:val="854"/>
+    <w:next w:val="854"/>
     <w:uiPriority w:val="39"/>
     <w:unhideWhenUsed/>
     <w:pPr>
